--- a/ПРОГР лаба 4.docx
+++ b/ПРОГР лаба 4.docx
@@ -1,6 +1,6 @@
 
 <file path=word/document.xml><?xml version="1.0" encoding="utf-8"?>
-<w:document xmlns:wpc="http://schemas.microsoft.com/office/word/2010/wordprocessingCanvas" xmlns:mc="http://schemas.openxmlformats.org/markup-compatibility/2006" xmlns:o="urn:schemas-microsoft-com:office:office" xmlns:r="http://schemas.openxmlformats.org/officeDocument/2006/relationships" xmlns:m="http://schemas.openxmlformats.org/officeDocument/2006/math" xmlns:v="urn:schemas-microsoft-com:vml" xmlns:wp14="http://schemas.microsoft.com/office/word/2010/wordprocessingDrawing" xmlns:wp="http://schemas.openxmlformats.org/drawingml/2006/wordprocessingDrawing" xmlns:w10="urn:schemas-microsoft-com:office:word" xmlns:w="http://schemas.openxmlformats.org/wordprocessingml/2006/main" xmlns:w14="http://schemas.microsoft.com/office/word/2010/wordml" xmlns:wpg="http://schemas.microsoft.com/office/word/2010/wordprocessingGroup" xmlns:wpi="http://schemas.microsoft.com/office/word/2010/wordprocessingInk" xmlns:wne="http://schemas.microsoft.com/office/word/2006/wordml" xmlns:wps="http://schemas.microsoft.com/office/word/2010/wordprocessingShape" mc:Ignorable="w14 wp14">
+<w:document xmlns:wpc="http://schemas.microsoft.com/office/word/2010/wordprocessingCanvas" xmlns:cx="http://schemas.microsoft.com/office/drawing/2014/chartex" xmlns:cx1="http://schemas.microsoft.com/office/drawing/2015/9/8/chartex" xmlns:mc="http://schemas.openxmlformats.org/markup-compatibility/2006" xmlns:o="urn:schemas-microsoft-com:office:office" xmlns:r="http://schemas.openxmlformats.org/officeDocument/2006/relationships" xmlns:m="http://schemas.openxmlformats.org/officeDocument/2006/math" xmlns:v="urn:schemas-microsoft-com:vml" xmlns:wp14="http://schemas.microsoft.com/office/word/2010/wordprocessingDrawing" xmlns:wp="http://schemas.openxmlformats.org/drawingml/2006/wordprocessingDrawing" xmlns:w10="urn:schemas-microsoft-com:office:word" xmlns:w="http://schemas.openxmlformats.org/wordprocessingml/2006/main" xmlns:w14="http://schemas.microsoft.com/office/word/2010/wordml" xmlns:w15="http://schemas.microsoft.com/office/word/2012/wordml" xmlns:w16se="http://schemas.microsoft.com/office/word/2015/wordml/symex" xmlns:wpg="http://schemas.microsoft.com/office/word/2010/wordprocessingGroup" xmlns:wpi="http://schemas.microsoft.com/office/word/2010/wordprocessingInk" xmlns:wne="http://schemas.microsoft.com/office/word/2006/wordml" xmlns:wps="http://schemas.microsoft.com/office/word/2010/wordprocessingShape" mc:Ignorable="w14 w15 w16se wp14">
   <w:body>
     <w:p>
       <w:pPr>
@@ -9,6 +9,7 @@
         <w:rPr>
           <w:sz w:val="28"/>
           <w:szCs w:val="28"/>
+          <w:lang w:val="en-US"/>
         </w:rPr>
       </w:pPr>
     </w:p>
@@ -137,7 +138,7 @@
                     </pic:cNvPicPr>
                   </pic:nvPicPr>
                   <pic:blipFill>
-                    <a:blip r:embed="rId8">
+                    <a:blip r:embed="rId7">
                       <a:extLst>
                         <a:ext uri="{28A0092B-C50C-407E-A947-70E740481C1C}">
                           <a14:useLocalDpi xmlns:a14="http://schemas.microsoft.com/office/drawing/2010/main" val="0"/>
@@ -257,7 +258,6 @@
         </w:rPr>
         <w:t xml:space="preserve">название модели </w:t>
       </w:r>
-      <w:proofErr w:type="spellStart"/>
       <w:r>
         <w:rPr>
           <w:b/>
@@ -267,7 +267,6 @@
         </w:rPr>
         <w:t>FamiliyaModel</w:t>
       </w:r>
-      <w:proofErr w:type="spellEnd"/>
     </w:p>
     <w:p>
       <w:pPr>
@@ -577,7 +576,6 @@
         </w:rPr>
         <w:t xml:space="preserve"> Фамилия_</w:t>
       </w:r>
-      <w:proofErr w:type="spellStart"/>
       <w:r>
         <w:rPr>
           <w:sz w:val="28"/>
@@ -586,7 +584,6 @@
         </w:rPr>
         <w:t>Autoservice</w:t>
       </w:r>
-      <w:proofErr w:type="spellEnd"/>
       <w:r>
         <w:rPr>
           <w:sz w:val="28"/>
@@ -667,17 +664,8 @@
           <w:sz w:val="28"/>
           <w:szCs w:val="28"/>
         </w:rPr>
-        <w:t xml:space="preserve"> оставляем наивысшую версию </w:t>
-      </w:r>
-      <w:proofErr w:type="spellStart"/>
-      <w:r>
-        <w:rPr>
-          <w:sz w:val="28"/>
-          <w:szCs w:val="28"/>
-        </w:rPr>
-        <w:t>фреймворка</w:t>
-      </w:r>
-      <w:proofErr w:type="spellEnd"/>
+        <w:t xml:space="preserve"> оставляем наивысшую версию фреймворка</w:t>
+      </w:r>
       <w:r>
         <w:rPr>
           <w:sz w:val="28"/>
@@ -726,7 +714,6 @@
         </w:rPr>
         <w:t xml:space="preserve"> все таблицы ЗА ИСКЛЮЧЕНИЕМ </w:t>
       </w:r>
-      <w:proofErr w:type="spellStart"/>
       <w:r>
         <w:rPr>
           <w:b/>
@@ -736,7 +723,6 @@
         </w:rPr>
         <w:t>sysdiagrams</w:t>
       </w:r>
-      <w:proofErr w:type="spellEnd"/>
       <w:r>
         <w:rPr>
           <w:b/>
@@ -833,7 +819,7 @@
                     <pic:cNvPicPr/>
                   </pic:nvPicPr>
                   <pic:blipFill>
-                    <a:blip r:embed="rId9"/>
+                    <a:blip r:embed="rId8"/>
                     <a:stretch>
                       <a:fillRect/>
                     </a:stretch>
@@ -908,7 +894,6 @@
         </w:rPr>
         <w:t xml:space="preserve"> откроем файл </w:t>
       </w:r>
-      <w:proofErr w:type="spellStart"/>
       <w:r>
         <w:rPr>
           <w:sz w:val="28"/>
@@ -925,7 +910,6 @@
         </w:rPr>
         <w:t>Model</w:t>
       </w:r>
-      <w:proofErr w:type="spellEnd"/>
       <w:r>
         <w:rPr>
           <w:sz w:val="28"/>
@@ -948,7 +932,6 @@
         </w:rPr>
         <w:t>.</w:t>
       </w:r>
-      <w:proofErr w:type="spellStart"/>
       <w:r>
         <w:rPr>
           <w:sz w:val="28"/>
@@ -957,7 +940,6 @@
         </w:rPr>
         <w:t>cs</w:t>
       </w:r>
-      <w:proofErr w:type="spellEnd"/>
       <w:r>
         <w:rPr>
           <w:sz w:val="28"/>
@@ -1000,7 +982,7 @@
                     </pic:cNvPicPr>
                   </pic:nvPicPr>
                   <pic:blipFill>
-                    <a:blip r:embed="rId10">
+                    <a:blip r:embed="rId9">
                       <a:extLst>
                         <a:ext uri="{28A0092B-C50C-407E-A947-70E740481C1C}">
                           <a14:useLocalDpi xmlns:a14="http://schemas.microsoft.com/office/drawing/2010/main" val="0"/>
@@ -1164,7 +1146,7 @@
           </mc:Choice>
           <mc:Fallback>
             <w:pict>
-              <v:roundrect id="Скругленный прямоугольник 1" o:spid="_x0000_s1026" style="position:absolute;margin-left:32.4pt;margin-top:49.7pt;width:325.8pt;height:138pt;z-index:251659264;visibility:visible;mso-wrap-style:square;mso-wrap-distance-left:9pt;mso-wrap-distance-top:0;mso-wrap-distance-right:9pt;mso-wrap-distance-bottom:0;mso-position-horizontal:absolute;mso-position-horizontal-relative:text;mso-position-vertical:absolute;mso-position-vertical-relative:text;v-text-anchor:middle" arcsize="10923f" o:gfxdata="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" filled="f" strokecolor="#00b050" strokeweight="2pt"/>
+              <v:roundrect w14:anchorId="0DDED6FD" id="Скругленный прямоугольник 1" o:spid="_x0000_s1026" style="position:absolute;margin-left:32.4pt;margin-top:49.7pt;width:325.8pt;height:138pt;z-index:251659264;visibility:visible;mso-wrap-style:square;mso-wrap-distance-left:9pt;mso-wrap-distance-top:0;mso-wrap-distance-right:9pt;mso-wrap-distance-bottom:0;mso-position-horizontal:absolute;mso-position-horizontal-relative:text;mso-position-vertical:absolute;mso-position-vertical-relative:text;v-text-anchor:middle" arcsize="10923f" o:gfxdata="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" filled="f" strokecolor="#00b050" strokeweight="2pt"/>
             </w:pict>
           </mc:Fallback>
         </mc:AlternateContent>
@@ -1192,7 +1174,7 @@
                     <pic:cNvPicPr/>
                   </pic:nvPicPr>
                   <pic:blipFill rotWithShape="1">
-                    <a:blip r:embed="rId11"/>
+                    <a:blip r:embed="rId10"/>
                     <a:srcRect b="7089"/>
                     <a:stretch/>
                   </pic:blipFill>
@@ -1300,7 +1282,6 @@
         </w:rPr>
         <w:t xml:space="preserve"> страницу </w:t>
       </w:r>
-      <w:proofErr w:type="spellStart"/>
       <w:r>
         <w:rPr>
           <w:b/>
@@ -1309,7 +1290,6 @@
         </w:rPr>
         <w:t>ServicePage.xaml</w:t>
       </w:r>
-      <w:proofErr w:type="spellEnd"/>
       <w:r>
         <w:rPr>
           <w:b/>
@@ -1398,7 +1378,7 @@
                     </pic:cNvPicPr>
                   </pic:nvPicPr>
                   <pic:blipFill>
-                    <a:blip r:embed="rId12">
+                    <a:blip r:embed="rId11">
                       <a:extLst>
                         <a:ext uri="{28A0092B-C50C-407E-A947-70E740481C1C}">
                           <a14:useLocalDpi xmlns:a14="http://schemas.microsoft.com/office/drawing/2010/main" val="0"/>
@@ -1629,17 +1609,8 @@
           <w:sz w:val="28"/>
           <w:szCs w:val="28"/>
         </w:rPr>
-        <w:t xml:space="preserve"> </w:t>
-      </w:r>
-      <w:proofErr w:type="spellStart"/>
-      <w:r>
-        <w:rPr>
-          <w:sz w:val="28"/>
-          <w:szCs w:val="28"/>
-        </w:rPr>
-        <w:t>ListView</w:t>
-      </w:r>
-      <w:proofErr w:type="spellEnd"/>
+        <w:t xml:space="preserve"> ListView</w:t>
+      </w:r>
       <w:r>
         <w:rPr>
           <w:sz w:val="28"/>
@@ -1830,7 +1801,6 @@
         </w:rPr>
         <w:t>&lt;</w:t>
       </w:r>
-      <w:proofErr w:type="spellStart"/>
       <w:r>
         <w:rPr>
           <w:rFonts w:ascii="Consolas" w:hAnsi="Consolas" w:cs="Consolas"/>
@@ -1843,7 +1813,6 @@
         </w:rPr>
         <w:t>ListView</w:t>
       </w:r>
-      <w:proofErr w:type="spellEnd"/>
       <w:r>
         <w:rPr>
           <w:rFonts w:ascii="Consolas" w:hAnsi="Consolas" w:cs="Consolas"/>
@@ -1866,33 +1835,7 @@
           <w:szCs w:val="19"/>
           <w:lang w:val="en-US"/>
         </w:rPr>
-        <w:t>="</w:t>
-      </w:r>
-      <w:proofErr w:type="spellStart"/>
-      <w:r>
-        <w:rPr>
-          <w:rFonts w:ascii="Consolas" w:hAnsi="Consolas" w:cs="Consolas"/>
-          <w:b/>
-          <w:i/>
-          <w:color w:val="0000FF"/>
-          <w:sz w:val="24"/>
-          <w:szCs w:val="19"/>
-          <w:lang w:val="en-US"/>
-        </w:rPr>
-        <w:t>ServiceListView</w:t>
-      </w:r>
-      <w:proofErr w:type="spellEnd"/>
-      <w:r>
-        <w:rPr>
-          <w:rFonts w:ascii="Consolas" w:hAnsi="Consolas" w:cs="Consolas"/>
-          <w:b/>
-          <w:i/>
-          <w:color w:val="0000FF"/>
-          <w:sz w:val="24"/>
-          <w:szCs w:val="19"/>
-          <w:lang w:val="en-US"/>
-        </w:rPr>
-        <w:t>" &gt;</w:t>
+        <w:t>="ServiceListView" &gt;</w:t>
       </w:r>
     </w:p>
     <w:p>
@@ -1935,7 +1878,6 @@
         </w:rPr>
         <w:t>&lt;</w:t>
       </w:r>
-      <w:proofErr w:type="spellStart"/>
       <w:r>
         <w:rPr>
           <w:rFonts w:ascii="Consolas" w:hAnsi="Consolas" w:cs="Consolas"/>
@@ -1948,7 +1890,6 @@
         </w:rPr>
         <w:t>ListView.ItemTemplate</w:t>
       </w:r>
-      <w:proofErr w:type="spellEnd"/>
       <w:r>
         <w:rPr>
           <w:rFonts w:ascii="Consolas" w:hAnsi="Consolas" w:cs="Consolas"/>
@@ -2002,7 +1943,6 @@
         </w:rPr>
         <w:t>&lt;</w:t>
       </w:r>
-      <w:proofErr w:type="spellStart"/>
       <w:r>
         <w:rPr>
           <w:rFonts w:ascii="Consolas" w:hAnsi="Consolas" w:cs="Consolas"/>
@@ -2015,7 +1955,6 @@
         </w:rPr>
         <w:t>DataTemplate</w:t>
       </w:r>
-      <w:proofErr w:type="spellEnd"/>
       <w:r>
         <w:rPr>
           <w:rFonts w:ascii="Consolas" w:hAnsi="Consolas" w:cs="Consolas"/>
@@ -2134,7 +2073,6 @@
         </w:rPr>
         <w:t>&lt;</w:t>
       </w:r>
-      <w:proofErr w:type="spellStart"/>
       <w:r>
         <w:rPr>
           <w:rFonts w:ascii="Consolas" w:hAnsi="Consolas" w:cs="Consolas"/>
@@ -2147,7 +2085,6 @@
         </w:rPr>
         <w:t>Grid.ColumnDefinitions</w:t>
       </w:r>
-      <w:proofErr w:type="spellEnd"/>
       <w:r>
         <w:rPr>
           <w:rFonts w:ascii="Consolas" w:hAnsi="Consolas" w:cs="Consolas"/>
@@ -2201,7 +2138,6 @@
         </w:rPr>
         <w:t>&lt;</w:t>
       </w:r>
-      <w:proofErr w:type="spellStart"/>
       <w:r>
         <w:rPr>
           <w:rFonts w:ascii="Consolas" w:hAnsi="Consolas" w:cs="Consolas"/>
@@ -2214,7 +2150,6 @@
         </w:rPr>
         <w:t>ColumnDefinition</w:t>
       </w:r>
-      <w:proofErr w:type="spellEnd"/>
       <w:r>
         <w:rPr>
           <w:rFonts w:ascii="Consolas" w:hAnsi="Consolas" w:cs="Consolas"/>
@@ -2227,7 +2162,6 @@
         </w:rPr>
         <w:t>&gt;&lt;/</w:t>
       </w:r>
-      <w:proofErr w:type="spellStart"/>
       <w:r>
         <w:rPr>
           <w:rFonts w:ascii="Consolas" w:hAnsi="Consolas" w:cs="Consolas"/>
@@ -2240,7 +2174,6 @@
         </w:rPr>
         <w:t>ColumnDefinition</w:t>
       </w:r>
-      <w:proofErr w:type="spellEnd"/>
       <w:r>
         <w:rPr>
           <w:rFonts w:ascii="Consolas" w:hAnsi="Consolas" w:cs="Consolas"/>
@@ -2294,7 +2227,6 @@
         </w:rPr>
         <w:t>&lt;</w:t>
       </w:r>
-      <w:proofErr w:type="spellStart"/>
       <w:r>
         <w:rPr>
           <w:rFonts w:ascii="Consolas" w:hAnsi="Consolas" w:cs="Consolas"/>
@@ -2307,7 +2239,6 @@
         </w:rPr>
         <w:t>ColumnDefinition</w:t>
       </w:r>
-      <w:proofErr w:type="spellEnd"/>
       <w:r>
         <w:rPr>
           <w:rFonts w:ascii="Consolas" w:hAnsi="Consolas" w:cs="Consolas"/>
@@ -2320,7 +2251,6 @@
         </w:rPr>
         <w:t>&gt;&lt;/</w:t>
       </w:r>
-      <w:proofErr w:type="spellStart"/>
       <w:r>
         <w:rPr>
           <w:rFonts w:ascii="Consolas" w:hAnsi="Consolas" w:cs="Consolas"/>
@@ -2333,7 +2263,6 @@
         </w:rPr>
         <w:t>ColumnDefinition</w:t>
       </w:r>
-      <w:proofErr w:type="spellEnd"/>
       <w:r>
         <w:rPr>
           <w:rFonts w:ascii="Consolas" w:hAnsi="Consolas" w:cs="Consolas"/>
@@ -2387,7 +2316,6 @@
         </w:rPr>
         <w:t>&lt;/</w:t>
       </w:r>
-      <w:proofErr w:type="spellStart"/>
       <w:r>
         <w:rPr>
           <w:rFonts w:ascii="Consolas" w:hAnsi="Consolas" w:cs="Consolas"/>
@@ -2400,7 +2328,6 @@
         </w:rPr>
         <w:t>Grid.ColumnDefinitions</w:t>
       </w:r>
-      <w:proofErr w:type="spellEnd"/>
       <w:r>
         <w:rPr>
           <w:rFonts w:ascii="Consolas" w:hAnsi="Consolas" w:cs="Consolas"/>
@@ -2454,7 +2381,6 @@
         </w:rPr>
         <w:t>&lt;</w:t>
       </w:r>
-      <w:proofErr w:type="spellStart"/>
       <w:r>
         <w:rPr>
           <w:rFonts w:ascii="Consolas" w:hAnsi="Consolas" w:cs="Consolas"/>
@@ -2467,7 +2393,6 @@
         </w:rPr>
         <w:t>Grid.RowDefinitions</w:t>
       </w:r>
-      <w:proofErr w:type="spellEnd"/>
       <w:r>
         <w:rPr>
           <w:rFonts w:ascii="Consolas" w:hAnsi="Consolas" w:cs="Consolas"/>
@@ -2521,7 +2446,6 @@
         </w:rPr>
         <w:t>&lt;</w:t>
       </w:r>
-      <w:proofErr w:type="spellStart"/>
       <w:r>
         <w:rPr>
           <w:rFonts w:ascii="Consolas" w:hAnsi="Consolas" w:cs="Consolas"/>
@@ -2534,7 +2458,6 @@
         </w:rPr>
         <w:t>RowDefinition</w:t>
       </w:r>
-      <w:proofErr w:type="spellEnd"/>
       <w:r>
         <w:rPr>
           <w:rFonts w:ascii="Consolas" w:hAnsi="Consolas" w:cs="Consolas"/>
@@ -2600,7 +2523,6 @@
         </w:rPr>
         <w:t>&lt;</w:t>
       </w:r>
-      <w:proofErr w:type="spellStart"/>
       <w:r>
         <w:rPr>
           <w:rFonts w:ascii="Consolas" w:hAnsi="Consolas" w:cs="Consolas"/>
@@ -2613,7 +2535,6 @@
         </w:rPr>
         <w:t>RowDefinition</w:t>
       </w:r>
-      <w:proofErr w:type="spellEnd"/>
       <w:r>
         <w:rPr>
           <w:rFonts w:ascii="Consolas" w:hAnsi="Consolas" w:cs="Consolas"/>
@@ -2679,7 +2600,6 @@
         </w:rPr>
         <w:t>&lt;</w:t>
       </w:r>
-      <w:proofErr w:type="spellStart"/>
       <w:r>
         <w:rPr>
           <w:rFonts w:ascii="Consolas" w:hAnsi="Consolas" w:cs="Consolas"/>
@@ -2692,7 +2612,6 @@
         </w:rPr>
         <w:t>RowDefinition</w:t>
       </w:r>
-      <w:proofErr w:type="spellEnd"/>
       <w:r>
         <w:rPr>
           <w:rFonts w:ascii="Consolas" w:hAnsi="Consolas" w:cs="Consolas"/>
@@ -2758,7 +2677,6 @@
         </w:rPr>
         <w:t>&lt;</w:t>
       </w:r>
-      <w:proofErr w:type="spellStart"/>
       <w:r>
         <w:rPr>
           <w:rFonts w:ascii="Consolas" w:hAnsi="Consolas" w:cs="Consolas"/>
@@ -2771,7 +2689,6 @@
         </w:rPr>
         <w:t>RowDefinition</w:t>
       </w:r>
-      <w:proofErr w:type="spellEnd"/>
       <w:r>
         <w:rPr>
           <w:rFonts w:ascii="Consolas" w:hAnsi="Consolas" w:cs="Consolas"/>
@@ -2832,7 +2749,6 @@
         </w:rPr>
         <w:t>&lt;/</w:t>
       </w:r>
-      <w:proofErr w:type="spellStart"/>
       <w:r>
         <w:rPr>
           <w:rFonts w:ascii="Consolas" w:hAnsi="Consolas" w:cs="Consolas"/>
@@ -2844,7 +2760,6 @@
         </w:rPr>
         <w:t>Grid.RowDefinitions</w:t>
       </w:r>
-      <w:proofErr w:type="spellEnd"/>
       <w:r>
         <w:rPr>
           <w:rFonts w:ascii="Consolas" w:hAnsi="Consolas" w:cs="Consolas"/>
@@ -2954,7 +2869,6 @@
         </w:rPr>
         <w:t>&lt;/</w:t>
       </w:r>
-      <w:proofErr w:type="spellStart"/>
       <w:r>
         <w:rPr>
           <w:rFonts w:ascii="Consolas" w:hAnsi="Consolas" w:cs="Consolas"/>
@@ -2966,7 +2880,6 @@
         </w:rPr>
         <w:t>DataTemplate</w:t>
       </w:r>
-      <w:proofErr w:type="spellEnd"/>
       <w:r>
         <w:rPr>
           <w:rFonts w:ascii="Consolas" w:hAnsi="Consolas" w:cs="Consolas"/>
@@ -3016,7 +2929,6 @@
         </w:rPr>
         <w:t>&lt;/</w:t>
       </w:r>
-      <w:proofErr w:type="spellStart"/>
       <w:r>
         <w:rPr>
           <w:rFonts w:ascii="Consolas" w:hAnsi="Consolas" w:cs="Consolas"/>
@@ -3028,7 +2940,6 @@
         </w:rPr>
         <w:t>ListView.ItemTemplate</w:t>
       </w:r>
-      <w:proofErr w:type="spellEnd"/>
       <w:r>
         <w:rPr>
           <w:rFonts w:ascii="Consolas" w:hAnsi="Consolas" w:cs="Consolas"/>
@@ -3078,7 +2989,6 @@
         </w:rPr>
         <w:t>&lt;/</w:t>
       </w:r>
-      <w:proofErr w:type="spellStart"/>
       <w:r>
         <w:rPr>
           <w:rFonts w:ascii="Consolas" w:hAnsi="Consolas" w:cs="Consolas"/>
@@ -3090,7 +3000,6 @@
         </w:rPr>
         <w:t>ListView</w:t>
       </w:r>
-      <w:proofErr w:type="spellEnd"/>
       <w:r>
         <w:rPr>
           <w:rFonts w:ascii="Consolas" w:hAnsi="Consolas" w:cs="Consolas"/>
@@ -3279,7 +3188,6 @@
         </w:rPr>
         <w:t>.</w:t>
       </w:r>
-      <w:proofErr w:type="spellStart"/>
       <w:r>
         <w:rPr>
           <w:sz w:val="28"/>
@@ -3288,7 +3196,6 @@
         </w:rPr>
         <w:t>png</w:t>
       </w:r>
-      <w:proofErr w:type="spellEnd"/>
       <w:r>
         <w:rPr>
           <w:sz w:val="28"/>
@@ -3381,7 +3288,21 @@
           <w:sz w:val="28"/>
           <w:szCs w:val="28"/>
         </w:rPr>
-        <w:t xml:space="preserve"> не будет</w:t>
+        <w:t xml:space="preserve"> </w:t>
+      </w:r>
+      <w:r>
+        <w:rPr>
+          <w:sz w:val="28"/>
+          <w:szCs w:val="28"/>
+        </w:rPr>
+        <w:t xml:space="preserve"> </w:t>
+      </w:r>
+      <w:r>
+        <w:rPr>
+          <w:sz w:val="28"/>
+          <w:szCs w:val="28"/>
+        </w:rPr>
+        <w:t>не будет</w:t>
       </w:r>
       <w:r>
         <w:rPr>
@@ -3413,6 +3334,304 @@
             <wp:extent cx="6941820" cy="1996785"/>
             <wp:effectExtent l="0" t="0" r="0" b="3810"/>
             <wp:docPr id="58" name="Рисунок 58"/>
+            <wp:cNvGraphicFramePr>
+              <a:graphicFrameLocks xmlns:a="http://schemas.openxmlformats.org/drawingml/2006/main" noChangeAspect="1"/>
+            </wp:cNvGraphicFramePr>
+            <a:graphic xmlns:a="http://schemas.openxmlformats.org/drawingml/2006/main">
+              <a:graphicData uri="http://schemas.openxmlformats.org/drawingml/2006/picture">
+                <pic:pic xmlns:pic="http://schemas.openxmlformats.org/drawingml/2006/picture">
+                  <pic:nvPicPr>
+                    <pic:cNvPr id="0" name=""/>
+                    <pic:cNvPicPr/>
+                  </pic:nvPicPr>
+                  <pic:blipFill>
+                    <a:blip r:embed="rId12"/>
+                    <a:stretch>
+                      <a:fillRect/>
+                    </a:stretch>
+                  </pic:blipFill>
+                  <pic:spPr>
+                    <a:xfrm>
+                      <a:off x="0" y="0"/>
+                      <a:ext cx="6949376" cy="1998959"/>
+                    </a:xfrm>
+                    <a:prstGeom prst="rect">
+                      <a:avLst/>
+                    </a:prstGeom>
+                  </pic:spPr>
+                </pic:pic>
+              </a:graphicData>
+            </a:graphic>
+          </wp:inline>
+        </w:drawing>
+      </w:r>
+    </w:p>
+    <w:p>
+      <w:pPr>
+        <w:spacing w:after="0" w:line="240" w:lineRule="auto"/>
+        <w:jc w:val="both"/>
+        <w:rPr>
+          <w:rFonts w:ascii="Consolas" w:hAnsi="Consolas" w:cs="Consolas"/>
+          <w:color w:val="0000FF"/>
+          <w:sz w:val="28"/>
+          <w:szCs w:val="28"/>
+        </w:rPr>
+      </w:pPr>
+    </w:p>
+    <w:p>
+      <w:pPr>
+        <w:spacing w:after="0" w:line="240" w:lineRule="auto"/>
+        <w:jc w:val="both"/>
+        <w:rPr>
+          <w:sz w:val="28"/>
+          <w:szCs w:val="28"/>
+        </w:rPr>
+      </w:pPr>
+      <w:r>
+        <w:rPr>
+          <w:sz w:val="28"/>
+          <w:szCs w:val="28"/>
+        </w:rPr>
+        <w:t>11</w:t>
+      </w:r>
+      <w:r>
+        <w:rPr>
+          <w:sz w:val="28"/>
+          <w:szCs w:val="28"/>
+        </w:rPr>
+        <w:t xml:space="preserve">. </w:t>
+      </w:r>
+      <w:r>
+        <w:rPr>
+          <w:sz w:val="28"/>
+          <w:szCs w:val="28"/>
+        </w:rPr>
+        <w:t xml:space="preserve">Добавим после рисунка </w:t>
+      </w:r>
+      <w:r>
+        <w:rPr>
+          <w:sz w:val="28"/>
+          <w:szCs w:val="28"/>
+        </w:rPr>
+        <w:t>т</w:t>
+      </w:r>
+      <w:r>
+        <w:rPr>
+          <w:sz w:val="28"/>
+          <w:szCs w:val="28"/>
+        </w:rPr>
+        <w:t>екстовые поля</w:t>
+      </w:r>
+      <w:r>
+        <w:rPr>
+          <w:sz w:val="28"/>
+          <w:szCs w:val="28"/>
+        </w:rPr>
+        <w:t>:</w:t>
+      </w:r>
+    </w:p>
+    <w:p>
+      <w:pPr>
+        <w:spacing w:after="0" w:line="240" w:lineRule="auto"/>
+        <w:jc w:val="both"/>
+        <w:rPr>
+          <w:sz w:val="28"/>
+          <w:szCs w:val="28"/>
+        </w:rPr>
+      </w:pPr>
+      <w:r>
+        <w:rPr>
+          <w:sz w:val="28"/>
+          <w:szCs w:val="28"/>
+        </w:rPr>
+        <w:t xml:space="preserve">для </w:t>
+      </w:r>
+      <w:r>
+        <w:rPr>
+          <w:b/>
+          <w:sz w:val="28"/>
+          <w:szCs w:val="28"/>
+        </w:rPr>
+        <w:t>наименования</w:t>
+      </w:r>
+      <w:r>
+        <w:rPr>
+          <w:sz w:val="28"/>
+          <w:szCs w:val="28"/>
+        </w:rPr>
+        <w:t>, указав: перенос текста, выравнивание, большой шрифт; для стоимости</w:t>
+      </w:r>
+      <w:r>
+        <w:rPr>
+          <w:sz w:val="28"/>
+          <w:szCs w:val="28"/>
+        </w:rPr>
+        <w:t>,</w:t>
+      </w:r>
+      <w:r>
+        <w:rPr>
+          <w:sz w:val="28"/>
+          <w:szCs w:val="28"/>
+        </w:rPr>
+        <w:t xml:space="preserve"> указав:  </w:t>
+      </w:r>
+      <w:r>
+        <w:rPr>
+          <w:sz w:val="28"/>
+          <w:szCs w:val="28"/>
+        </w:rPr>
+        <w:t>большой</w:t>
+      </w:r>
+      <w:r>
+        <w:rPr>
+          <w:sz w:val="28"/>
+          <w:szCs w:val="28"/>
+        </w:rPr>
+        <w:t xml:space="preserve"> шрифт</w:t>
+      </w:r>
+      <w:r>
+        <w:rPr>
+          <w:sz w:val="28"/>
+          <w:szCs w:val="28"/>
+        </w:rPr>
+        <w:t xml:space="preserve">, </w:t>
+      </w:r>
+      <w:r>
+        <w:rPr>
+          <w:sz w:val="28"/>
+          <w:szCs w:val="28"/>
+        </w:rPr>
+        <w:t>выравниваем по левому краю</w:t>
+      </w:r>
+      <w:r>
+        <w:rPr>
+          <w:sz w:val="28"/>
+          <w:szCs w:val="28"/>
+        </w:rPr>
+        <w:t xml:space="preserve">; </w:t>
+      </w:r>
+    </w:p>
+    <w:p>
+      <w:pPr>
+        <w:spacing w:after="0" w:line="240" w:lineRule="auto"/>
+        <w:jc w:val="both"/>
+        <w:rPr>
+          <w:sz w:val="28"/>
+          <w:szCs w:val="28"/>
+        </w:rPr>
+      </w:pPr>
+      <w:r>
+        <w:rPr>
+          <w:sz w:val="28"/>
+          <w:szCs w:val="28"/>
+        </w:rPr>
+        <w:t xml:space="preserve">для </w:t>
+      </w:r>
+      <w:r>
+        <w:rPr>
+          <w:b/>
+          <w:sz w:val="28"/>
+          <w:szCs w:val="28"/>
+        </w:rPr>
+        <w:t>длительности</w:t>
+      </w:r>
+      <w:r>
+        <w:rPr>
+          <w:sz w:val="28"/>
+          <w:szCs w:val="28"/>
+        </w:rPr>
+        <w:t>, указав: большой</w:t>
+      </w:r>
+      <w:r>
+        <w:rPr>
+          <w:sz w:val="28"/>
+          <w:szCs w:val="28"/>
+        </w:rPr>
+        <w:t xml:space="preserve"> шрифт</w:t>
+      </w:r>
+      <w:r>
+        <w:rPr>
+          <w:sz w:val="28"/>
+          <w:szCs w:val="28"/>
+        </w:rPr>
+        <w:t xml:space="preserve">, </w:t>
+      </w:r>
+      <w:r>
+        <w:rPr>
+          <w:sz w:val="28"/>
+          <w:szCs w:val="28"/>
+        </w:rPr>
+        <w:t xml:space="preserve">выравниваем </w:t>
+      </w:r>
+      <w:r>
+        <w:rPr>
+          <w:sz w:val="28"/>
+          <w:szCs w:val="28"/>
+        </w:rPr>
+        <w:t>по пра</w:t>
+      </w:r>
+      <w:r>
+        <w:rPr>
+          <w:sz w:val="28"/>
+          <w:szCs w:val="28"/>
+        </w:rPr>
+        <w:t>вому краю</w:t>
+      </w:r>
+      <w:r>
+        <w:rPr>
+          <w:sz w:val="28"/>
+          <w:szCs w:val="28"/>
+        </w:rPr>
+        <w:t>; для скидки – средний шрифт, по левому</w:t>
+      </w:r>
+      <w:r>
+        <w:rPr>
+          <w:sz w:val="28"/>
+          <w:szCs w:val="28"/>
+        </w:rPr>
+        <w:t xml:space="preserve">. </w:t>
+      </w:r>
+    </w:p>
+    <w:p>
+      <w:pPr>
+        <w:spacing w:after="0" w:line="240" w:lineRule="auto"/>
+        <w:jc w:val="both"/>
+        <w:rPr>
+          <w:sz w:val="28"/>
+          <w:szCs w:val="28"/>
+        </w:rPr>
+      </w:pPr>
+      <w:r>
+        <w:rPr>
+          <w:sz w:val="28"/>
+          <w:szCs w:val="28"/>
+        </w:rPr>
+        <w:t>Располагаются все эти текстовые блоки в Колонке 1, но в разных строках:</w:t>
+      </w:r>
+    </w:p>
+    <w:p>
+      <w:pPr>
+        <w:spacing w:after="0" w:line="240" w:lineRule="auto"/>
+        <w:ind w:hanging="142"/>
+        <w:jc w:val="both"/>
+        <w:rPr>
+          <w:sz w:val="28"/>
+          <w:szCs w:val="28"/>
+          <w:lang w:val="en-US"/>
+        </w:rPr>
+      </w:pPr>
+      <w:r>
+        <w:rPr>
+          <w:noProof/>
+          <w:sz w:val="28"/>
+          <w:szCs w:val="28"/>
+          <w:lang w:eastAsia="ru-RU"/>
+        </w:rPr>
+        <w:drawing>
+          <wp:inline distT="0" distB="0" distL="0" distR="0" wp14:anchorId="2FB2D8AB" wp14:editId="4E14D283">
+            <wp:extent cx="7056120" cy="576054"/>
+            <wp:effectExtent l="0" t="0" r="0" b="0"/>
+            <wp:docPr id="59" name="Рисунок 59"/>
             <wp:cNvGraphicFramePr>
               <a:graphicFrameLocks xmlns:a="http://schemas.openxmlformats.org/drawingml/2006/main" noChangeAspect="1"/>
             </wp:cNvGraphicFramePr>
@@ -3432,306 +3651,6 @@
                   <pic:spPr>
                     <a:xfrm>
                       <a:off x="0" y="0"/>
-                      <a:ext cx="6949376" cy="1998959"/>
-                    </a:xfrm>
-                    <a:prstGeom prst="rect">
-                      <a:avLst/>
-                    </a:prstGeom>
-                  </pic:spPr>
-                </pic:pic>
-              </a:graphicData>
-            </a:graphic>
-          </wp:inline>
-        </w:drawing>
-      </w:r>
-    </w:p>
-    <w:p>
-      <w:pPr>
-        <w:spacing w:after="0" w:line="240" w:lineRule="auto"/>
-        <w:jc w:val="both"/>
-        <w:rPr>
-          <w:rFonts w:ascii="Consolas" w:hAnsi="Consolas" w:cs="Consolas"/>
-          <w:color w:val="0000FF"/>
-          <w:sz w:val="28"/>
-          <w:szCs w:val="28"/>
-        </w:rPr>
-      </w:pPr>
-    </w:p>
-    <w:p>
-      <w:pPr>
-        <w:spacing w:after="0" w:line="240" w:lineRule="auto"/>
-        <w:jc w:val="both"/>
-        <w:rPr>
-          <w:sz w:val="28"/>
-          <w:szCs w:val="28"/>
-        </w:rPr>
-      </w:pPr>
-      <w:r>
-        <w:rPr>
-          <w:sz w:val="28"/>
-          <w:szCs w:val="28"/>
-        </w:rPr>
-        <w:t>11</w:t>
-      </w:r>
-      <w:r>
-        <w:rPr>
-          <w:sz w:val="28"/>
-          <w:szCs w:val="28"/>
-        </w:rPr>
-        <w:t xml:space="preserve">. </w:t>
-      </w:r>
-      <w:r>
-        <w:rPr>
-          <w:sz w:val="28"/>
-          <w:szCs w:val="28"/>
-        </w:rPr>
-        <w:t xml:space="preserve">Добавим после рисунка </w:t>
-      </w:r>
-      <w:r>
-        <w:rPr>
-          <w:sz w:val="28"/>
-          <w:szCs w:val="28"/>
-        </w:rPr>
-        <w:t>т</w:t>
-      </w:r>
-      <w:r>
-        <w:rPr>
-          <w:sz w:val="28"/>
-          <w:szCs w:val="28"/>
-        </w:rPr>
-        <w:t>екстовые поля</w:t>
-      </w:r>
-      <w:r>
-        <w:rPr>
-          <w:sz w:val="28"/>
-          <w:szCs w:val="28"/>
-        </w:rPr>
-        <w:t>:</w:t>
-      </w:r>
-    </w:p>
-    <w:p>
-      <w:pPr>
-        <w:spacing w:after="0" w:line="240" w:lineRule="auto"/>
-        <w:jc w:val="both"/>
-        <w:rPr>
-          <w:sz w:val="28"/>
-          <w:szCs w:val="28"/>
-        </w:rPr>
-      </w:pPr>
-      <w:proofErr w:type="gramStart"/>
-      <w:r>
-        <w:rPr>
-          <w:sz w:val="28"/>
-          <w:szCs w:val="28"/>
-        </w:rPr>
-        <w:t xml:space="preserve">для </w:t>
-      </w:r>
-      <w:r>
-        <w:rPr>
-          <w:b/>
-          <w:sz w:val="28"/>
-          <w:szCs w:val="28"/>
-        </w:rPr>
-        <w:t>наименования</w:t>
-      </w:r>
-      <w:r>
-        <w:rPr>
-          <w:sz w:val="28"/>
-          <w:szCs w:val="28"/>
-        </w:rPr>
-        <w:t>, указав: перенос текста, выравнивание, большой шрифт; для стоимости</w:t>
-      </w:r>
-      <w:r>
-        <w:rPr>
-          <w:sz w:val="28"/>
-          <w:szCs w:val="28"/>
-        </w:rPr>
-        <w:t>,</w:t>
-      </w:r>
-      <w:r>
-        <w:rPr>
-          <w:sz w:val="28"/>
-          <w:szCs w:val="28"/>
-        </w:rPr>
-        <w:t xml:space="preserve"> указав:  </w:t>
-      </w:r>
-      <w:r>
-        <w:rPr>
-          <w:sz w:val="28"/>
-          <w:szCs w:val="28"/>
-        </w:rPr>
-        <w:t>большой</w:t>
-      </w:r>
-      <w:r>
-        <w:rPr>
-          <w:sz w:val="28"/>
-          <w:szCs w:val="28"/>
-        </w:rPr>
-        <w:t xml:space="preserve"> шрифт</w:t>
-      </w:r>
-      <w:r>
-        <w:rPr>
-          <w:sz w:val="28"/>
-          <w:szCs w:val="28"/>
-        </w:rPr>
-        <w:t xml:space="preserve">, </w:t>
-      </w:r>
-      <w:r>
-        <w:rPr>
-          <w:sz w:val="28"/>
-          <w:szCs w:val="28"/>
-        </w:rPr>
-        <w:t>выравниваем по левому краю</w:t>
-      </w:r>
-      <w:r>
-        <w:rPr>
-          <w:sz w:val="28"/>
-          <w:szCs w:val="28"/>
-        </w:rPr>
-        <w:t xml:space="preserve">; </w:t>
-      </w:r>
-      <w:proofErr w:type="gramEnd"/>
-    </w:p>
-    <w:p>
-      <w:pPr>
-        <w:spacing w:after="0" w:line="240" w:lineRule="auto"/>
-        <w:jc w:val="both"/>
-        <w:rPr>
-          <w:sz w:val="28"/>
-          <w:szCs w:val="28"/>
-        </w:rPr>
-      </w:pPr>
-      <w:r>
-        <w:rPr>
-          <w:sz w:val="28"/>
-          <w:szCs w:val="28"/>
-        </w:rPr>
-        <w:t xml:space="preserve">для </w:t>
-      </w:r>
-      <w:r>
-        <w:rPr>
-          <w:b/>
-          <w:sz w:val="28"/>
-          <w:szCs w:val="28"/>
-        </w:rPr>
-        <w:t>длительности</w:t>
-      </w:r>
-      <w:r>
-        <w:rPr>
-          <w:sz w:val="28"/>
-          <w:szCs w:val="28"/>
-        </w:rPr>
-        <w:t>, указав: большой</w:t>
-      </w:r>
-      <w:r>
-        <w:rPr>
-          <w:sz w:val="28"/>
-          <w:szCs w:val="28"/>
-        </w:rPr>
-        <w:t xml:space="preserve"> шрифт</w:t>
-      </w:r>
-      <w:r>
-        <w:rPr>
-          <w:sz w:val="28"/>
-          <w:szCs w:val="28"/>
-        </w:rPr>
-        <w:t xml:space="preserve">, </w:t>
-      </w:r>
-      <w:r>
-        <w:rPr>
-          <w:sz w:val="28"/>
-          <w:szCs w:val="28"/>
-        </w:rPr>
-        <w:t xml:space="preserve">выравниваем </w:t>
-      </w:r>
-      <w:r>
-        <w:rPr>
-          <w:sz w:val="28"/>
-          <w:szCs w:val="28"/>
-        </w:rPr>
-        <w:t>по пра</w:t>
-      </w:r>
-      <w:r>
-        <w:rPr>
-          <w:sz w:val="28"/>
-          <w:szCs w:val="28"/>
-        </w:rPr>
-        <w:t>вому краю</w:t>
-      </w:r>
-      <w:r>
-        <w:rPr>
-          <w:sz w:val="28"/>
-          <w:szCs w:val="28"/>
-        </w:rPr>
-        <w:t>; для скидки – средний шрифт, по левому</w:t>
-      </w:r>
-      <w:r>
-        <w:rPr>
-          <w:sz w:val="28"/>
-          <w:szCs w:val="28"/>
-        </w:rPr>
-        <w:t xml:space="preserve">. </w:t>
-      </w:r>
-    </w:p>
-    <w:p>
-      <w:pPr>
-        <w:spacing w:after="0" w:line="240" w:lineRule="auto"/>
-        <w:jc w:val="both"/>
-        <w:rPr>
-          <w:sz w:val="28"/>
-          <w:szCs w:val="28"/>
-        </w:rPr>
-      </w:pPr>
-      <w:r>
-        <w:rPr>
-          <w:sz w:val="28"/>
-          <w:szCs w:val="28"/>
-        </w:rPr>
-        <w:t>Располагаются все эти текстовые блоки в Колонке 1, но в разных строках:</w:t>
-      </w:r>
-    </w:p>
-    <w:p>
-      <w:pPr>
-        <w:spacing w:after="0" w:line="240" w:lineRule="auto"/>
-        <w:ind w:hanging="142"/>
-        <w:jc w:val="both"/>
-        <w:rPr>
-          <w:sz w:val="28"/>
-          <w:szCs w:val="28"/>
-          <w:lang w:val="en-US"/>
-        </w:rPr>
-      </w:pPr>
-      <w:r>
-        <w:rPr>
-          <w:noProof/>
-          <w:sz w:val="28"/>
-          <w:szCs w:val="28"/>
-          <w:lang w:eastAsia="ru-RU"/>
-        </w:rPr>
-        <w:drawing>
-          <wp:inline distT="0" distB="0" distL="0" distR="0" wp14:anchorId="2FB2D8AB" wp14:editId="4E14D283">
-            <wp:extent cx="7056120" cy="576054"/>
-            <wp:effectExtent l="0" t="0" r="0" b="0"/>
-            <wp:docPr id="59" name="Рисунок 59"/>
-            <wp:cNvGraphicFramePr>
-              <a:graphicFrameLocks xmlns:a="http://schemas.openxmlformats.org/drawingml/2006/main" noChangeAspect="1"/>
-            </wp:cNvGraphicFramePr>
-            <a:graphic xmlns:a="http://schemas.openxmlformats.org/drawingml/2006/main">
-              <a:graphicData uri="http://schemas.openxmlformats.org/drawingml/2006/picture">
-                <pic:pic xmlns:pic="http://schemas.openxmlformats.org/drawingml/2006/picture">
-                  <pic:nvPicPr>
-                    <pic:cNvPr id="0" name=""/>
-                    <pic:cNvPicPr/>
-                  </pic:nvPicPr>
-                  <pic:blipFill>
-                    <a:blip r:embed="rId14"/>
-                    <a:stretch>
-                      <a:fillRect/>
-                    </a:stretch>
-                  </pic:blipFill>
-                  <pic:spPr>
-                    <a:xfrm>
-                      <a:off x="0" y="0"/>
                       <a:ext cx="7050344" cy="575582"/>
                     </a:xfrm>
                     <a:prstGeom prst="rect">
@@ -3972,7 +3891,7 @@
                     <pic:cNvPicPr/>
                   </pic:nvPicPr>
                   <pic:blipFill rotWithShape="1">
-                    <a:blip r:embed="rId15"/>
+                    <a:blip r:embed="rId14"/>
                     <a:srcRect r="47516"/>
                     <a:stretch/>
                   </pic:blipFill>
@@ -4018,6 +3937,7 @@
         <w:rPr>
           <w:sz w:val="28"/>
           <w:szCs w:val="28"/>
+          <w:lang w:val="en-US"/>
         </w:rPr>
       </w:pPr>
       <w:r>
@@ -4101,6 +4021,94 @@
             <wp:extent cx="6688359" cy="1973580"/>
             <wp:effectExtent l="0" t="0" r="0" b="7620"/>
             <wp:docPr id="61" name="Рисунок 61"/>
+            <wp:cNvGraphicFramePr>
+              <a:graphicFrameLocks xmlns:a="http://schemas.openxmlformats.org/drawingml/2006/main" noChangeAspect="1"/>
+            </wp:cNvGraphicFramePr>
+            <a:graphic xmlns:a="http://schemas.openxmlformats.org/drawingml/2006/main">
+              <a:graphicData uri="http://schemas.openxmlformats.org/drawingml/2006/picture">
+                <pic:pic xmlns:pic="http://schemas.openxmlformats.org/drawingml/2006/picture">
+                  <pic:nvPicPr>
+                    <pic:cNvPr id="0" name=""/>
+                    <pic:cNvPicPr/>
+                  </pic:nvPicPr>
+                  <pic:blipFill>
+                    <a:blip r:embed="rId15"/>
+                    <a:stretch>
+                      <a:fillRect/>
+                    </a:stretch>
+                  </pic:blipFill>
+                  <pic:spPr>
+                    <a:xfrm>
+                      <a:off x="0" y="0"/>
+                      <a:ext cx="6689435" cy="1973898"/>
+                    </a:xfrm>
+                    <a:prstGeom prst="rect">
+                      <a:avLst/>
+                    </a:prstGeom>
+                  </pic:spPr>
+                </pic:pic>
+              </a:graphicData>
+            </a:graphic>
+          </wp:inline>
+        </w:drawing>
+      </w:r>
+    </w:p>
+    <w:p>
+      <w:pPr>
+        <w:spacing w:after="0" w:line="240" w:lineRule="auto"/>
+        <w:jc w:val="both"/>
+        <w:rPr>
+          <w:noProof/>
+          <w:sz w:val="28"/>
+          <w:szCs w:val="28"/>
+          <w:lang w:eastAsia="ru-RU"/>
+        </w:rPr>
+      </w:pPr>
+    </w:p>
+    <w:p>
+      <w:pPr>
+        <w:spacing w:after="0" w:line="240" w:lineRule="auto"/>
+        <w:jc w:val="both"/>
+        <w:rPr>
+          <w:noProof/>
+          <w:sz w:val="28"/>
+          <w:szCs w:val="28"/>
+          <w:lang w:eastAsia="ru-RU"/>
+        </w:rPr>
+      </w:pPr>
+      <w:r>
+        <w:rPr>
+          <w:noProof/>
+          <w:sz w:val="28"/>
+          <w:szCs w:val="28"/>
+          <w:lang w:eastAsia="ru-RU"/>
+        </w:rPr>
+        <w:t>Запускаем приложение:</w:t>
+      </w:r>
+    </w:p>
+    <w:p>
+      <w:pPr>
+        <w:spacing w:after="0" w:line="240" w:lineRule="auto"/>
+        <w:jc w:val="center"/>
+        <w:rPr>
+          <w:noProof/>
+          <w:sz w:val="28"/>
+          <w:szCs w:val="28"/>
+          <w:lang w:eastAsia="ru-RU"/>
+        </w:rPr>
+      </w:pPr>
+      <w:r>
+        <w:rPr>
+          <w:noProof/>
+          <w:sz w:val="28"/>
+          <w:szCs w:val="28"/>
+          <w:lang w:eastAsia="ru-RU"/>
+        </w:rPr>
+        <w:drawing>
+          <wp:inline distT="0" distB="0" distL="0" distR="0" wp14:anchorId="34EF6B3F" wp14:editId="5FF223F4">
+            <wp:extent cx="5417127" cy="3036477"/>
+            <wp:effectExtent l="0" t="0" r="0" b="0"/>
+            <wp:docPr id="62" name="Рисунок 62"/>
             <wp:cNvGraphicFramePr>
               <a:graphicFrameLocks xmlns:a="http://schemas.openxmlformats.org/drawingml/2006/main" noChangeAspect="1"/>
             </wp:cNvGraphicFramePr>
@@ -4120,7 +4128,7 @@
                   <pic:spPr>
                     <a:xfrm>
                       <a:off x="0" y="0"/>
-                      <a:ext cx="6689435" cy="1973898"/>
+                      <a:ext cx="5414233" cy="3034855"/>
                     </a:xfrm>
                     <a:prstGeom prst="rect">
                       <a:avLst/>
@@ -4138,57 +4146,765 @@
         <w:spacing w:after="0" w:line="240" w:lineRule="auto"/>
         <w:jc w:val="both"/>
         <w:rPr>
+          <w:sz w:val="28"/>
+          <w:szCs w:val="28"/>
+        </w:rPr>
+      </w:pPr>
+      <w:r>
+        <w:rPr>
+          <w:sz w:val="28"/>
+          <w:szCs w:val="28"/>
+        </w:rPr>
+        <w:t>14</w:t>
+      </w:r>
+      <w:r>
+        <w:rPr>
+          <w:sz w:val="28"/>
+          <w:szCs w:val="28"/>
+        </w:rPr>
+        <w:t xml:space="preserve">. </w:t>
+      </w:r>
+      <w:r>
+        <w:rPr>
+          <w:sz w:val="28"/>
+          <w:szCs w:val="28"/>
+        </w:rPr>
+        <w:t>Пор</w:t>
+      </w:r>
+      <w:r>
+        <w:rPr>
+          <w:sz w:val="28"/>
+          <w:szCs w:val="28"/>
+        </w:rPr>
+        <w:t xml:space="preserve">аботаем над форматом отображения стоимости и </w:t>
+      </w:r>
+      <w:r>
+        <w:rPr>
+          <w:sz w:val="28"/>
+          <w:szCs w:val="28"/>
+        </w:rPr>
+        <w:t>скидки</w:t>
+      </w:r>
+      <w:r>
+        <w:rPr>
+          <w:sz w:val="28"/>
+          <w:szCs w:val="28"/>
+        </w:rPr>
+        <w:t>. Указываем им StringFormat формат</w:t>
+      </w:r>
+      <w:r>
+        <w:rPr>
+          <w:sz w:val="28"/>
+          <w:szCs w:val="28"/>
+        </w:rPr>
+        <w:t>:</w:t>
+      </w:r>
+    </w:p>
+    <w:p>
+      <w:pPr>
+        <w:spacing w:after="0" w:line="240" w:lineRule="auto"/>
+        <w:rPr>
           <w:noProof/>
+          <w:sz w:val="44"/>
+          <w:szCs w:val="28"/>
+          <w:lang w:val="en-US" w:eastAsia="ru-RU"/>
+        </w:rPr>
+      </w:pPr>
+      <w:r>
+        <w:rPr>
+          <w:rFonts w:ascii="Consolas" w:hAnsi="Consolas" w:cs="Consolas"/>
+          <w:color w:val="0000FF"/>
+          <w:sz w:val="28"/>
+          <w:szCs w:val="19"/>
+          <w:lang w:val="en-US"/>
+        </w:rPr>
+        <w:t>&lt;</w:t>
+      </w:r>
+      <w:r>
+        <w:rPr>
+          <w:rFonts w:ascii="Consolas" w:hAnsi="Consolas" w:cs="Consolas"/>
+          <w:color w:val="A31515"/>
+          <w:sz w:val="28"/>
+          <w:szCs w:val="19"/>
+          <w:lang w:val="en-US"/>
+        </w:rPr>
+        <w:t>TextBlock</w:t>
+      </w:r>
+      <w:r>
+        <w:rPr>
+          <w:rFonts w:ascii="Consolas" w:hAnsi="Consolas" w:cs="Consolas"/>
+          <w:color w:val="FF0000"/>
+          <w:sz w:val="28"/>
+          <w:szCs w:val="19"/>
+          <w:lang w:val="en-US"/>
+        </w:rPr>
+        <w:t xml:space="preserve"> Text</w:t>
+      </w:r>
+      <w:r>
+        <w:rPr>
+          <w:rFonts w:ascii="Consolas" w:hAnsi="Consolas" w:cs="Consolas"/>
+          <w:color w:val="0000FF"/>
+          <w:sz w:val="28"/>
+          <w:szCs w:val="19"/>
+          <w:lang w:val="en-US"/>
+        </w:rPr>
+        <w:t>="{</w:t>
+      </w:r>
+      <w:r>
+        <w:rPr>
+          <w:rFonts w:ascii="Consolas" w:hAnsi="Consolas" w:cs="Consolas"/>
+          <w:color w:val="A31515"/>
+          <w:sz w:val="28"/>
+          <w:szCs w:val="19"/>
+          <w:lang w:val="en-US"/>
+        </w:rPr>
+        <w:t>Binding</w:t>
+      </w:r>
+      <w:r>
+        <w:rPr>
+          <w:rFonts w:ascii="Consolas" w:hAnsi="Consolas" w:cs="Consolas"/>
+          <w:color w:val="FF0000"/>
+          <w:sz w:val="28"/>
+          <w:szCs w:val="19"/>
+          <w:lang w:val="en-US"/>
+        </w:rPr>
+        <w:t xml:space="preserve"> Cost</w:t>
+      </w:r>
+      <w:r>
+        <w:rPr>
+          <w:rFonts w:ascii="Consolas" w:hAnsi="Consolas" w:cs="Consolas"/>
+          <w:color w:val="0000FF"/>
+          <w:sz w:val="28"/>
+          <w:szCs w:val="19"/>
+          <w:lang w:val="en-US"/>
+        </w:rPr>
+        <w:t>,</w:t>
+      </w:r>
+      <w:r>
+        <w:rPr>
+          <w:rFonts w:ascii="Consolas" w:hAnsi="Consolas" w:cs="Consolas"/>
+          <w:color w:val="FF0000"/>
+          <w:sz w:val="28"/>
+          <w:szCs w:val="19"/>
+          <w:lang w:val="en-US"/>
+        </w:rPr>
+        <w:t xml:space="preserve"> StringFormat</w:t>
+      </w:r>
+      <w:r>
+        <w:rPr>
+          <w:rFonts w:ascii="Consolas" w:hAnsi="Consolas" w:cs="Consolas"/>
+          <w:color w:val="0000FF"/>
+          <w:sz w:val="28"/>
+          <w:szCs w:val="19"/>
+          <w:lang w:val="en-US"/>
+        </w:rPr>
+        <w:t>={}{</w:t>
+      </w:r>
+      <w:r>
+        <w:rPr>
+          <w:rFonts w:ascii="Consolas" w:hAnsi="Consolas" w:cs="Consolas"/>
+          <w:color w:val="000000"/>
+          <w:sz w:val="28"/>
+          <w:szCs w:val="19"/>
+          <w:lang w:val="en-US"/>
+        </w:rPr>
+        <w:t>0</w:t>
+      </w:r>
+      <w:r>
+        <w:rPr>
+          <w:rFonts w:ascii="Consolas" w:hAnsi="Consolas" w:cs="Consolas"/>
+          <w:color w:val="000000"/>
+          <w:sz w:val="28"/>
+          <w:szCs w:val="19"/>
+          <w:lang w:val="en-US"/>
+        </w:rPr>
+        <w:t>:0</w:t>
+      </w:r>
+      <w:r>
+        <w:rPr>
+          <w:rFonts w:ascii="Consolas" w:hAnsi="Consolas" w:cs="Consolas"/>
+          <w:color w:val="0000FF"/>
+          <w:sz w:val="28"/>
+          <w:szCs w:val="19"/>
+          <w:lang w:val="en-US"/>
+        </w:rPr>
+        <w:t xml:space="preserve">} </w:t>
+      </w:r>
+      <w:r>
+        <w:rPr>
+          <w:rFonts w:ascii="Consolas" w:hAnsi="Consolas" w:cs="Consolas"/>
+          <w:color w:val="0000FF"/>
+          <w:sz w:val="28"/>
+          <w:szCs w:val="19"/>
+        </w:rPr>
+        <w:t>рублей</w:t>
+      </w:r>
+      <w:r>
+        <w:rPr>
+          <w:rFonts w:ascii="Consolas" w:hAnsi="Consolas" w:cs="Consolas"/>
+          <w:color w:val="FF0000"/>
+          <w:sz w:val="28"/>
+          <w:szCs w:val="19"/>
+          <w:lang w:val="en-US"/>
+        </w:rPr>
+        <w:t xml:space="preserve"> </w:t>
+      </w:r>
+      <w:r>
+        <w:rPr>
+          <w:rFonts w:ascii="Consolas" w:hAnsi="Consolas" w:cs="Consolas"/>
+          <w:color w:val="FF0000"/>
+          <w:sz w:val="28"/>
+          <w:szCs w:val="19"/>
+        </w:rPr>
+        <w:t>за</w:t>
+      </w:r>
+      <w:r>
+        <w:rPr>
+          <w:rFonts w:ascii="Consolas" w:hAnsi="Consolas" w:cs="Consolas"/>
+          <w:color w:val="0000FF"/>
+          <w:sz w:val="28"/>
+          <w:szCs w:val="19"/>
+          <w:lang w:val="en-US"/>
+        </w:rPr>
+        <w:t>}"</w:t>
+      </w:r>
+      <w:r>
+        <w:rPr>
+          <w:rFonts w:ascii="Consolas" w:hAnsi="Consolas" w:cs="Consolas"/>
+          <w:color w:val="000000"/>
+          <w:sz w:val="28"/>
+          <w:szCs w:val="19"/>
+          <w:lang w:val="en-US"/>
+        </w:rPr>
+        <w:t xml:space="preserve">    </w:t>
+      </w:r>
+      <w:r>
+        <w:rPr>
+          <w:rFonts w:ascii="Consolas" w:hAnsi="Consolas" w:cs="Consolas"/>
+          <w:color w:val="FF0000"/>
+          <w:sz w:val="28"/>
+          <w:szCs w:val="19"/>
+          <w:lang w:val="en-US"/>
+        </w:rPr>
+        <w:t xml:space="preserve"> Grid.Column</w:t>
+      </w:r>
+      <w:r>
+        <w:rPr>
+          <w:rFonts w:ascii="Consolas" w:hAnsi="Consolas" w:cs="Consolas"/>
+          <w:color w:val="0000FF"/>
+          <w:sz w:val="28"/>
+          <w:szCs w:val="19"/>
+          <w:lang w:val="en-US"/>
+        </w:rPr>
+        <w:t>="1"</w:t>
+      </w:r>
+      <w:r>
+        <w:rPr>
+          <w:rFonts w:ascii="Consolas" w:hAnsi="Consolas" w:cs="Consolas"/>
+          <w:color w:val="FF0000"/>
+          <w:sz w:val="28"/>
+          <w:szCs w:val="19"/>
+          <w:lang w:val="en-US"/>
+        </w:rPr>
+        <w:t xml:space="preserve"> Grid.Row</w:t>
+      </w:r>
+      <w:r>
+        <w:rPr>
+          <w:rFonts w:ascii="Consolas" w:hAnsi="Consolas" w:cs="Consolas"/>
+          <w:color w:val="0000FF"/>
+          <w:sz w:val="28"/>
+          <w:szCs w:val="19"/>
+          <w:lang w:val="en-US"/>
+        </w:rPr>
+        <w:t>="1"</w:t>
+      </w:r>
+      <w:r>
+        <w:rPr>
+          <w:rFonts w:ascii="Consolas" w:hAnsi="Consolas" w:cs="Consolas"/>
+          <w:color w:val="FF0000"/>
+          <w:sz w:val="28"/>
+          <w:szCs w:val="19"/>
+          <w:lang w:val="en-US"/>
+        </w:rPr>
+        <w:t xml:space="preserve"> HorizontalAlignment</w:t>
+      </w:r>
+      <w:r>
+        <w:rPr>
+          <w:rFonts w:ascii="Consolas" w:hAnsi="Consolas" w:cs="Consolas"/>
+          <w:color w:val="0000FF"/>
+          <w:sz w:val="28"/>
+          <w:szCs w:val="19"/>
+          <w:lang w:val="en-US"/>
+        </w:rPr>
+        <w:t>="Left"</w:t>
+      </w:r>
+      <w:r>
+        <w:rPr>
+          <w:rFonts w:ascii="Consolas" w:hAnsi="Consolas" w:cs="Consolas"/>
+          <w:color w:val="FF0000"/>
+          <w:sz w:val="28"/>
+          <w:szCs w:val="19"/>
+          <w:lang w:val="en-US"/>
+        </w:rPr>
+        <w:t xml:space="preserve"> FontSize</w:t>
+      </w:r>
+      <w:r>
+        <w:rPr>
+          <w:rFonts w:ascii="Consolas" w:hAnsi="Consolas" w:cs="Consolas"/>
+          <w:color w:val="0000FF"/>
+          <w:sz w:val="28"/>
+          <w:szCs w:val="19"/>
+          <w:lang w:val="en-US"/>
+        </w:rPr>
+        <w:t>="20"&gt;</w:t>
+      </w:r>
+      <w:r>
+        <w:rPr>
+          <w:rFonts w:ascii="Consolas" w:hAnsi="Consolas" w:cs="Consolas"/>
+          <w:color w:val="0000FF"/>
+          <w:sz w:val="28"/>
+          <w:szCs w:val="19"/>
+          <w:lang w:val="en-US"/>
+        </w:rPr>
+        <w:t xml:space="preserve"> </w:t>
+      </w:r>
+      <w:r>
+        <w:rPr>
+          <w:rFonts w:ascii="Consolas" w:hAnsi="Consolas" w:cs="Consolas"/>
+          <w:color w:val="0000FF"/>
+          <w:sz w:val="28"/>
+          <w:szCs w:val="19"/>
+          <w:lang w:val="en-US"/>
+        </w:rPr>
+        <w:t>&lt;/</w:t>
+      </w:r>
+      <w:r>
+        <w:rPr>
+          <w:rFonts w:ascii="Consolas" w:hAnsi="Consolas" w:cs="Consolas"/>
+          <w:color w:val="A31515"/>
+          <w:sz w:val="28"/>
+          <w:szCs w:val="19"/>
+          <w:lang w:val="en-US"/>
+        </w:rPr>
+        <w:t>TextBlock</w:t>
+      </w:r>
+      <w:r>
+        <w:rPr>
+          <w:rFonts w:ascii="Consolas" w:hAnsi="Consolas" w:cs="Consolas"/>
+          <w:color w:val="0000FF"/>
+          <w:sz w:val="28"/>
+          <w:szCs w:val="19"/>
+          <w:lang w:val="en-US"/>
+        </w:rPr>
+        <w:t>&gt;</w:t>
+      </w:r>
+    </w:p>
+    <w:p>
+      <w:pPr>
+        <w:spacing w:after="0" w:line="240" w:lineRule="auto"/>
+        <w:jc w:val="both"/>
+        <w:rPr>
+          <w:noProof/>
+          <w:sz w:val="28"/>
+          <w:szCs w:val="28"/>
+          <w:lang w:val="en-US" w:eastAsia="ru-RU"/>
+        </w:rPr>
+      </w:pPr>
+    </w:p>
+    <w:p>
+      <w:pPr>
+        <w:spacing w:after="0" w:line="240" w:lineRule="auto"/>
+        <w:rPr>
+          <w:noProof/>
+          <w:sz w:val="144"/>
+          <w:szCs w:val="28"/>
+          <w:lang w:val="en-US" w:eastAsia="ru-RU"/>
+        </w:rPr>
+      </w:pPr>
+      <w:r>
+        <w:rPr>
+          <w:rFonts w:ascii="Consolas" w:hAnsi="Consolas" w:cs="Consolas"/>
+          <w:color w:val="0000FF"/>
+          <w:sz w:val="28"/>
+          <w:szCs w:val="19"/>
+          <w:lang w:val="en-US"/>
+        </w:rPr>
+        <w:t>&lt;</w:t>
+      </w:r>
+      <w:r>
+        <w:rPr>
+          <w:rFonts w:ascii="Consolas" w:hAnsi="Consolas" w:cs="Consolas"/>
+          <w:color w:val="A31515"/>
+          <w:sz w:val="28"/>
+          <w:szCs w:val="19"/>
+          <w:lang w:val="en-US"/>
+        </w:rPr>
+        <w:t>TextBlock</w:t>
+      </w:r>
+      <w:r>
+        <w:rPr>
+          <w:rFonts w:ascii="Consolas" w:hAnsi="Consolas" w:cs="Consolas"/>
+          <w:color w:val="FF0000"/>
+          <w:sz w:val="28"/>
+          <w:szCs w:val="19"/>
+          <w:lang w:val="en-US"/>
+        </w:rPr>
+        <w:t xml:space="preserve"> Text</w:t>
+      </w:r>
+      <w:r>
+        <w:rPr>
+          <w:rFonts w:ascii="Consolas" w:hAnsi="Consolas" w:cs="Consolas"/>
+          <w:color w:val="0000FF"/>
+          <w:sz w:val="28"/>
+          <w:szCs w:val="19"/>
+          <w:lang w:val="en-US"/>
+        </w:rPr>
+        <w:t>="{</w:t>
+      </w:r>
+      <w:r>
+        <w:rPr>
+          <w:rFonts w:ascii="Consolas" w:hAnsi="Consolas" w:cs="Consolas"/>
+          <w:color w:val="A31515"/>
+          <w:sz w:val="28"/>
+          <w:szCs w:val="19"/>
+          <w:lang w:val="en-US"/>
+        </w:rPr>
+        <w:t>Binding</w:t>
+      </w:r>
+      <w:r>
+        <w:rPr>
+          <w:rFonts w:ascii="Consolas" w:hAnsi="Consolas" w:cs="Consolas"/>
+          <w:color w:val="FF0000"/>
+          <w:sz w:val="28"/>
+          <w:szCs w:val="19"/>
+          <w:lang w:val="en-US"/>
+        </w:rPr>
+        <w:t xml:space="preserve"> Discount</w:t>
+      </w:r>
+      <w:r>
+        <w:rPr>
+          <w:rFonts w:ascii="Consolas" w:hAnsi="Consolas" w:cs="Consolas"/>
+          <w:color w:val="0000FF"/>
+          <w:sz w:val="28"/>
+          <w:szCs w:val="19"/>
+          <w:lang w:val="en-US"/>
+        </w:rPr>
+        <w:t>,</w:t>
+      </w:r>
+      <w:r>
+        <w:rPr>
+          <w:rFonts w:ascii="Consolas" w:hAnsi="Consolas" w:cs="Consolas"/>
+          <w:color w:val="FF0000"/>
+          <w:sz w:val="28"/>
+          <w:szCs w:val="19"/>
+          <w:lang w:val="en-US"/>
+        </w:rPr>
+        <w:t xml:space="preserve"> StringFormat</w:t>
+      </w:r>
+      <w:r>
+        <w:rPr>
+          <w:rFonts w:ascii="Consolas" w:hAnsi="Consolas" w:cs="Consolas"/>
+          <w:color w:val="0000FF"/>
+          <w:sz w:val="28"/>
+          <w:szCs w:val="19"/>
+          <w:lang w:val="en-US"/>
+        </w:rPr>
+        <w:t>=*</w:t>
+      </w:r>
+      <w:r>
+        <w:rPr>
+          <w:rFonts w:ascii="Consolas" w:hAnsi="Consolas" w:cs="Consolas"/>
+          <w:color w:val="0000FF"/>
+          <w:sz w:val="28"/>
+          <w:szCs w:val="19"/>
+        </w:rPr>
+        <w:t>скидка</w:t>
+      </w:r>
+      <w:r>
+        <w:rPr>
+          <w:rFonts w:ascii="Consolas" w:hAnsi="Consolas" w:cs="Consolas"/>
+          <w:color w:val="0000FF"/>
+          <w:sz w:val="28"/>
+          <w:szCs w:val="19"/>
+          <w:lang w:val="en-US"/>
+        </w:rPr>
+        <w:t xml:space="preserve"> {</w:t>
+      </w:r>
+      <w:r>
+        <w:rPr>
+          <w:rFonts w:ascii="Consolas" w:hAnsi="Consolas" w:cs="Consolas"/>
+          <w:color w:val="000000"/>
+          <w:sz w:val="28"/>
+          <w:szCs w:val="19"/>
+          <w:lang w:val="en-US"/>
+        </w:rPr>
+        <w:t>0</w:t>
+      </w:r>
+      <w:r>
+        <w:rPr>
+          <w:rFonts w:ascii="Consolas" w:hAnsi="Consolas" w:cs="Consolas"/>
+          <w:color w:val="0000FF"/>
+          <w:sz w:val="28"/>
+          <w:szCs w:val="19"/>
+          <w:lang w:val="en-US"/>
+        </w:rPr>
+        <w:t>}</w:t>
+      </w:r>
+      <w:r>
+        <w:rPr>
+          <w:rFonts w:ascii="Consolas" w:hAnsi="Consolas" w:cs="Consolas"/>
+          <w:color w:val="000000"/>
+          <w:sz w:val="28"/>
+          <w:szCs w:val="19"/>
+          <w:lang w:val="en-US"/>
+        </w:rPr>
+        <w:t xml:space="preserve"> %</w:t>
+      </w:r>
+      <w:r>
+        <w:rPr>
+          <w:rFonts w:ascii="Consolas" w:hAnsi="Consolas" w:cs="Consolas"/>
+          <w:color w:val="0000FF"/>
+          <w:sz w:val="28"/>
+          <w:szCs w:val="19"/>
+          <w:lang w:val="en-US"/>
+        </w:rPr>
+        <w:t xml:space="preserve"> }"</w:t>
+      </w:r>
+      <w:r>
+        <w:rPr>
+          <w:rFonts w:ascii="Consolas" w:hAnsi="Consolas" w:cs="Consolas"/>
+          <w:color w:val="FF0000"/>
+          <w:sz w:val="28"/>
+          <w:szCs w:val="19"/>
+          <w:lang w:val="en-US"/>
+        </w:rPr>
+        <w:t xml:space="preserve"> Opacity</w:t>
+      </w:r>
+      <w:r>
+        <w:rPr>
+          <w:rFonts w:ascii="Consolas" w:hAnsi="Consolas" w:cs="Consolas"/>
+          <w:color w:val="0000FF"/>
+          <w:sz w:val="28"/>
+          <w:szCs w:val="19"/>
+          <w:lang w:val="en-US"/>
+        </w:rPr>
+        <w:t>="{</w:t>
+      </w:r>
+      <w:r>
+        <w:rPr>
+          <w:rFonts w:ascii="Consolas" w:hAnsi="Consolas" w:cs="Consolas"/>
+          <w:color w:val="A31515"/>
+          <w:sz w:val="28"/>
+          <w:szCs w:val="19"/>
+          <w:lang w:val="en-US"/>
+        </w:rPr>
+        <w:t>Binding</w:t>
+      </w:r>
+      <w:r>
+        <w:rPr>
+          <w:rFonts w:ascii="Consolas" w:hAnsi="Consolas" w:cs="Consolas"/>
+          <w:color w:val="FF0000"/>
+          <w:sz w:val="28"/>
+          <w:szCs w:val="19"/>
+          <w:lang w:val="en-US"/>
+        </w:rPr>
+        <w:t xml:space="preserve"> Discount</w:t>
+      </w:r>
+      <w:r>
+        <w:rPr>
+          <w:rFonts w:ascii="Consolas" w:hAnsi="Consolas" w:cs="Consolas"/>
+          <w:color w:val="0000FF"/>
+          <w:sz w:val="28"/>
+          <w:szCs w:val="19"/>
+          <w:lang w:val="en-US"/>
+        </w:rPr>
+        <w:t>}"</w:t>
+      </w:r>
+      <w:r>
+        <w:rPr>
+          <w:rFonts w:ascii="Consolas" w:hAnsi="Consolas" w:cs="Consolas"/>
+          <w:color w:val="FF0000"/>
+          <w:sz w:val="28"/>
+          <w:szCs w:val="19"/>
+          <w:lang w:val="en-US"/>
+        </w:rPr>
+        <w:t xml:space="preserve"> Margin</w:t>
+      </w:r>
+      <w:r>
+        <w:rPr>
+          <w:rFonts w:ascii="Consolas" w:hAnsi="Consolas" w:cs="Consolas"/>
+          <w:color w:val="0000FF"/>
+          <w:sz w:val="28"/>
+          <w:szCs w:val="19"/>
+          <w:lang w:val="en-US"/>
+        </w:rPr>
+        <w:t>="5"</w:t>
+      </w:r>
+      <w:r>
+        <w:rPr>
+          <w:rFonts w:ascii="Consolas" w:hAnsi="Consolas" w:cs="Consolas"/>
+          <w:color w:val="FF0000"/>
+          <w:sz w:val="28"/>
+          <w:szCs w:val="19"/>
+          <w:lang w:val="en-US"/>
+        </w:rPr>
+        <w:t xml:space="preserve"> Grid.Column</w:t>
+      </w:r>
+      <w:r>
+        <w:rPr>
+          <w:rFonts w:ascii="Consolas" w:hAnsi="Consolas" w:cs="Consolas"/>
+          <w:color w:val="0000FF"/>
+          <w:sz w:val="28"/>
+          <w:szCs w:val="19"/>
+          <w:lang w:val="en-US"/>
+        </w:rPr>
+        <w:t>="1"</w:t>
+      </w:r>
+      <w:r>
+        <w:rPr>
+          <w:rFonts w:ascii="Consolas" w:hAnsi="Consolas" w:cs="Consolas"/>
+          <w:color w:val="FF0000"/>
+          <w:sz w:val="28"/>
+          <w:szCs w:val="19"/>
+          <w:lang w:val="en-US"/>
+        </w:rPr>
+        <w:t xml:space="preserve"> Grid.Row</w:t>
+      </w:r>
+      <w:r>
+        <w:rPr>
+          <w:rFonts w:ascii="Consolas" w:hAnsi="Consolas" w:cs="Consolas"/>
+          <w:color w:val="0000FF"/>
+          <w:sz w:val="28"/>
+          <w:szCs w:val="19"/>
+          <w:lang w:val="en-US"/>
+        </w:rPr>
+        <w:t>="2"</w:t>
+      </w:r>
+      <w:r>
+        <w:rPr>
+          <w:rFonts w:ascii="Consolas" w:hAnsi="Consolas" w:cs="Consolas"/>
+          <w:color w:val="FF0000"/>
+          <w:sz w:val="28"/>
+          <w:szCs w:val="19"/>
+          <w:lang w:val="en-US"/>
+        </w:rPr>
+        <w:t xml:space="preserve"> HorizontalAlignment</w:t>
+      </w:r>
+      <w:r>
+        <w:rPr>
+          <w:rFonts w:ascii="Consolas" w:hAnsi="Consolas" w:cs="Consolas"/>
+          <w:color w:val="0000FF"/>
+          <w:sz w:val="28"/>
+          <w:szCs w:val="19"/>
+          <w:lang w:val="en-US"/>
+        </w:rPr>
+        <w:t>="Left"</w:t>
+      </w:r>
+      <w:r>
+        <w:rPr>
+          <w:rFonts w:ascii="Consolas" w:hAnsi="Consolas" w:cs="Consolas"/>
+          <w:color w:val="FF0000"/>
+          <w:sz w:val="28"/>
+          <w:szCs w:val="19"/>
+          <w:lang w:val="en-US"/>
+        </w:rPr>
+        <w:t xml:space="preserve"> FontSize</w:t>
+      </w:r>
+      <w:r>
+        <w:rPr>
+          <w:rFonts w:ascii="Consolas" w:hAnsi="Consolas" w:cs="Consolas"/>
+          <w:color w:val="0000FF"/>
+          <w:sz w:val="28"/>
+          <w:szCs w:val="19"/>
+          <w:lang w:val="en-US"/>
+        </w:rPr>
+        <w:t>="16"&gt;&lt;/</w:t>
+      </w:r>
+      <w:r>
+        <w:rPr>
+          <w:rFonts w:ascii="Consolas" w:hAnsi="Consolas" w:cs="Consolas"/>
+          <w:color w:val="A31515"/>
+          <w:sz w:val="28"/>
+          <w:szCs w:val="19"/>
+          <w:lang w:val="en-US"/>
+        </w:rPr>
+        <w:t>TextBlock</w:t>
+      </w:r>
+      <w:r>
+        <w:rPr>
+          <w:rFonts w:ascii="Consolas" w:hAnsi="Consolas" w:cs="Consolas"/>
+          <w:color w:val="0000FF"/>
+          <w:sz w:val="28"/>
+          <w:szCs w:val="19"/>
+          <w:lang w:val="en-US"/>
+        </w:rPr>
+        <w:t>&gt;</w:t>
+      </w:r>
+    </w:p>
+    <w:p>
+      <w:pPr>
+        <w:spacing w:after="0" w:line="240" w:lineRule="auto"/>
+        <w:jc w:val="both"/>
+        <w:rPr>
+          <w:noProof/>
+          <w:sz w:val="28"/>
+          <w:szCs w:val="28"/>
+          <w:lang w:val="en-US" w:eastAsia="ru-RU"/>
+        </w:rPr>
+      </w:pPr>
+    </w:p>
+    <w:p>
+      <w:pPr>
+        <w:spacing w:after="0" w:line="240" w:lineRule="auto"/>
+        <w:jc w:val="both"/>
+        <w:rPr>
+          <w:sz w:val="28"/>
+          <w:szCs w:val="28"/>
+        </w:rPr>
+      </w:pPr>
+      <w:r>
+        <w:rPr>
+          <w:sz w:val="28"/>
+          <w:szCs w:val="28"/>
+        </w:rPr>
+        <w:t xml:space="preserve">15. </w:t>
+      </w:r>
+      <w:r>
+        <w:rPr>
+          <w:sz w:val="28"/>
+          <w:szCs w:val="28"/>
+        </w:rPr>
+        <w:t>Разместим на 4 строке кнопки Редактировать и Удалить</w:t>
+      </w:r>
+      <w:r>
+        <w:rPr>
+          <w:sz w:val="28"/>
+          <w:szCs w:val="28"/>
+        </w:rPr>
+        <w:t>:</w:t>
+      </w:r>
+    </w:p>
+    <w:p>
+      <w:pPr>
+        <w:spacing w:after="0" w:line="240" w:lineRule="auto"/>
+        <w:jc w:val="both"/>
+        <w:rPr>
+          <w:sz w:val="28"/>
+          <w:szCs w:val="28"/>
+        </w:rPr>
+      </w:pPr>
+      <w:r>
+        <w:rPr>
+          <w:noProof/>
           <w:sz w:val="28"/>
           <w:szCs w:val="28"/>
           <w:lang w:eastAsia="ru-RU"/>
         </w:rPr>
-      </w:pPr>
-    </w:p>
-    <w:p>
-      <w:pPr>
-        <w:spacing w:after="0" w:line="240" w:lineRule="auto"/>
-        <w:jc w:val="both"/>
-        <w:rPr>
-          <w:noProof/>
-          <w:sz w:val="28"/>
-          <w:szCs w:val="28"/>
-          <w:lang w:eastAsia="ru-RU"/>
-        </w:rPr>
-      </w:pPr>
-      <w:r>
-        <w:rPr>
-          <w:noProof/>
-          <w:sz w:val="28"/>
-          <w:szCs w:val="28"/>
-          <w:lang w:eastAsia="ru-RU"/>
-        </w:rPr>
-        <w:t>Запускаем приложение:</w:t>
-      </w:r>
-    </w:p>
-    <w:p>
-      <w:pPr>
-        <w:spacing w:after="0" w:line="240" w:lineRule="auto"/>
-        <w:jc w:val="center"/>
-        <w:rPr>
-          <w:noProof/>
-          <w:sz w:val="28"/>
-          <w:szCs w:val="28"/>
-          <w:lang w:eastAsia="ru-RU"/>
-        </w:rPr>
-      </w:pPr>
-      <w:r>
-        <w:rPr>
-          <w:noProof/>
-          <w:sz w:val="28"/>
-          <w:szCs w:val="28"/>
-          <w:lang w:eastAsia="ru-RU"/>
-        </w:rPr>
         <w:drawing>
-          <wp:inline distT="0" distB="0" distL="0" distR="0" wp14:anchorId="34EF6B3F" wp14:editId="5FF223F4">
-            <wp:extent cx="5417127" cy="3036477"/>
+          <wp:inline distT="0" distB="0" distL="0" distR="0" wp14:anchorId="7458518A" wp14:editId="3219765D">
+            <wp:extent cx="6749846" cy="861060"/>
             <wp:effectExtent l="0" t="0" r="0" b="0"/>
-            <wp:docPr id="62" name="Рисунок 62"/>
+            <wp:docPr id="63" name="Рисунок 63"/>
             <wp:cNvGraphicFramePr>
               <a:graphicFrameLocks xmlns:a="http://schemas.openxmlformats.org/drawingml/2006/main" noChangeAspect="1"/>
             </wp:cNvGraphicFramePr>
@@ -4208,996 +4924,6 @@
                   <pic:spPr>
                     <a:xfrm>
                       <a:off x="0" y="0"/>
-                      <a:ext cx="5414233" cy="3034855"/>
-                    </a:xfrm>
-                    <a:prstGeom prst="rect">
-                      <a:avLst/>
-                    </a:prstGeom>
-                  </pic:spPr>
-                </pic:pic>
-              </a:graphicData>
-            </a:graphic>
-          </wp:inline>
-        </w:drawing>
-      </w:r>
-    </w:p>
-    <w:p>
-      <w:pPr>
-        <w:spacing w:after="0" w:line="240" w:lineRule="auto"/>
-        <w:jc w:val="both"/>
-        <w:rPr>
-          <w:sz w:val="28"/>
-          <w:szCs w:val="28"/>
-        </w:rPr>
-      </w:pPr>
-      <w:r>
-        <w:rPr>
-          <w:sz w:val="28"/>
-          <w:szCs w:val="28"/>
-        </w:rPr>
-        <w:t>14</w:t>
-      </w:r>
-      <w:r>
-        <w:rPr>
-          <w:sz w:val="28"/>
-          <w:szCs w:val="28"/>
-        </w:rPr>
-        <w:t xml:space="preserve">. </w:t>
-      </w:r>
-      <w:r>
-        <w:rPr>
-          <w:sz w:val="28"/>
-          <w:szCs w:val="28"/>
-        </w:rPr>
-        <w:t>Пор</w:t>
-      </w:r>
-      <w:r>
-        <w:rPr>
-          <w:sz w:val="28"/>
-          <w:szCs w:val="28"/>
-        </w:rPr>
-        <w:t xml:space="preserve">аботаем над форматом отображения стоимости и </w:t>
-      </w:r>
-      <w:r>
-        <w:rPr>
-          <w:sz w:val="28"/>
-          <w:szCs w:val="28"/>
-        </w:rPr>
-        <w:t>скидки</w:t>
-      </w:r>
-      <w:r>
-        <w:rPr>
-          <w:sz w:val="28"/>
-          <w:szCs w:val="28"/>
-        </w:rPr>
-        <w:t xml:space="preserve">. Указываем им </w:t>
-      </w:r>
-      <w:proofErr w:type="spellStart"/>
-      <w:r>
-        <w:rPr>
-          <w:sz w:val="28"/>
-          <w:szCs w:val="28"/>
-        </w:rPr>
-        <w:t>StringFormat</w:t>
-      </w:r>
-      <w:proofErr w:type="spellEnd"/>
-      <w:r>
-        <w:rPr>
-          <w:sz w:val="28"/>
-          <w:szCs w:val="28"/>
-        </w:rPr>
-        <w:t xml:space="preserve"> формат</w:t>
-      </w:r>
-      <w:r>
-        <w:rPr>
-          <w:sz w:val="28"/>
-          <w:szCs w:val="28"/>
-        </w:rPr>
-        <w:t>:</w:t>
-      </w:r>
-    </w:p>
-    <w:p>
-      <w:pPr>
-        <w:spacing w:after="0" w:line="240" w:lineRule="auto"/>
-        <w:rPr>
-          <w:noProof/>
-          <w:sz w:val="44"/>
-          <w:szCs w:val="28"/>
-          <w:lang w:val="en-US" w:eastAsia="ru-RU"/>
-        </w:rPr>
-      </w:pPr>
-      <w:r>
-        <w:rPr>
-          <w:rFonts w:ascii="Consolas" w:hAnsi="Consolas" w:cs="Consolas"/>
-          <w:color w:val="0000FF"/>
-          <w:sz w:val="28"/>
-          <w:szCs w:val="19"/>
-          <w:lang w:val="en-US"/>
-        </w:rPr>
-        <w:t>&lt;</w:t>
-      </w:r>
-      <w:proofErr w:type="spellStart"/>
-      <w:r>
-        <w:rPr>
-          <w:rFonts w:ascii="Consolas" w:hAnsi="Consolas" w:cs="Consolas"/>
-          <w:color w:val="A31515"/>
-          <w:sz w:val="28"/>
-          <w:szCs w:val="19"/>
-          <w:lang w:val="en-US"/>
-        </w:rPr>
-        <w:t>TextBlock</w:t>
-      </w:r>
-      <w:proofErr w:type="spellEnd"/>
-      <w:r>
-        <w:rPr>
-          <w:rFonts w:ascii="Consolas" w:hAnsi="Consolas" w:cs="Consolas"/>
-          <w:color w:val="FF0000"/>
-          <w:sz w:val="28"/>
-          <w:szCs w:val="19"/>
-          <w:lang w:val="en-US"/>
-        </w:rPr>
-        <w:t xml:space="preserve"> Text</w:t>
-      </w:r>
-      <w:r>
-        <w:rPr>
-          <w:rFonts w:ascii="Consolas" w:hAnsi="Consolas" w:cs="Consolas"/>
-          <w:color w:val="0000FF"/>
-          <w:sz w:val="28"/>
-          <w:szCs w:val="19"/>
-          <w:lang w:val="en-US"/>
-        </w:rPr>
-        <w:t>="{</w:t>
-      </w:r>
-      <w:r>
-        <w:rPr>
-          <w:rFonts w:ascii="Consolas" w:hAnsi="Consolas" w:cs="Consolas"/>
-          <w:color w:val="A31515"/>
-          <w:sz w:val="28"/>
-          <w:szCs w:val="19"/>
-          <w:lang w:val="en-US"/>
-        </w:rPr>
-        <w:t>Binding</w:t>
-      </w:r>
-      <w:r>
-        <w:rPr>
-          <w:rFonts w:ascii="Consolas" w:hAnsi="Consolas" w:cs="Consolas"/>
-          <w:color w:val="FF0000"/>
-          <w:sz w:val="28"/>
-          <w:szCs w:val="19"/>
-          <w:lang w:val="en-US"/>
-        </w:rPr>
-        <w:t xml:space="preserve"> Cost</w:t>
-      </w:r>
-      <w:r>
-        <w:rPr>
-          <w:rFonts w:ascii="Consolas" w:hAnsi="Consolas" w:cs="Consolas"/>
-          <w:color w:val="0000FF"/>
-          <w:sz w:val="28"/>
-          <w:szCs w:val="19"/>
-          <w:lang w:val="en-US"/>
-        </w:rPr>
-        <w:t>,</w:t>
-      </w:r>
-      <w:r>
-        <w:rPr>
-          <w:rFonts w:ascii="Consolas" w:hAnsi="Consolas" w:cs="Consolas"/>
-          <w:color w:val="FF0000"/>
-          <w:sz w:val="28"/>
-          <w:szCs w:val="19"/>
-          <w:lang w:val="en-US"/>
-        </w:rPr>
-        <w:t xml:space="preserve"> </w:t>
-      </w:r>
-      <w:proofErr w:type="spellStart"/>
-      <w:r>
-        <w:rPr>
-          <w:rFonts w:ascii="Consolas" w:hAnsi="Consolas" w:cs="Consolas"/>
-          <w:color w:val="FF0000"/>
-          <w:sz w:val="28"/>
-          <w:szCs w:val="19"/>
-          <w:lang w:val="en-US"/>
-        </w:rPr>
-        <w:t>StringFormat</w:t>
-      </w:r>
-      <w:proofErr w:type="spellEnd"/>
-      <w:proofErr w:type="gramStart"/>
-      <w:r>
-        <w:rPr>
-          <w:rFonts w:ascii="Consolas" w:hAnsi="Consolas" w:cs="Consolas"/>
-          <w:color w:val="0000FF"/>
-          <w:sz w:val="28"/>
-          <w:szCs w:val="19"/>
-          <w:lang w:val="en-US"/>
-        </w:rPr>
-        <w:t>={</w:t>
-      </w:r>
-      <w:proofErr w:type="gramEnd"/>
-      <w:r>
-        <w:rPr>
-          <w:rFonts w:ascii="Consolas" w:hAnsi="Consolas" w:cs="Consolas"/>
-          <w:color w:val="0000FF"/>
-          <w:sz w:val="28"/>
-          <w:szCs w:val="19"/>
-          <w:lang w:val="en-US"/>
-        </w:rPr>
-        <w:t>}{</w:t>
-      </w:r>
-      <w:r>
-        <w:rPr>
-          <w:rFonts w:ascii="Consolas" w:hAnsi="Consolas" w:cs="Consolas"/>
-          <w:color w:val="000000"/>
-          <w:sz w:val="28"/>
-          <w:szCs w:val="19"/>
-          <w:lang w:val="en-US"/>
-        </w:rPr>
-        <w:t>0</w:t>
-      </w:r>
-      <w:r>
-        <w:rPr>
-          <w:rFonts w:ascii="Consolas" w:hAnsi="Consolas" w:cs="Consolas"/>
-          <w:color w:val="000000"/>
-          <w:sz w:val="28"/>
-          <w:szCs w:val="19"/>
-          <w:lang w:val="en-US"/>
-        </w:rPr>
-        <w:t>:0</w:t>
-      </w:r>
-      <w:r>
-        <w:rPr>
-          <w:rFonts w:ascii="Consolas" w:hAnsi="Consolas" w:cs="Consolas"/>
-          <w:color w:val="0000FF"/>
-          <w:sz w:val="28"/>
-          <w:szCs w:val="19"/>
-          <w:lang w:val="en-US"/>
-        </w:rPr>
-        <w:t xml:space="preserve">} </w:t>
-      </w:r>
-      <w:r>
-        <w:rPr>
-          <w:rFonts w:ascii="Consolas" w:hAnsi="Consolas" w:cs="Consolas"/>
-          <w:color w:val="0000FF"/>
-          <w:sz w:val="28"/>
-          <w:szCs w:val="19"/>
-        </w:rPr>
-        <w:t>рублей</w:t>
-      </w:r>
-      <w:r>
-        <w:rPr>
-          <w:rFonts w:ascii="Consolas" w:hAnsi="Consolas" w:cs="Consolas"/>
-          <w:color w:val="FF0000"/>
-          <w:sz w:val="28"/>
-          <w:szCs w:val="19"/>
-          <w:lang w:val="en-US"/>
-        </w:rPr>
-        <w:t xml:space="preserve"> </w:t>
-      </w:r>
-      <w:r>
-        <w:rPr>
-          <w:rFonts w:ascii="Consolas" w:hAnsi="Consolas" w:cs="Consolas"/>
-          <w:color w:val="FF0000"/>
-          <w:sz w:val="28"/>
-          <w:szCs w:val="19"/>
-        </w:rPr>
-        <w:t>за</w:t>
-      </w:r>
-      <w:r>
-        <w:rPr>
-          <w:rFonts w:ascii="Consolas" w:hAnsi="Consolas" w:cs="Consolas"/>
-          <w:color w:val="0000FF"/>
-          <w:sz w:val="28"/>
-          <w:szCs w:val="19"/>
-          <w:lang w:val="en-US"/>
-        </w:rPr>
-        <w:t>}"</w:t>
-      </w:r>
-      <w:r>
-        <w:rPr>
-          <w:rFonts w:ascii="Consolas" w:hAnsi="Consolas" w:cs="Consolas"/>
-          <w:color w:val="000000"/>
-          <w:sz w:val="28"/>
-          <w:szCs w:val="19"/>
-          <w:lang w:val="en-US"/>
-        </w:rPr>
-        <w:t xml:space="preserve">    </w:t>
-      </w:r>
-      <w:r>
-        <w:rPr>
-          <w:rFonts w:ascii="Consolas" w:hAnsi="Consolas" w:cs="Consolas"/>
-          <w:color w:val="FF0000"/>
-          <w:sz w:val="28"/>
-          <w:szCs w:val="19"/>
-          <w:lang w:val="en-US"/>
-        </w:rPr>
-        <w:t xml:space="preserve"> </w:t>
-      </w:r>
-      <w:proofErr w:type="spellStart"/>
-      <w:r>
-        <w:rPr>
-          <w:rFonts w:ascii="Consolas" w:hAnsi="Consolas" w:cs="Consolas"/>
-          <w:color w:val="FF0000"/>
-          <w:sz w:val="28"/>
-          <w:szCs w:val="19"/>
-          <w:lang w:val="en-US"/>
-        </w:rPr>
-        <w:t>Grid.Column</w:t>
-      </w:r>
-      <w:proofErr w:type="spellEnd"/>
-      <w:r>
-        <w:rPr>
-          <w:rFonts w:ascii="Consolas" w:hAnsi="Consolas" w:cs="Consolas"/>
-          <w:color w:val="0000FF"/>
-          <w:sz w:val="28"/>
-          <w:szCs w:val="19"/>
-          <w:lang w:val="en-US"/>
-        </w:rPr>
-        <w:t>="1"</w:t>
-      </w:r>
-      <w:r>
-        <w:rPr>
-          <w:rFonts w:ascii="Consolas" w:hAnsi="Consolas" w:cs="Consolas"/>
-          <w:color w:val="FF0000"/>
-          <w:sz w:val="28"/>
-          <w:szCs w:val="19"/>
-          <w:lang w:val="en-US"/>
-        </w:rPr>
-        <w:t xml:space="preserve"> </w:t>
-      </w:r>
-      <w:proofErr w:type="spellStart"/>
-      <w:r>
-        <w:rPr>
-          <w:rFonts w:ascii="Consolas" w:hAnsi="Consolas" w:cs="Consolas"/>
-          <w:color w:val="FF0000"/>
-          <w:sz w:val="28"/>
-          <w:szCs w:val="19"/>
-          <w:lang w:val="en-US"/>
-        </w:rPr>
-        <w:t>Grid.Row</w:t>
-      </w:r>
-      <w:proofErr w:type="spellEnd"/>
-      <w:r>
-        <w:rPr>
-          <w:rFonts w:ascii="Consolas" w:hAnsi="Consolas" w:cs="Consolas"/>
-          <w:color w:val="0000FF"/>
-          <w:sz w:val="28"/>
-          <w:szCs w:val="19"/>
-          <w:lang w:val="en-US"/>
-        </w:rPr>
-        <w:t>="1"</w:t>
-      </w:r>
-      <w:r>
-        <w:rPr>
-          <w:rFonts w:ascii="Consolas" w:hAnsi="Consolas" w:cs="Consolas"/>
-          <w:color w:val="FF0000"/>
-          <w:sz w:val="28"/>
-          <w:szCs w:val="19"/>
-          <w:lang w:val="en-US"/>
-        </w:rPr>
-        <w:t xml:space="preserve"> </w:t>
-      </w:r>
-      <w:proofErr w:type="spellStart"/>
-      <w:r>
-        <w:rPr>
-          <w:rFonts w:ascii="Consolas" w:hAnsi="Consolas" w:cs="Consolas"/>
-          <w:color w:val="FF0000"/>
-          <w:sz w:val="28"/>
-          <w:szCs w:val="19"/>
-          <w:lang w:val="en-US"/>
-        </w:rPr>
-        <w:t>HorizontalAlignment</w:t>
-      </w:r>
-      <w:proofErr w:type="spellEnd"/>
-      <w:r>
-        <w:rPr>
-          <w:rFonts w:ascii="Consolas" w:hAnsi="Consolas" w:cs="Consolas"/>
-          <w:color w:val="0000FF"/>
-          <w:sz w:val="28"/>
-          <w:szCs w:val="19"/>
-          <w:lang w:val="en-US"/>
-        </w:rPr>
-        <w:t>="Left"</w:t>
-      </w:r>
-      <w:r>
-        <w:rPr>
-          <w:rFonts w:ascii="Consolas" w:hAnsi="Consolas" w:cs="Consolas"/>
-          <w:color w:val="FF0000"/>
-          <w:sz w:val="28"/>
-          <w:szCs w:val="19"/>
-          <w:lang w:val="en-US"/>
-        </w:rPr>
-        <w:t xml:space="preserve"> </w:t>
-      </w:r>
-      <w:proofErr w:type="spellStart"/>
-      <w:r>
-        <w:rPr>
-          <w:rFonts w:ascii="Consolas" w:hAnsi="Consolas" w:cs="Consolas"/>
-          <w:color w:val="FF0000"/>
-          <w:sz w:val="28"/>
-          <w:szCs w:val="19"/>
-          <w:lang w:val="en-US"/>
-        </w:rPr>
-        <w:t>FontSize</w:t>
-      </w:r>
-      <w:proofErr w:type="spellEnd"/>
-      <w:r>
-        <w:rPr>
-          <w:rFonts w:ascii="Consolas" w:hAnsi="Consolas" w:cs="Consolas"/>
-          <w:color w:val="0000FF"/>
-          <w:sz w:val="28"/>
-          <w:szCs w:val="19"/>
-          <w:lang w:val="en-US"/>
-        </w:rPr>
-        <w:t>="20"&gt;</w:t>
-      </w:r>
-      <w:r>
-        <w:rPr>
-          <w:rFonts w:ascii="Consolas" w:hAnsi="Consolas" w:cs="Consolas"/>
-          <w:color w:val="0000FF"/>
-          <w:sz w:val="28"/>
-          <w:szCs w:val="19"/>
-          <w:lang w:val="en-US"/>
-        </w:rPr>
-        <w:t xml:space="preserve"> </w:t>
-      </w:r>
-      <w:r>
-        <w:rPr>
-          <w:rFonts w:ascii="Consolas" w:hAnsi="Consolas" w:cs="Consolas"/>
-          <w:color w:val="0000FF"/>
-          <w:sz w:val="28"/>
-          <w:szCs w:val="19"/>
-          <w:lang w:val="en-US"/>
-        </w:rPr>
-        <w:t>&lt;/</w:t>
-      </w:r>
-      <w:proofErr w:type="spellStart"/>
-      <w:r>
-        <w:rPr>
-          <w:rFonts w:ascii="Consolas" w:hAnsi="Consolas" w:cs="Consolas"/>
-          <w:color w:val="A31515"/>
-          <w:sz w:val="28"/>
-          <w:szCs w:val="19"/>
-          <w:lang w:val="en-US"/>
-        </w:rPr>
-        <w:t>TextBlock</w:t>
-      </w:r>
-      <w:proofErr w:type="spellEnd"/>
-      <w:r>
-        <w:rPr>
-          <w:rFonts w:ascii="Consolas" w:hAnsi="Consolas" w:cs="Consolas"/>
-          <w:color w:val="0000FF"/>
-          <w:sz w:val="28"/>
-          <w:szCs w:val="19"/>
-          <w:lang w:val="en-US"/>
-        </w:rPr>
-        <w:t>&gt;</w:t>
-      </w:r>
-    </w:p>
-    <w:p>
-      <w:pPr>
-        <w:spacing w:after="0" w:line="240" w:lineRule="auto"/>
-        <w:jc w:val="both"/>
-        <w:rPr>
-          <w:noProof/>
-          <w:sz w:val="28"/>
-          <w:szCs w:val="28"/>
-          <w:lang w:val="en-US" w:eastAsia="ru-RU"/>
-        </w:rPr>
-      </w:pPr>
-    </w:p>
-    <w:p>
-      <w:pPr>
-        <w:spacing w:after="0" w:line="240" w:lineRule="auto"/>
-        <w:rPr>
-          <w:noProof/>
-          <w:sz w:val="144"/>
-          <w:szCs w:val="28"/>
-          <w:lang w:val="en-US" w:eastAsia="ru-RU"/>
-        </w:rPr>
-      </w:pPr>
-      <w:r>
-        <w:rPr>
-          <w:rFonts w:ascii="Consolas" w:hAnsi="Consolas" w:cs="Consolas"/>
-          <w:color w:val="0000FF"/>
-          <w:sz w:val="28"/>
-          <w:szCs w:val="19"/>
-          <w:lang w:val="en-US"/>
-        </w:rPr>
-        <w:t>&lt;</w:t>
-      </w:r>
-      <w:proofErr w:type="spellStart"/>
-      <w:r>
-        <w:rPr>
-          <w:rFonts w:ascii="Consolas" w:hAnsi="Consolas" w:cs="Consolas"/>
-          <w:color w:val="A31515"/>
-          <w:sz w:val="28"/>
-          <w:szCs w:val="19"/>
-          <w:lang w:val="en-US"/>
-        </w:rPr>
-        <w:t>TextBlock</w:t>
-      </w:r>
-      <w:proofErr w:type="spellEnd"/>
-      <w:r>
-        <w:rPr>
-          <w:rFonts w:ascii="Consolas" w:hAnsi="Consolas" w:cs="Consolas"/>
-          <w:color w:val="FF0000"/>
-          <w:sz w:val="28"/>
-          <w:szCs w:val="19"/>
-          <w:lang w:val="en-US"/>
-        </w:rPr>
-        <w:t xml:space="preserve"> Text</w:t>
-      </w:r>
-      <w:r>
-        <w:rPr>
-          <w:rFonts w:ascii="Consolas" w:hAnsi="Consolas" w:cs="Consolas"/>
-          <w:color w:val="0000FF"/>
-          <w:sz w:val="28"/>
-          <w:szCs w:val="19"/>
-          <w:lang w:val="en-US"/>
-        </w:rPr>
-        <w:t>="{</w:t>
-      </w:r>
-      <w:r>
-        <w:rPr>
-          <w:rFonts w:ascii="Consolas" w:hAnsi="Consolas" w:cs="Consolas"/>
-          <w:color w:val="A31515"/>
-          <w:sz w:val="28"/>
-          <w:szCs w:val="19"/>
-          <w:lang w:val="en-US"/>
-        </w:rPr>
-        <w:t>Binding</w:t>
-      </w:r>
-      <w:r>
-        <w:rPr>
-          <w:rFonts w:ascii="Consolas" w:hAnsi="Consolas" w:cs="Consolas"/>
-          <w:color w:val="FF0000"/>
-          <w:sz w:val="28"/>
-          <w:szCs w:val="19"/>
-          <w:lang w:val="en-US"/>
-        </w:rPr>
-        <w:t xml:space="preserve"> Discount</w:t>
-      </w:r>
-      <w:r>
-        <w:rPr>
-          <w:rFonts w:ascii="Consolas" w:hAnsi="Consolas" w:cs="Consolas"/>
-          <w:color w:val="0000FF"/>
-          <w:sz w:val="28"/>
-          <w:szCs w:val="19"/>
-          <w:lang w:val="en-US"/>
-        </w:rPr>
-        <w:t>,</w:t>
-      </w:r>
-      <w:r>
-        <w:rPr>
-          <w:rFonts w:ascii="Consolas" w:hAnsi="Consolas" w:cs="Consolas"/>
-          <w:color w:val="FF0000"/>
-          <w:sz w:val="28"/>
-          <w:szCs w:val="19"/>
-          <w:lang w:val="en-US"/>
-        </w:rPr>
-        <w:t xml:space="preserve"> </w:t>
-      </w:r>
-      <w:proofErr w:type="spellStart"/>
-      <w:r>
-        <w:rPr>
-          <w:rFonts w:ascii="Consolas" w:hAnsi="Consolas" w:cs="Consolas"/>
-          <w:color w:val="FF0000"/>
-          <w:sz w:val="28"/>
-          <w:szCs w:val="19"/>
-          <w:lang w:val="en-US"/>
-        </w:rPr>
-        <w:t>StringFormat</w:t>
-      </w:r>
-      <w:proofErr w:type="spellEnd"/>
-      <w:r>
-        <w:rPr>
-          <w:rFonts w:ascii="Consolas" w:hAnsi="Consolas" w:cs="Consolas"/>
-          <w:color w:val="0000FF"/>
-          <w:sz w:val="28"/>
-          <w:szCs w:val="19"/>
-          <w:lang w:val="en-US"/>
-        </w:rPr>
-        <w:t>=*</w:t>
-      </w:r>
-      <w:r>
-        <w:rPr>
-          <w:rFonts w:ascii="Consolas" w:hAnsi="Consolas" w:cs="Consolas"/>
-          <w:color w:val="0000FF"/>
-          <w:sz w:val="28"/>
-          <w:szCs w:val="19"/>
-        </w:rPr>
-        <w:t>скидка</w:t>
-      </w:r>
-      <w:r>
-        <w:rPr>
-          <w:rFonts w:ascii="Consolas" w:hAnsi="Consolas" w:cs="Consolas"/>
-          <w:color w:val="0000FF"/>
-          <w:sz w:val="28"/>
-          <w:szCs w:val="19"/>
-          <w:lang w:val="en-US"/>
-        </w:rPr>
-        <w:t xml:space="preserve"> {</w:t>
-      </w:r>
-      <w:r>
-        <w:rPr>
-          <w:rFonts w:ascii="Consolas" w:hAnsi="Consolas" w:cs="Consolas"/>
-          <w:color w:val="000000"/>
-          <w:sz w:val="28"/>
-          <w:szCs w:val="19"/>
-          <w:lang w:val="en-US"/>
-        </w:rPr>
-        <w:t>0</w:t>
-      </w:r>
-      <w:r>
-        <w:rPr>
-          <w:rFonts w:ascii="Consolas" w:hAnsi="Consolas" w:cs="Consolas"/>
-          <w:color w:val="0000FF"/>
-          <w:sz w:val="28"/>
-          <w:szCs w:val="19"/>
-          <w:lang w:val="en-US"/>
-        </w:rPr>
-        <w:t>}</w:t>
-      </w:r>
-      <w:r>
-        <w:rPr>
-          <w:rFonts w:ascii="Consolas" w:hAnsi="Consolas" w:cs="Consolas"/>
-          <w:color w:val="000000"/>
-          <w:sz w:val="28"/>
-          <w:szCs w:val="19"/>
-          <w:lang w:val="en-US"/>
-        </w:rPr>
-        <w:t xml:space="preserve"> </w:t>
-      </w:r>
-      <w:proofErr w:type="gramStart"/>
-      <w:r>
-        <w:rPr>
-          <w:rFonts w:ascii="Consolas" w:hAnsi="Consolas" w:cs="Consolas"/>
-          <w:color w:val="000000"/>
-          <w:sz w:val="28"/>
-          <w:szCs w:val="19"/>
-          <w:lang w:val="en-US"/>
-        </w:rPr>
-        <w:t>%</w:t>
-      </w:r>
-      <w:r>
-        <w:rPr>
-          <w:rFonts w:ascii="Consolas" w:hAnsi="Consolas" w:cs="Consolas"/>
-          <w:color w:val="0000FF"/>
-          <w:sz w:val="28"/>
-          <w:szCs w:val="19"/>
-          <w:lang w:val="en-US"/>
-        </w:rPr>
-        <w:t xml:space="preserve"> }</w:t>
-      </w:r>
-      <w:proofErr w:type="gramEnd"/>
-      <w:r>
-        <w:rPr>
-          <w:rFonts w:ascii="Consolas" w:hAnsi="Consolas" w:cs="Consolas"/>
-          <w:color w:val="0000FF"/>
-          <w:sz w:val="28"/>
-          <w:szCs w:val="19"/>
-          <w:lang w:val="en-US"/>
-        </w:rPr>
-        <w:t>"</w:t>
-      </w:r>
-      <w:r>
-        <w:rPr>
-          <w:rFonts w:ascii="Consolas" w:hAnsi="Consolas" w:cs="Consolas"/>
-          <w:color w:val="FF0000"/>
-          <w:sz w:val="28"/>
-          <w:szCs w:val="19"/>
-          <w:lang w:val="en-US"/>
-        </w:rPr>
-        <w:t xml:space="preserve"> Opacity</w:t>
-      </w:r>
-      <w:r>
-        <w:rPr>
-          <w:rFonts w:ascii="Consolas" w:hAnsi="Consolas" w:cs="Consolas"/>
-          <w:color w:val="0000FF"/>
-          <w:sz w:val="28"/>
-          <w:szCs w:val="19"/>
-          <w:lang w:val="en-US"/>
-        </w:rPr>
-        <w:t>="{</w:t>
-      </w:r>
-      <w:r>
-        <w:rPr>
-          <w:rFonts w:ascii="Consolas" w:hAnsi="Consolas" w:cs="Consolas"/>
-          <w:color w:val="A31515"/>
-          <w:sz w:val="28"/>
-          <w:szCs w:val="19"/>
-          <w:lang w:val="en-US"/>
-        </w:rPr>
-        <w:t>Binding</w:t>
-      </w:r>
-      <w:r>
-        <w:rPr>
-          <w:rFonts w:ascii="Consolas" w:hAnsi="Consolas" w:cs="Consolas"/>
-          <w:color w:val="FF0000"/>
-          <w:sz w:val="28"/>
-          <w:szCs w:val="19"/>
-          <w:lang w:val="en-US"/>
-        </w:rPr>
-        <w:t xml:space="preserve"> Discount</w:t>
-      </w:r>
-      <w:r>
-        <w:rPr>
-          <w:rFonts w:ascii="Consolas" w:hAnsi="Consolas" w:cs="Consolas"/>
-          <w:color w:val="0000FF"/>
-          <w:sz w:val="28"/>
-          <w:szCs w:val="19"/>
-          <w:lang w:val="en-US"/>
-        </w:rPr>
-        <w:t>}"</w:t>
-      </w:r>
-      <w:r>
-        <w:rPr>
-          <w:rFonts w:ascii="Consolas" w:hAnsi="Consolas" w:cs="Consolas"/>
-          <w:color w:val="FF0000"/>
-          <w:sz w:val="28"/>
-          <w:szCs w:val="19"/>
-          <w:lang w:val="en-US"/>
-        </w:rPr>
-        <w:t xml:space="preserve"> Margin</w:t>
-      </w:r>
-      <w:r>
-        <w:rPr>
-          <w:rFonts w:ascii="Consolas" w:hAnsi="Consolas" w:cs="Consolas"/>
-          <w:color w:val="0000FF"/>
-          <w:sz w:val="28"/>
-          <w:szCs w:val="19"/>
-          <w:lang w:val="en-US"/>
-        </w:rPr>
-        <w:t>="5"</w:t>
-      </w:r>
-      <w:r>
-        <w:rPr>
-          <w:rFonts w:ascii="Consolas" w:hAnsi="Consolas" w:cs="Consolas"/>
-          <w:color w:val="FF0000"/>
-          <w:sz w:val="28"/>
-          <w:szCs w:val="19"/>
-          <w:lang w:val="en-US"/>
-        </w:rPr>
-        <w:t xml:space="preserve"> </w:t>
-      </w:r>
-      <w:proofErr w:type="spellStart"/>
-      <w:r>
-        <w:rPr>
-          <w:rFonts w:ascii="Consolas" w:hAnsi="Consolas" w:cs="Consolas"/>
-          <w:color w:val="FF0000"/>
-          <w:sz w:val="28"/>
-          <w:szCs w:val="19"/>
-          <w:lang w:val="en-US"/>
-        </w:rPr>
-        <w:t>Grid.Column</w:t>
-      </w:r>
-      <w:proofErr w:type="spellEnd"/>
-      <w:r>
-        <w:rPr>
-          <w:rFonts w:ascii="Consolas" w:hAnsi="Consolas" w:cs="Consolas"/>
-          <w:color w:val="0000FF"/>
-          <w:sz w:val="28"/>
-          <w:szCs w:val="19"/>
-          <w:lang w:val="en-US"/>
-        </w:rPr>
-        <w:t>="1"</w:t>
-      </w:r>
-      <w:r>
-        <w:rPr>
-          <w:rFonts w:ascii="Consolas" w:hAnsi="Consolas" w:cs="Consolas"/>
-          <w:color w:val="FF0000"/>
-          <w:sz w:val="28"/>
-          <w:szCs w:val="19"/>
-          <w:lang w:val="en-US"/>
-        </w:rPr>
-        <w:t xml:space="preserve"> </w:t>
-      </w:r>
-      <w:proofErr w:type="spellStart"/>
-      <w:r>
-        <w:rPr>
-          <w:rFonts w:ascii="Consolas" w:hAnsi="Consolas" w:cs="Consolas"/>
-          <w:color w:val="FF0000"/>
-          <w:sz w:val="28"/>
-          <w:szCs w:val="19"/>
-          <w:lang w:val="en-US"/>
-        </w:rPr>
-        <w:t>Grid.Row</w:t>
-      </w:r>
-      <w:proofErr w:type="spellEnd"/>
-      <w:r>
-        <w:rPr>
-          <w:rFonts w:ascii="Consolas" w:hAnsi="Consolas" w:cs="Consolas"/>
-          <w:color w:val="0000FF"/>
-          <w:sz w:val="28"/>
-          <w:szCs w:val="19"/>
-          <w:lang w:val="en-US"/>
-        </w:rPr>
-        <w:t>="2"</w:t>
-      </w:r>
-      <w:r>
-        <w:rPr>
-          <w:rFonts w:ascii="Consolas" w:hAnsi="Consolas" w:cs="Consolas"/>
-          <w:color w:val="FF0000"/>
-          <w:sz w:val="28"/>
-          <w:szCs w:val="19"/>
-          <w:lang w:val="en-US"/>
-        </w:rPr>
-        <w:t xml:space="preserve"> </w:t>
-      </w:r>
-      <w:proofErr w:type="spellStart"/>
-      <w:r>
-        <w:rPr>
-          <w:rFonts w:ascii="Consolas" w:hAnsi="Consolas" w:cs="Consolas"/>
-          <w:color w:val="FF0000"/>
-          <w:sz w:val="28"/>
-          <w:szCs w:val="19"/>
-          <w:lang w:val="en-US"/>
-        </w:rPr>
-        <w:t>HorizontalAlignment</w:t>
-      </w:r>
-      <w:proofErr w:type="spellEnd"/>
-      <w:r>
-        <w:rPr>
-          <w:rFonts w:ascii="Consolas" w:hAnsi="Consolas" w:cs="Consolas"/>
-          <w:color w:val="0000FF"/>
-          <w:sz w:val="28"/>
-          <w:szCs w:val="19"/>
-          <w:lang w:val="en-US"/>
-        </w:rPr>
-        <w:t>="Left"</w:t>
-      </w:r>
-      <w:r>
-        <w:rPr>
-          <w:rFonts w:ascii="Consolas" w:hAnsi="Consolas" w:cs="Consolas"/>
-          <w:color w:val="FF0000"/>
-          <w:sz w:val="28"/>
-          <w:szCs w:val="19"/>
-          <w:lang w:val="en-US"/>
-        </w:rPr>
-        <w:t xml:space="preserve"> </w:t>
-      </w:r>
-      <w:proofErr w:type="spellStart"/>
-      <w:r>
-        <w:rPr>
-          <w:rFonts w:ascii="Consolas" w:hAnsi="Consolas" w:cs="Consolas"/>
-          <w:color w:val="FF0000"/>
-          <w:sz w:val="28"/>
-          <w:szCs w:val="19"/>
-          <w:lang w:val="en-US"/>
-        </w:rPr>
-        <w:t>FontSize</w:t>
-      </w:r>
-      <w:proofErr w:type="spellEnd"/>
-      <w:r>
-        <w:rPr>
-          <w:rFonts w:ascii="Consolas" w:hAnsi="Consolas" w:cs="Consolas"/>
-          <w:color w:val="0000FF"/>
-          <w:sz w:val="28"/>
-          <w:szCs w:val="19"/>
-          <w:lang w:val="en-US"/>
-        </w:rPr>
-        <w:t>="16"&gt;&lt;/</w:t>
-      </w:r>
-      <w:proofErr w:type="spellStart"/>
-      <w:r>
-        <w:rPr>
-          <w:rFonts w:ascii="Consolas" w:hAnsi="Consolas" w:cs="Consolas"/>
-          <w:color w:val="A31515"/>
-          <w:sz w:val="28"/>
-          <w:szCs w:val="19"/>
-          <w:lang w:val="en-US"/>
-        </w:rPr>
-        <w:t>TextBlock</w:t>
-      </w:r>
-      <w:proofErr w:type="spellEnd"/>
-      <w:r>
-        <w:rPr>
-          <w:rFonts w:ascii="Consolas" w:hAnsi="Consolas" w:cs="Consolas"/>
-          <w:color w:val="0000FF"/>
-          <w:sz w:val="28"/>
-          <w:szCs w:val="19"/>
-          <w:lang w:val="en-US"/>
-        </w:rPr>
-        <w:t>&gt;</w:t>
-      </w:r>
-    </w:p>
-    <w:p>
-      <w:pPr>
-        <w:spacing w:after="0" w:line="240" w:lineRule="auto"/>
-        <w:jc w:val="both"/>
-        <w:rPr>
-          <w:noProof/>
-          <w:sz w:val="28"/>
-          <w:szCs w:val="28"/>
-          <w:lang w:val="en-US" w:eastAsia="ru-RU"/>
-        </w:rPr>
-      </w:pPr>
-    </w:p>
-    <w:p>
-      <w:pPr>
-        <w:spacing w:after="0" w:line="240" w:lineRule="auto"/>
-        <w:jc w:val="both"/>
-        <w:rPr>
-          <w:sz w:val="28"/>
-          <w:szCs w:val="28"/>
-        </w:rPr>
-      </w:pPr>
-      <w:r>
-        <w:rPr>
-          <w:sz w:val="28"/>
-          <w:szCs w:val="28"/>
-        </w:rPr>
-        <w:t xml:space="preserve">15. </w:t>
-      </w:r>
-      <w:r>
-        <w:rPr>
-          <w:sz w:val="28"/>
-          <w:szCs w:val="28"/>
-        </w:rPr>
-        <w:t>Разместим на 4 строке кнопки</w:t>
-      </w:r>
-      <w:proofErr w:type="gramStart"/>
-      <w:r>
-        <w:rPr>
-          <w:sz w:val="28"/>
-          <w:szCs w:val="28"/>
-        </w:rPr>
-        <w:t xml:space="preserve"> Р</w:t>
-      </w:r>
-      <w:proofErr w:type="gramEnd"/>
-      <w:r>
-        <w:rPr>
-          <w:sz w:val="28"/>
-          <w:szCs w:val="28"/>
-        </w:rPr>
-        <w:t>едактировать и Удалить</w:t>
-      </w:r>
-      <w:r>
-        <w:rPr>
-          <w:sz w:val="28"/>
-          <w:szCs w:val="28"/>
-        </w:rPr>
-        <w:t>:</w:t>
-      </w:r>
-    </w:p>
-    <w:p>
-      <w:pPr>
-        <w:spacing w:after="0" w:line="240" w:lineRule="auto"/>
-        <w:jc w:val="both"/>
-        <w:rPr>
-          <w:sz w:val="28"/>
-          <w:szCs w:val="28"/>
-        </w:rPr>
-      </w:pPr>
-      <w:r>
-        <w:rPr>
-          <w:noProof/>
-          <w:sz w:val="28"/>
-          <w:szCs w:val="28"/>
-          <w:lang w:eastAsia="ru-RU"/>
-        </w:rPr>
-        <w:drawing>
-          <wp:inline distT="0" distB="0" distL="0" distR="0" wp14:anchorId="7458518A" wp14:editId="3219765D">
-            <wp:extent cx="6749846" cy="861060"/>
-            <wp:effectExtent l="0" t="0" r="0" b="0"/>
-            <wp:docPr id="63" name="Рисунок 63"/>
-            <wp:cNvGraphicFramePr>
-              <a:graphicFrameLocks xmlns:a="http://schemas.openxmlformats.org/drawingml/2006/main" noChangeAspect="1"/>
-            </wp:cNvGraphicFramePr>
-            <a:graphic xmlns:a="http://schemas.openxmlformats.org/drawingml/2006/main">
-              <a:graphicData uri="http://schemas.openxmlformats.org/drawingml/2006/picture">
-                <pic:pic xmlns:pic="http://schemas.openxmlformats.org/drawingml/2006/picture">
-                  <pic:nvPicPr>
-                    <pic:cNvPr id="0" name=""/>
-                    <pic:cNvPicPr/>
-                  </pic:nvPicPr>
-                  <pic:blipFill>
-                    <a:blip r:embed="rId18"/>
-                    <a:stretch>
-                      <a:fillRect/>
-                    </a:stretch>
-                  </pic:blipFill>
-                  <pic:spPr>
-                    <a:xfrm>
-                      <a:off x="0" y="0"/>
                       <a:ext cx="6781264" cy="865068"/>
                     </a:xfrm>
                     <a:prstGeom prst="rect">
@@ -5259,6 +4985,7 @@
         <w:rPr>
           <w:sz w:val="28"/>
           <w:szCs w:val="28"/>
+          <w:lang w:val="en-US"/>
         </w:rPr>
       </w:pPr>
       <w:r>
@@ -5273,87 +5000,7 @@
           <w:sz w:val="28"/>
           <w:szCs w:val="28"/>
         </w:rPr>
-        <w:t xml:space="preserve">ения </w:t>
-      </w:r>
-      <w:proofErr w:type="spellStart"/>
-      <w:r>
-        <w:rPr>
-          <w:sz w:val="28"/>
-          <w:szCs w:val="28"/>
-        </w:rPr>
-        <w:t>лаб</w:t>
-      </w:r>
-      <w:proofErr w:type="gramStart"/>
-      <w:r>
-        <w:rPr>
-          <w:sz w:val="28"/>
-          <w:szCs w:val="28"/>
-        </w:rPr>
-        <w:t>.р</w:t>
-      </w:r>
-      <w:proofErr w:type="gramEnd"/>
-      <w:r>
-        <w:rPr>
-          <w:sz w:val="28"/>
-          <w:szCs w:val="28"/>
-        </w:rPr>
-        <w:t>аботы</w:t>
-      </w:r>
-      <w:proofErr w:type="spellEnd"/>
-      <w:r>
-        <w:rPr>
-          <w:sz w:val="28"/>
-          <w:szCs w:val="28"/>
-        </w:rPr>
-        <w:t xml:space="preserve"> запушить на </w:t>
-      </w:r>
-      <w:proofErr w:type="spellStart"/>
-      <w:r>
-        <w:rPr>
-          <w:sz w:val="28"/>
-          <w:szCs w:val="28"/>
-        </w:rPr>
-        <w:t>гитхаб</w:t>
-      </w:r>
-      <w:proofErr w:type="spellEnd"/>
-      <w:r>
-        <w:rPr>
-          <w:sz w:val="28"/>
-          <w:szCs w:val="28"/>
-        </w:rPr>
-        <w:t xml:space="preserve"> с </w:t>
-      </w:r>
-      <w:proofErr w:type="spellStart"/>
-      <w:r>
-        <w:rPr>
-          <w:sz w:val="28"/>
-          <w:szCs w:val="28"/>
-        </w:rPr>
-        <w:t>коммитом</w:t>
-      </w:r>
-      <w:proofErr w:type="spellEnd"/>
-      <w:r>
-        <w:rPr>
-          <w:sz w:val="28"/>
-          <w:szCs w:val="28"/>
-        </w:rPr>
-        <w:t xml:space="preserve"> «4 </w:t>
-      </w:r>
-      <w:proofErr w:type="spellStart"/>
-      <w:r>
-        <w:rPr>
-          <w:sz w:val="28"/>
-          <w:szCs w:val="28"/>
-        </w:rPr>
-        <w:t>лаб.работа</w:t>
-      </w:r>
-      <w:proofErr w:type="spellEnd"/>
-      <w:r>
-        <w:rPr>
-          <w:sz w:val="28"/>
-          <w:szCs w:val="28"/>
-        </w:rPr>
-        <w:t>»</w:t>
+        <w:t>ения лаб.работы запушить на гитхаб с коммитом «4 лаб.работа»</w:t>
       </w:r>
       <w:r>
         <w:rPr>
@@ -5366,8 +5013,8 @@
       <w:bookmarkEnd w:id="0"/>
     </w:p>
     <w:sectPr>
-      <w:headerReference w:type="default" r:id="rId19"/>
-      <w:footerReference w:type="default" r:id="rId20"/>
+      <w:headerReference w:type="default" r:id="rId18"/>
+      <w:footerReference w:type="default" r:id="rId19"/>
       <w:pgSz w:w="11906" w:h="16838"/>
       <w:pgMar w:top="720" w:right="720" w:bottom="720" w:left="720" w:header="708" w:footer="708" w:gutter="0"/>
       <w:cols w:space="708"/>
@@ -5378,7 +5025,7 @@
 </file>
 
 <file path=word/endnotes.xml><?xml version="1.0" encoding="utf-8"?>
-<w:endnotes xmlns:wpc="http://schemas.microsoft.com/office/word/2010/wordprocessingCanvas" xmlns:mc="http://schemas.openxmlformats.org/markup-compatibility/2006" xmlns:o="urn:schemas-microsoft-com:office:office" xmlns:r="http://schemas.openxmlformats.org/officeDocument/2006/relationships" xmlns:m="http://schemas.openxmlformats.org/officeDocument/2006/math" xmlns:v="urn:schemas-microsoft-com:vml" xmlns:wp14="http://schemas.microsoft.com/office/word/2010/wordprocessingDrawing" xmlns:wp="http://schemas.openxmlformats.org/drawingml/2006/wordprocessingDrawing" xmlns:w10="urn:schemas-microsoft-com:office:word" xmlns:w="http://schemas.openxmlformats.org/wordprocessingml/2006/main" xmlns:w14="http://schemas.microsoft.com/office/word/2010/wordml" xmlns:wpg="http://schemas.microsoft.com/office/word/2010/wordprocessingGroup" xmlns:wpi="http://schemas.microsoft.com/office/word/2010/wordprocessingInk" xmlns:wne="http://schemas.microsoft.com/office/word/2006/wordml" xmlns:wps="http://schemas.microsoft.com/office/word/2010/wordprocessingShape" mc:Ignorable="w14 wp14">
+<w:endnotes xmlns:wpc="http://schemas.microsoft.com/office/word/2010/wordprocessingCanvas" xmlns:cx="http://schemas.microsoft.com/office/drawing/2014/chartex" xmlns:cx1="http://schemas.microsoft.com/office/drawing/2015/9/8/chartex" xmlns:mc="http://schemas.openxmlformats.org/markup-compatibility/2006" xmlns:o="urn:schemas-microsoft-com:office:office" xmlns:r="http://schemas.openxmlformats.org/officeDocument/2006/relationships" xmlns:m="http://schemas.openxmlformats.org/officeDocument/2006/math" xmlns:v="urn:schemas-microsoft-com:vml" xmlns:wp14="http://schemas.microsoft.com/office/word/2010/wordprocessingDrawing" xmlns:wp="http://schemas.openxmlformats.org/drawingml/2006/wordprocessingDrawing" xmlns:w10="urn:schemas-microsoft-com:office:word" xmlns:w="http://schemas.openxmlformats.org/wordprocessingml/2006/main" xmlns:w14="http://schemas.microsoft.com/office/word/2010/wordml" xmlns:w15="http://schemas.microsoft.com/office/word/2012/wordml" xmlns:w16se="http://schemas.microsoft.com/office/word/2015/wordml/symex" xmlns:wpg="http://schemas.microsoft.com/office/word/2010/wordprocessingGroup" xmlns:wpi="http://schemas.microsoft.com/office/word/2010/wordprocessingInk" xmlns:wne="http://schemas.microsoft.com/office/word/2006/wordml" xmlns:wps="http://schemas.microsoft.com/office/word/2010/wordprocessingShape" mc:Ignorable="w14 w15 w16se wp14">
   <w:endnote w:type="separator" w:id="-1">
     <w:p>
       <w:pPr>
@@ -5403,7 +5050,7 @@
 </file>
 
 <file path=word/footer1.xml><?xml version="1.0" encoding="utf-8"?>
-<w:ftr xmlns:wpc="http://schemas.microsoft.com/office/word/2010/wordprocessingCanvas" xmlns:mc="http://schemas.openxmlformats.org/markup-compatibility/2006" xmlns:o="urn:schemas-microsoft-com:office:office" xmlns:r="http://schemas.openxmlformats.org/officeDocument/2006/relationships" xmlns:m="http://schemas.openxmlformats.org/officeDocument/2006/math" xmlns:v="urn:schemas-microsoft-com:vml" xmlns:wp14="http://schemas.microsoft.com/office/word/2010/wordprocessingDrawing" xmlns:wp="http://schemas.openxmlformats.org/drawingml/2006/wordprocessingDrawing" xmlns:w10="urn:schemas-microsoft-com:office:word" xmlns:w="http://schemas.openxmlformats.org/wordprocessingml/2006/main" xmlns:w14="http://schemas.microsoft.com/office/word/2010/wordml" xmlns:wpg="http://schemas.microsoft.com/office/word/2010/wordprocessingGroup" xmlns:wpi="http://schemas.microsoft.com/office/word/2010/wordprocessingInk" xmlns:wne="http://schemas.microsoft.com/office/word/2006/wordml" xmlns:wps="http://schemas.microsoft.com/office/word/2010/wordprocessingShape" mc:Ignorable="w14 wp14">
+<w:ftr xmlns:wpc="http://schemas.microsoft.com/office/word/2010/wordprocessingCanvas" xmlns:cx="http://schemas.microsoft.com/office/drawing/2014/chartex" xmlns:cx1="http://schemas.microsoft.com/office/drawing/2015/9/8/chartex" xmlns:mc="http://schemas.openxmlformats.org/markup-compatibility/2006" xmlns:o="urn:schemas-microsoft-com:office:office" xmlns:r="http://schemas.openxmlformats.org/officeDocument/2006/relationships" xmlns:m="http://schemas.openxmlformats.org/officeDocument/2006/math" xmlns:v="urn:schemas-microsoft-com:vml" xmlns:wp14="http://schemas.microsoft.com/office/word/2010/wordprocessingDrawing" xmlns:wp="http://schemas.openxmlformats.org/drawingml/2006/wordprocessingDrawing" xmlns:w10="urn:schemas-microsoft-com:office:word" xmlns:w="http://schemas.openxmlformats.org/wordprocessingml/2006/main" xmlns:w14="http://schemas.microsoft.com/office/word/2010/wordml" xmlns:w15="http://schemas.microsoft.com/office/word/2012/wordml" xmlns:w16se="http://schemas.microsoft.com/office/word/2015/wordml/symex" xmlns:wpg="http://schemas.microsoft.com/office/word/2010/wordprocessingGroup" xmlns:wpi="http://schemas.microsoft.com/office/word/2010/wordprocessingInk" xmlns:wne="http://schemas.microsoft.com/office/word/2006/wordml" xmlns:wps="http://schemas.microsoft.com/office/word/2010/wordprocessingShape" mc:Ignorable="w14 w15 w16se wp14">
   <w:sdt>
     <w:sdtPr>
       <w:id w:val="1596140560"/>
@@ -5444,7 +5091,7 @@
 </file>
 
 <file path=word/footnotes.xml><?xml version="1.0" encoding="utf-8"?>
-<w:footnotes xmlns:wpc="http://schemas.microsoft.com/office/word/2010/wordprocessingCanvas" xmlns:mc="http://schemas.openxmlformats.org/markup-compatibility/2006" xmlns:o="urn:schemas-microsoft-com:office:office" xmlns:r="http://schemas.openxmlformats.org/officeDocument/2006/relationships" xmlns:m="http://schemas.openxmlformats.org/officeDocument/2006/math" xmlns:v="urn:schemas-microsoft-com:vml" xmlns:wp14="http://schemas.microsoft.com/office/word/2010/wordprocessingDrawing" xmlns:wp="http://schemas.openxmlformats.org/drawingml/2006/wordprocessingDrawing" xmlns:w10="urn:schemas-microsoft-com:office:word" xmlns:w="http://schemas.openxmlformats.org/wordprocessingml/2006/main" xmlns:w14="http://schemas.microsoft.com/office/word/2010/wordml" xmlns:wpg="http://schemas.microsoft.com/office/word/2010/wordprocessingGroup" xmlns:wpi="http://schemas.microsoft.com/office/word/2010/wordprocessingInk" xmlns:wne="http://schemas.microsoft.com/office/word/2006/wordml" xmlns:wps="http://schemas.microsoft.com/office/word/2010/wordprocessingShape" mc:Ignorable="w14 wp14">
+<w:footnotes xmlns:wpc="http://schemas.microsoft.com/office/word/2010/wordprocessingCanvas" xmlns:cx="http://schemas.microsoft.com/office/drawing/2014/chartex" xmlns:cx1="http://schemas.microsoft.com/office/drawing/2015/9/8/chartex" xmlns:mc="http://schemas.openxmlformats.org/markup-compatibility/2006" xmlns:o="urn:schemas-microsoft-com:office:office" xmlns:r="http://schemas.openxmlformats.org/officeDocument/2006/relationships" xmlns:m="http://schemas.openxmlformats.org/officeDocument/2006/math" xmlns:v="urn:schemas-microsoft-com:vml" xmlns:wp14="http://schemas.microsoft.com/office/word/2010/wordprocessingDrawing" xmlns:wp="http://schemas.openxmlformats.org/drawingml/2006/wordprocessingDrawing" xmlns:w10="urn:schemas-microsoft-com:office:word" xmlns:w="http://schemas.openxmlformats.org/wordprocessingml/2006/main" xmlns:w14="http://schemas.microsoft.com/office/word/2010/wordml" xmlns:w15="http://schemas.microsoft.com/office/word/2012/wordml" xmlns:w16se="http://schemas.microsoft.com/office/word/2015/wordml/symex" xmlns:wpg="http://schemas.microsoft.com/office/word/2010/wordprocessingGroup" xmlns:wpi="http://schemas.microsoft.com/office/word/2010/wordprocessingInk" xmlns:wne="http://schemas.microsoft.com/office/word/2006/wordml" xmlns:wps="http://schemas.microsoft.com/office/word/2010/wordprocessingShape" mc:Ignorable="w14 w15 w16se wp14">
   <w:footnote w:type="separator" w:id="-1">
     <w:p>
       <w:pPr>
@@ -5469,7 +5116,7 @@
 </file>
 
 <file path=word/header1.xml><?xml version="1.0" encoding="utf-8"?>
-<w:hdr xmlns:wpc="http://schemas.microsoft.com/office/word/2010/wordprocessingCanvas" xmlns:mc="http://schemas.openxmlformats.org/markup-compatibility/2006" xmlns:o="urn:schemas-microsoft-com:office:office" xmlns:r="http://schemas.openxmlformats.org/officeDocument/2006/relationships" xmlns:m="http://schemas.openxmlformats.org/officeDocument/2006/math" xmlns:v="urn:schemas-microsoft-com:vml" xmlns:wp14="http://schemas.microsoft.com/office/word/2010/wordprocessingDrawing" xmlns:wp="http://schemas.openxmlformats.org/drawingml/2006/wordprocessingDrawing" xmlns:w10="urn:schemas-microsoft-com:office:word" xmlns:w="http://schemas.openxmlformats.org/wordprocessingml/2006/main" xmlns:w14="http://schemas.microsoft.com/office/word/2010/wordml" xmlns:wpg="http://schemas.microsoft.com/office/word/2010/wordprocessingGroup" xmlns:wpi="http://schemas.microsoft.com/office/word/2010/wordprocessingInk" xmlns:wne="http://schemas.microsoft.com/office/word/2006/wordml" xmlns:wps="http://schemas.microsoft.com/office/word/2010/wordprocessingShape" mc:Ignorable="w14 wp14">
+<w:hdr xmlns:wpc="http://schemas.microsoft.com/office/word/2010/wordprocessingCanvas" xmlns:cx="http://schemas.microsoft.com/office/drawing/2014/chartex" xmlns:cx1="http://schemas.microsoft.com/office/drawing/2015/9/8/chartex" xmlns:mc="http://schemas.openxmlformats.org/markup-compatibility/2006" xmlns:o="urn:schemas-microsoft-com:office:office" xmlns:r="http://schemas.openxmlformats.org/officeDocument/2006/relationships" xmlns:m="http://schemas.openxmlformats.org/officeDocument/2006/math" xmlns:v="urn:schemas-microsoft-com:vml" xmlns:wp14="http://schemas.microsoft.com/office/word/2010/wordprocessingDrawing" xmlns:wp="http://schemas.openxmlformats.org/drawingml/2006/wordprocessingDrawing" xmlns:w10="urn:schemas-microsoft-com:office:word" xmlns:w="http://schemas.openxmlformats.org/wordprocessingml/2006/main" xmlns:w14="http://schemas.microsoft.com/office/word/2010/wordml" xmlns:w15="http://schemas.microsoft.com/office/word/2012/wordml" xmlns:w16se="http://schemas.microsoft.com/office/word/2015/wordml/symex" xmlns:wpg="http://schemas.microsoft.com/office/word/2010/wordprocessingGroup" xmlns:wpi="http://schemas.microsoft.com/office/word/2010/wordprocessingInk" xmlns:wne="http://schemas.microsoft.com/office/word/2006/wordml" xmlns:wps="http://schemas.microsoft.com/office/word/2010/wordprocessingShape" mc:Ignorable="w14 w15 w16se wp14">
   <w:p>
     <w:pPr>
       <w:pStyle w:val="a6"/>
@@ -5513,8 +5160,8 @@
 </file>
 
 <file path=word/numbering.xml><?xml version="1.0" encoding="utf-8"?>
-<w:numbering xmlns:wpc="http://schemas.microsoft.com/office/word/2010/wordprocessingCanvas" xmlns:mc="http://schemas.openxmlformats.org/markup-compatibility/2006" xmlns:o="urn:schemas-microsoft-com:office:office" xmlns:r="http://schemas.openxmlformats.org/officeDocument/2006/relationships" xmlns:m="http://schemas.openxmlformats.org/officeDocument/2006/math" xmlns:v="urn:schemas-microsoft-com:vml" xmlns:wp14="http://schemas.microsoft.com/office/word/2010/wordprocessingDrawing" xmlns:wp="http://schemas.openxmlformats.org/drawingml/2006/wordprocessingDrawing" xmlns:w10="urn:schemas-microsoft-com:office:word" xmlns:w="http://schemas.openxmlformats.org/wordprocessingml/2006/main" xmlns:w14="http://schemas.microsoft.com/office/word/2010/wordml" xmlns:wpg="http://schemas.microsoft.com/office/word/2010/wordprocessingGroup" xmlns:wpi="http://schemas.microsoft.com/office/word/2010/wordprocessingInk" xmlns:wne="http://schemas.microsoft.com/office/word/2006/wordml" xmlns:wps="http://schemas.microsoft.com/office/word/2010/wordprocessingShape" mc:Ignorable="w14 wp14">
-  <w:abstractNum w:abstractNumId="0">
+<w:numbering xmlns:wpc="http://schemas.microsoft.com/office/word/2010/wordprocessingCanvas" xmlns:cx="http://schemas.microsoft.com/office/drawing/2014/chartex" xmlns:cx1="http://schemas.microsoft.com/office/drawing/2015/9/8/chartex" xmlns:mc="http://schemas.openxmlformats.org/markup-compatibility/2006" xmlns:o="urn:schemas-microsoft-com:office:office" xmlns:r="http://schemas.openxmlformats.org/officeDocument/2006/relationships" xmlns:m="http://schemas.openxmlformats.org/officeDocument/2006/math" xmlns:v="urn:schemas-microsoft-com:vml" xmlns:wp14="http://schemas.microsoft.com/office/word/2010/wordprocessingDrawing" xmlns:wp="http://schemas.openxmlformats.org/drawingml/2006/wordprocessingDrawing" xmlns:w10="urn:schemas-microsoft-com:office:word" xmlns:w="http://schemas.openxmlformats.org/wordprocessingml/2006/main" xmlns:w14="http://schemas.microsoft.com/office/word/2010/wordml" xmlns:w15="http://schemas.microsoft.com/office/word/2012/wordml" xmlns:w16se="http://schemas.microsoft.com/office/word/2015/wordml/symex" xmlns:wpg="http://schemas.microsoft.com/office/word/2010/wordprocessingGroup" xmlns:wpi="http://schemas.microsoft.com/office/word/2010/wordprocessingInk" xmlns:wne="http://schemas.microsoft.com/office/word/2006/wordml" xmlns:wps="http://schemas.microsoft.com/office/word/2010/wordprocessingShape" mc:Ignorable="w14 w15 w16se wp14">
+  <w:abstractNum w:abstractNumId="0" w15:restartNumberingAfterBreak="0">
     <w:nsid w:val="13F60160"/>
     <w:multiLevelType w:val="hybridMultilevel"/>
     <w:tmpl w:val="BCDE3F44"/>
@@ -5603,7 +5250,7 @@
       </w:pPr>
     </w:lvl>
   </w:abstractNum>
-  <w:abstractNum w:abstractNumId="1">
+  <w:abstractNum w:abstractNumId="1" w15:restartNumberingAfterBreak="0">
     <w:nsid w:val="75690AF7"/>
     <w:multiLevelType w:val="hybridMultilevel"/>
     <w:tmpl w:val="390261C0"/>
@@ -5702,7 +5349,7 @@
 </file>
 
 <file path=word/styles.xml><?xml version="1.0" encoding="utf-8"?>
-<w:styles xmlns:mc="http://schemas.openxmlformats.org/markup-compatibility/2006" xmlns:r="http://schemas.openxmlformats.org/officeDocument/2006/relationships" xmlns:w="http://schemas.openxmlformats.org/wordprocessingml/2006/main" xmlns:w14="http://schemas.microsoft.com/office/word/2010/wordml" mc:Ignorable="w14">
+<w:styles xmlns:mc="http://schemas.openxmlformats.org/markup-compatibility/2006" xmlns:r="http://schemas.openxmlformats.org/officeDocument/2006/relationships" xmlns:w="http://schemas.openxmlformats.org/wordprocessingml/2006/main" xmlns:w14="http://schemas.microsoft.com/office/word/2010/wordml" xmlns:w15="http://schemas.microsoft.com/office/word/2012/wordml" xmlns:w16se="http://schemas.microsoft.com/office/word/2015/wordml/symex" mc:Ignorable="w14 w15 w16se">
   <w:docDefaults>
     <w:rPrDefault>
       <w:rPr>
@@ -5718,420 +5365,378 @@
       </w:pPr>
     </w:pPrDefault>
   </w:docDefaults>
-  <w:latentStyles w:defLockedState="0" w:defUIPriority="99" w:defSemiHidden="1" w:defUnhideWhenUsed="1" w:defQFormat="0" w:count="267">
-    <w:lsdException w:name="Normal" w:semiHidden="0" w:uiPriority="0" w:unhideWhenUsed="0" w:qFormat="1"/>
-    <w:lsdException w:name="heading 1" w:semiHidden="0" w:uiPriority="9" w:unhideWhenUsed="0" w:qFormat="1"/>
-    <w:lsdException w:name="heading 2" w:uiPriority="9" w:qFormat="1"/>
-    <w:lsdException w:name="heading 3" w:uiPriority="9" w:qFormat="1"/>
-    <w:lsdException w:name="heading 4" w:uiPriority="9" w:qFormat="1"/>
-    <w:lsdException w:name="heading 5" w:uiPriority="9" w:qFormat="1"/>
-    <w:lsdException w:name="heading 6" w:uiPriority="9" w:qFormat="1"/>
-    <w:lsdException w:name="heading 7" w:uiPriority="9" w:qFormat="1"/>
-    <w:lsdException w:name="heading 8" w:uiPriority="9" w:qFormat="1"/>
-    <w:lsdException w:name="heading 9" w:uiPriority="9" w:qFormat="1"/>
-    <w:lsdException w:name="toc 1" w:uiPriority="39"/>
-    <w:lsdException w:name="toc 2" w:uiPriority="39"/>
-    <w:lsdException w:name="toc 3" w:uiPriority="39"/>
-    <w:lsdException w:name="toc 4" w:uiPriority="39"/>
-    <w:lsdException w:name="toc 5" w:uiPriority="39"/>
-    <w:lsdException w:name="toc 6" w:uiPriority="39"/>
-    <w:lsdException w:name="toc 7" w:uiPriority="39"/>
-    <w:lsdException w:name="toc 8" w:uiPriority="39"/>
-    <w:lsdException w:name="toc 9" w:uiPriority="39"/>
-    <w:lsdException w:name="caption" w:uiPriority="35" w:qFormat="1"/>
-    <w:lsdException w:name="Title" w:semiHidden="0" w:uiPriority="10" w:unhideWhenUsed="0" w:qFormat="1"/>
-    <w:lsdException w:name="Default Paragraph Font" w:uiPriority="1"/>
-    <w:lsdException w:name="Subtitle" w:semiHidden="0" w:uiPriority="11" w:unhideWhenUsed="0" w:qFormat="1"/>
-    <w:lsdException w:name="Strong" w:semiHidden="0" w:uiPriority="22" w:unhideWhenUsed="0" w:qFormat="1"/>
-    <w:lsdException w:name="Emphasis" w:semiHidden="0" w:uiPriority="20" w:unhideWhenUsed="0" w:qFormat="1"/>
-    <w:lsdException w:name="Table Grid" w:semiHidden="0" w:uiPriority="59" w:unhideWhenUsed="0"/>
-    <w:lsdException w:name="Placeholder Text" w:unhideWhenUsed="0"/>
-    <w:lsdException w:name="No Spacing" w:semiHidden="0" w:uiPriority="1" w:unhideWhenUsed="0" w:qFormat="1"/>
-    <w:lsdException w:name="Light Shading" w:semiHidden="0" w:uiPriority="60" w:unhideWhenUsed="0"/>
-    <w:lsdException w:name="Light List" w:semiHidden="0" w:uiPriority="61" w:unhideWhenUsed="0"/>
-    <w:lsdException w:name="Light Grid" w:semiHidden="0" w:uiPriority="62" w:unhideWhenUsed="0"/>
-    <w:lsdException w:name="Medium Shading 1" w:semiHidden="0" w:uiPriority="63" w:unhideWhenUsed="0"/>
-    <w:lsdException w:name="Medium Shading 2" w:semiHidden="0" w:uiPriority="64" w:unhideWhenUsed="0"/>
-    <w:lsdException w:name="Medium List 1" w:semiHidden="0" w:uiPriority="65" w:unhideWhenUsed="0"/>
-    <w:lsdException w:name="Medium List 2" w:semiHidden="0" w:uiPriority="66" w:unhideWhenUsed="0"/>
-    <w:lsdException w:name="Medium Grid 1" w:semiHidden="0" w:uiPriority="67" w:unhideWhenUsed="0"/>
-    <w:lsdException w:name="Medium Grid 2" w:semiHidden="0" w:uiPriority="68" w:unhideWhenUsed="0"/>
-    <w:lsdException w:name="Medium Grid 3" w:semiHidden="0" w:uiPriority="69" w:unhideWhenUsed="0"/>
-    <w:lsdException w:name="Dark List" w:semiHidden="0" w:uiPriority="70" w:unhideWhenUsed="0"/>
-    <w:lsdException w:name="Colorful Shading" w:semiHidden="0" w:uiPriority="71" w:unhideWhenUsed="0"/>
-    <w:lsdException w:name="Colorful List" w:semiHidden="0" w:uiPriority="72" w:unhideWhenUsed="0"/>
-    <w:lsdException w:name="Colorful Grid" w:semiHidden="0" w:uiPriority="73" w:unhideWhenUsed="0"/>
-    <w:lsdException w:name="Light Shading Accent 1" w:semiHidden="0" w:uiPriority="60" w:unhideWhenUsed="0"/>
-    <w:lsdException w:name="Light List Accent 1" w:semiHidden="0" w:uiPriority="61" w:unhideWhenUsed="0"/>
-    <w:lsdException w:name="Light Grid Accent 1" w:semiHidden="0" w:uiPriority="62" w:unhideWhenUsed="0"/>
-    <w:lsdException w:name="Medium Shading 1 Accent 1" w:semiHidden="0" w:uiPriority="63" w:unhideWhenUsed="0"/>
-    <w:lsdException w:name="Medium Shading 2 Accent 1" w:semiHidden="0" w:uiPriority="64" w:unhideWhenUsed="0"/>
-    <w:lsdException w:name="Medium List 1 Accent 1" w:semiHidden="0" w:uiPriority="65" w:unhideWhenUsed="0"/>
-    <w:lsdException w:name="Revision" w:unhideWhenUsed="0"/>
-    <w:lsdException w:name="List Paragraph" w:semiHidden="0" w:uiPriority="34" w:unhideWhenUsed="0" w:qFormat="1"/>
-    <w:lsdException w:name="Quote" w:semiHidden="0" w:uiPriority="29" w:unhideWhenUsed="0" w:qFormat="1"/>
-    <w:lsdException w:name="Intense Quote" w:semiHidden="0" w:uiPriority="30" w:unhideWhenUsed="0" w:qFormat="1"/>
-    <w:lsdException w:name="Medium List 2 Accent 1" w:semiHidden="0" w:uiPriority="66" w:unhideWhenUsed="0"/>
-    <w:lsdException w:name="Medium Grid 1 Accent 1" w:semiHidden="0" w:uiPriority="67" w:unhideWhenUsed="0"/>
-    <w:lsdException w:name="Medium Grid 2 Accent 1" w:semiHidden="0" w:uiPriority="68" w:unhideWhenUsed="0"/>
-    <w:lsdException w:name="Medium Grid 3 Accent 1" w:semiHidden="0" w:uiPriority="69" w:unhideWhenUsed="0"/>
-    <w:lsdException w:name="Dark List Accent 1" w:semiHidden="0" w:uiPriority="70" w:unhideWhenUsed="0"/>
-    <w:lsdException w:name="Colorful Shading Accent 1" w:semiHidden="0" w:uiPriority="71" w:unhideWhenUsed="0"/>
-    <w:lsdException w:name="Colorful List Accent 1" w:semiHidden="0" w:uiPriority="72" w:unhideWhenUsed="0"/>
-    <w:lsdException w:name="Colorful Grid Accent 1" w:semiHidden="0" w:uiPriority="73" w:unhideWhenUsed="0"/>
-    <w:lsdException w:name="Light Shading Accent 2" w:semiHidden="0" w:uiPriority="60" w:unhideWhenUsed="0"/>
-    <w:lsdException w:name="Light List Accent 2" w:semiHidden="0" w:uiPriority="61" w:unhideWhenUsed="0"/>
-    <w:lsdException w:name="Light Grid Accent 2" w:semiHidden="0" w:uiPriority="62" w:unhideWhenUsed="0"/>
-    <w:lsdException w:name="Medium Shading 1 Accent 2" w:semiHidden="0" w:uiPriority="63" w:unhideWhenUsed="0"/>
-    <w:lsdException w:name="Medium Shading 2 Accent 2" w:semiHidden="0" w:uiPriority="64" w:unhideWhenUsed="0"/>
-    <w:lsdException w:name="Medium List 1 Accent 2" w:semiHidden="0" w:uiPriority="65" w:unhideWhenUsed="0"/>
-    <w:lsdException w:name="Medium List 2 Accent 2" w:semiHidden="0" w:uiPriority="66" w:unhideWhenUsed="0"/>
-    <w:lsdException w:name="Medium Grid 1 Accent 2" w:semiHidden="0" w:uiPriority="67" w:unhideWhenUsed="0"/>
-    <w:lsdException w:name="Medium Grid 2 Accent 2" w:semiHidden="0" w:uiPriority="68" w:unhideWhenUsed="0"/>
-    <w:lsdException w:name="Medium Grid 3 Accent 2" w:semiHidden="0" w:uiPriority="69" w:unhideWhenUsed="0"/>
-    <w:lsdException w:name="Dark List Accent 2" w:semiHidden="0" w:uiPriority="70" w:unhideWhenUsed="0"/>
-    <w:lsdException w:name="Colorful Shading Accent 2" w:semiHidden="0" w:uiPriority="71" w:unhideWhenUsed="0"/>
-    <w:lsdException w:name="Colorful List Accent 2" w:semiHidden="0" w:uiPriority="72" w:unhideWhenUsed="0"/>
-    <w:lsdException w:name="Colorful Grid Accent 2" w:semiHidden="0" w:uiPriority="73" w:unhideWhenUsed="0"/>
-    <w:lsdException w:name="Light Shading Accent 3" w:semiHidden="0" w:uiPriority="60" w:unhideWhenUsed="0"/>
-    <w:lsdException w:name="Light List Accent 3" w:semiHidden="0" w:uiPriority="61" w:unhideWhenUsed="0"/>
-    <w:lsdException w:name="Light Grid Accent 3" w:semiHidden="0" w:uiPriority="62" w:unhideWhenUsed="0"/>
-    <w:lsdException w:name="Medium Shading 1 Accent 3" w:semiHidden="0" w:uiPriority="63" w:unhideWhenUsed="0"/>
-    <w:lsdException w:name="Medium Shading 2 Accent 3" w:semiHidden="0" w:uiPriority="64" w:unhideWhenUsed="0"/>
-    <w:lsdException w:name="Medium List 1 Accent 3" w:semiHidden="0" w:uiPriority="65" w:unhideWhenUsed="0"/>
-    <w:lsdException w:name="Medium List 2 Accent 3" w:semiHidden="0" w:uiPriority="66" w:unhideWhenUsed="0"/>
-    <w:lsdException w:name="Medium Grid 1 Accent 3" w:semiHidden="0" w:uiPriority="67" w:unhideWhenUsed="0"/>
-    <w:lsdException w:name="Medium Grid 2 Accent 3" w:semiHidden="0" w:uiPriority="68" w:unhideWhenUsed="0"/>
-    <w:lsdException w:name="Medium Grid 3 Accent 3" w:semiHidden="0" w:uiPriority="69" w:unhideWhenUsed="0"/>
-    <w:lsdException w:name="Dark List Accent 3" w:semiHidden="0" w:uiPriority="70" w:unhideWhenUsed="0"/>
-    <w:lsdException w:name="Colorful Shading Accent 3" w:semiHidden="0" w:uiPriority="71" w:unhideWhenUsed="0"/>
-    <w:lsdException w:name="Colorful List Accent 3" w:semiHidden="0" w:uiPriority="72" w:unhideWhenUsed="0"/>
-    <w:lsdException w:name="Colorful Grid Accent 3" w:semiHidden="0" w:uiPriority="73" w:unhideWhenUsed="0"/>
-    <w:lsdException w:name="Light Shading Accent 4" w:semiHidden="0" w:uiPriority="60" w:unhideWhenUsed="0"/>
-    <w:lsdException w:name="Light List Accent 4" w:semiHidden="0" w:uiPriority="61" w:unhideWhenUsed="0"/>
-    <w:lsdException w:name="Light Grid Accent 4" w:semiHidden="0" w:uiPriority="62" w:unhideWhenUsed="0"/>
-    <w:lsdException w:name="Medium Shading 1 Accent 4" w:semiHidden="0" w:uiPriority="63" w:unhideWhenUsed="0"/>
-    <w:lsdException w:name="Medium Shading 2 Accent 4" w:semiHidden="0" w:uiPriority="64" w:unhideWhenUsed="0"/>
-    <w:lsdException w:name="Medium List 1 Accent 4" w:semiHidden="0" w:uiPriority="65" w:unhideWhenUsed="0"/>
-    <w:lsdException w:name="Medium List 2 Accent 4" w:semiHidden="0" w:uiPriority="66" w:unhideWhenUsed="0"/>
-    <w:lsdException w:name="Medium Grid 1 Accent 4" w:semiHidden="0" w:uiPriority="67" w:unhideWhenUsed="0"/>
-    <w:lsdException w:name="Medium Grid 2 Accent 4" w:semiHidden="0" w:uiPriority="68" w:unhideWhenUsed="0"/>
-    <w:lsdException w:name="Medium Grid 3 Accent 4" w:semiHidden="0" w:uiPriority="69" w:unhideWhenUsed="0"/>
-    <w:lsdException w:name="Dark List Accent 4" w:semiHidden="0" w:uiPriority="70" w:unhideWhenUsed="0"/>
-    <w:lsdException w:name="Colorful Shading Accent 4" w:semiHidden="0" w:uiPriority="71" w:unhideWhenUsed="0"/>
-    <w:lsdException w:name="Colorful List Accent 4" w:semiHidden="0" w:uiPriority="72" w:unhideWhenUsed="0"/>
-    <w:lsdException w:name="Colorful Grid Accent 4" w:semiHidden="0" w:uiPriority="73" w:unhideWhenUsed="0"/>
-    <w:lsdException w:name="Light Shading Accent 5" w:semiHidden="0" w:uiPriority="60" w:unhideWhenUsed="0"/>
-    <w:lsdException w:name="Light List Accent 5" w:semiHidden="0" w:uiPriority="61" w:unhideWhenUsed="0"/>
-    <w:lsdException w:name="Light Grid Accent 5" w:semiHidden="0" w:uiPriority="62" w:unhideWhenUsed="0"/>
-    <w:lsdException w:name="Medium Shading 1 Accent 5" w:semiHidden="0" w:uiPriority="63" w:unhideWhenUsed="0"/>
-    <w:lsdException w:name="Medium Shading 2 Accent 5" w:semiHidden="0" w:uiPriority="64" w:unhideWhenUsed="0"/>
-    <w:lsdException w:name="Medium List 1 Accent 5" w:semiHidden="0" w:uiPriority="65" w:unhideWhenUsed="0"/>
-    <w:lsdException w:name="Medium List 2 Accent 5" w:semiHidden="0" w:uiPriority="66" w:unhideWhenUsed="0"/>
-    <w:lsdException w:name="Medium Grid 1 Accent 5" w:semiHidden="0" w:uiPriority="67" w:unhideWhenUsed="0"/>
-    <w:lsdException w:name="Medium Grid 2 Accent 5" w:semiHidden="0" w:uiPriority="68" w:unhideWhenUsed="0"/>
-    <w:lsdException w:name="Medium Grid 3 Accent 5" w:semiHidden="0" w:uiPriority="69" w:unhideWhenUsed="0"/>
-    <w:lsdException w:name="Dark List Accent 5" w:semiHidden="0" w:uiPriority="70" w:unhideWhenUsed="0"/>
-    <w:lsdException w:name="Colorful Shading Accent 5" w:semiHidden="0" w:uiPriority="71" w:unhideWhenUsed="0"/>
-    <w:lsdException w:name="Colorful List Accent 5" w:semiHidden="0" w:uiPriority="72" w:unhideWhenUsed="0"/>
-    <w:lsdException w:name="Colorful Grid Accent 5" w:semiHidden="0" w:uiPriority="73" w:unhideWhenUsed="0"/>
-    <w:lsdException w:name="Light Shading Accent 6" w:semiHidden="0" w:uiPriority="60" w:unhideWhenUsed="0"/>
-    <w:lsdException w:name="Light List Accent 6" w:semiHidden="0" w:uiPriority="61" w:unhideWhenUsed="0"/>
-    <w:lsdException w:name="Light Grid Accent 6" w:semiHidden="0" w:uiPriority="62" w:unhideWhenUsed="0"/>
-    <w:lsdException w:name="Medium Shading 1 Accent 6" w:semiHidden="0" w:uiPriority="63" w:unhideWhenUsed="0"/>
-    <w:lsdException w:name="Medium Shading 2 Accent 6" w:semiHidden="0" w:uiPriority="64" w:unhideWhenUsed="0"/>
-    <w:lsdException w:name="Medium List 1 Accent 6" w:semiHidden="0" w:uiPriority="65" w:unhideWhenUsed="0"/>
-    <w:lsdException w:name="Medium List 2 Accent 6" w:semiHidden="0" w:uiPriority="66" w:unhideWhenUsed="0"/>
-    <w:lsdException w:name="Medium Grid 1 Accent 6" w:semiHidden="0" w:uiPriority="67" w:unhideWhenUsed="0"/>
-    <w:lsdException w:name="Medium Grid 2 Accent 6" w:semiHidden="0" w:uiPriority="68" w:unhideWhenUsed="0"/>
-    <w:lsdException w:name="Medium Grid 3 Accent 6" w:semiHidden="0" w:uiPriority="69" w:unhideWhenUsed="0"/>
-    <w:lsdException w:name="Dark List Accent 6" w:semiHidden="0" w:uiPriority="70" w:unhideWhenUsed="0"/>
-    <w:lsdException w:name="Colorful Shading Accent 6" w:semiHidden="0" w:uiPriority="71" w:unhideWhenUsed="0"/>
-    <w:lsdException w:name="Colorful List Accent 6" w:semiHidden="0" w:uiPriority="72" w:unhideWhenUsed="0"/>
-    <w:lsdException w:name="Colorful Grid Accent 6" w:semiHidden="0" w:uiPriority="73" w:unhideWhenUsed="0"/>
-    <w:lsdException w:name="Subtle Emphasis" w:semiHidden="0" w:uiPriority="19" w:unhideWhenUsed="0" w:qFormat="1"/>
-    <w:lsdException w:name="Intense Emphasis" w:semiHidden="0" w:uiPriority="21" w:unhideWhenUsed="0" w:qFormat="1"/>
-    <w:lsdException w:name="Subtle Reference" w:semiHidden="0" w:uiPriority="31" w:unhideWhenUsed="0" w:qFormat="1"/>
-    <w:lsdException w:name="Intense Reference" w:semiHidden="0" w:uiPriority="32" w:unhideWhenUsed="0" w:qFormat="1"/>
-    <w:lsdException w:name="Book Title" w:semiHidden="0" w:uiPriority="33" w:unhideWhenUsed="0" w:qFormat="1"/>
-    <w:lsdException w:name="Bibliography" w:uiPriority="37"/>
-    <w:lsdException w:name="TOC Heading" w:uiPriority="39" w:qFormat="1"/>
-  </w:latentStyles>
-  <w:style w:type="paragraph" w:default="1" w:styleId="a">
-    <w:name w:val="Normal"/>
-    <w:qFormat/>
-    <w:rsid w:val="00393772"/>
-  </w:style>
-  <w:style w:type="character" w:default="1" w:styleId="a0">
-    <w:name w:val="Default Paragraph Font"/>
-    <w:uiPriority w:val="1"/>
-    <w:semiHidden/>
-    <w:unhideWhenUsed/>
-  </w:style>
-  <w:style w:type="table" w:default="1" w:styleId="a1">
-    <w:name w:val="Normal Table"/>
-    <w:uiPriority w:val="99"/>
-    <w:semiHidden/>
-    <w:unhideWhenUsed/>
-    <w:tblPr>
-      <w:tblInd w:w="0" w:type="dxa"/>
-      <w:tblCellMar>
-        <w:top w:w="0" w:type="dxa"/>
-        <w:left w:w="108" w:type="dxa"/>
-        <w:bottom w:w="0" w:type="dxa"/>
-        <w:right w:w="108" w:type="dxa"/>
-      </w:tblCellMar>
-    </w:tblPr>
-  </w:style>
-  <w:style w:type="numbering" w:default="1" w:styleId="a2">
-    <w:name w:val="No List"/>
-    <w:uiPriority w:val="99"/>
-    <w:semiHidden/>
-    <w:unhideWhenUsed/>
-  </w:style>
-  <w:style w:type="paragraph" w:styleId="a3">
-    <w:name w:val="Balloon Text"/>
-    <w:basedOn w:val="a"/>
-    <w:link w:val="a4"/>
-    <w:uiPriority w:val="99"/>
-    <w:semiHidden/>
-    <w:unhideWhenUsed/>
-    <w:rsid w:val="008F3271"/>
-    <w:pPr>
-      <w:spacing w:after="0" w:line="240" w:lineRule="auto"/>
-    </w:pPr>
-    <w:rPr>
-      <w:rFonts w:ascii="Tahoma" w:hAnsi="Tahoma" w:cs="Tahoma"/>
-      <w:sz w:val="16"/>
-      <w:szCs w:val="16"/>
-    </w:rPr>
-  </w:style>
-  <w:style w:type="character" w:customStyle="1" w:styleId="a4">
-    <w:name w:val="Текст выноски Знак"/>
-    <w:basedOn w:val="a0"/>
-    <w:link w:val="a3"/>
-    <w:uiPriority w:val="99"/>
-    <w:semiHidden/>
-    <w:rsid w:val="008F3271"/>
-    <w:rPr>
-      <w:rFonts w:ascii="Tahoma" w:hAnsi="Tahoma" w:cs="Tahoma"/>
-      <w:sz w:val="16"/>
-      <w:szCs w:val="16"/>
-    </w:rPr>
-  </w:style>
-  <w:style w:type="paragraph" w:styleId="a5">
-    <w:name w:val="List Paragraph"/>
-    <w:basedOn w:val="a"/>
-    <w:uiPriority w:val="34"/>
-    <w:qFormat/>
-    <w:rsid w:val="0095461A"/>
-    <w:pPr>
-      <w:ind w:left="720"/>
-      <w:contextualSpacing/>
-    </w:pPr>
-  </w:style>
-  <w:style w:type="paragraph" w:styleId="a6">
-    <w:name w:val="header"/>
-    <w:basedOn w:val="a"/>
-    <w:link w:val="a7"/>
-    <w:uiPriority w:val="99"/>
-    <w:unhideWhenUsed/>
-    <w:rsid w:val="006576D9"/>
-    <w:pPr>
-      <w:tabs>
-        <w:tab w:val="center" w:pos="4677"/>
-        <w:tab w:val="right" w:pos="9355"/>
-      </w:tabs>
-      <w:spacing w:after="0" w:line="240" w:lineRule="auto"/>
-    </w:pPr>
-  </w:style>
-  <w:style w:type="character" w:customStyle="1" w:styleId="a7">
-    <w:name w:val="Верхний колонтитул Знак"/>
-    <w:basedOn w:val="a0"/>
-    <w:link w:val="a6"/>
-    <w:uiPriority w:val="99"/>
-    <w:rsid w:val="006576D9"/>
-  </w:style>
-  <w:style w:type="paragraph" w:styleId="a8">
-    <w:name w:val="footer"/>
-    <w:basedOn w:val="a"/>
-    <w:link w:val="a9"/>
-    <w:uiPriority w:val="99"/>
-    <w:unhideWhenUsed/>
-    <w:rsid w:val="006576D9"/>
-    <w:pPr>
-      <w:tabs>
-        <w:tab w:val="center" w:pos="4677"/>
-        <w:tab w:val="right" w:pos="9355"/>
-      </w:tabs>
-      <w:spacing w:after="0" w:line="240" w:lineRule="auto"/>
-    </w:pPr>
-  </w:style>
-  <w:style w:type="character" w:customStyle="1" w:styleId="a9">
-    <w:name w:val="Нижний колонтитул Знак"/>
-    <w:basedOn w:val="a0"/>
-    <w:link w:val="a8"/>
-    <w:uiPriority w:val="99"/>
-    <w:rsid w:val="006576D9"/>
-  </w:style>
-</w:styles>
-</file>
-
-<file path=word/stylesWithEffects.xml><?xml version="1.0" encoding="utf-8"?>
-<w:styles xmlns:wpc="http://schemas.microsoft.com/office/word/2010/wordprocessingCanvas" xmlns:mc="http://schemas.openxmlformats.org/markup-compatibility/2006" xmlns:o="urn:schemas-microsoft-com:office:office" xmlns:r="http://schemas.openxmlformats.org/officeDocument/2006/relationships" xmlns:m="http://schemas.openxmlformats.org/officeDocument/2006/math" xmlns:v="urn:schemas-microsoft-com:vml" xmlns:wp14="http://schemas.microsoft.com/office/word/2010/wordprocessingDrawing" xmlns:wp="http://schemas.openxmlformats.org/drawingml/2006/wordprocessingDrawing" xmlns:w10="urn:schemas-microsoft-com:office:word" xmlns:w="http://schemas.openxmlformats.org/wordprocessingml/2006/main" xmlns:w14="http://schemas.microsoft.com/office/word/2010/wordml" xmlns:wpg="http://schemas.microsoft.com/office/word/2010/wordprocessingGroup" xmlns:wpi="http://schemas.microsoft.com/office/word/2010/wordprocessingInk" xmlns:wne="http://schemas.microsoft.com/office/word/2006/wordml" xmlns:wps="http://schemas.microsoft.com/office/word/2010/wordprocessingShape" mc:Ignorable="w14 wp14">
-  <w:docDefaults>
-    <w:rPrDefault>
-      <w:rPr>
-        <w:rFonts w:asciiTheme="minorHAnsi" w:eastAsiaTheme="minorHAnsi" w:hAnsiTheme="minorHAnsi" w:cstheme="minorBidi"/>
-        <w:sz w:val="22"/>
-        <w:szCs w:val="22"/>
-        <w:lang w:val="ru-RU" w:eastAsia="en-US" w:bidi="ar-SA"/>
-      </w:rPr>
-    </w:rPrDefault>
-    <w:pPrDefault>
-      <w:pPr>
-        <w:spacing w:after="200" w:line="276" w:lineRule="auto"/>
-      </w:pPr>
-    </w:pPrDefault>
-  </w:docDefaults>
-  <w:latentStyles w:defLockedState="0" w:defUIPriority="99" w:defSemiHidden="1" w:defUnhideWhenUsed="1" w:defQFormat="0" w:count="267">
-    <w:lsdException w:name="Normal" w:semiHidden="0" w:uiPriority="0" w:unhideWhenUsed="0" w:qFormat="1"/>
-    <w:lsdException w:name="heading 1" w:semiHidden="0" w:uiPriority="9" w:unhideWhenUsed="0" w:qFormat="1"/>
-    <w:lsdException w:name="heading 2" w:uiPriority="9" w:qFormat="1"/>
-    <w:lsdException w:name="heading 3" w:uiPriority="9" w:qFormat="1"/>
-    <w:lsdException w:name="heading 4" w:uiPriority="9" w:qFormat="1"/>
-    <w:lsdException w:name="heading 5" w:uiPriority="9" w:qFormat="1"/>
-    <w:lsdException w:name="heading 6" w:uiPriority="9" w:qFormat="1"/>
-    <w:lsdException w:name="heading 7" w:uiPriority="9" w:qFormat="1"/>
-    <w:lsdException w:name="heading 8" w:uiPriority="9" w:qFormat="1"/>
-    <w:lsdException w:name="heading 9" w:uiPriority="9" w:qFormat="1"/>
-    <w:lsdException w:name="toc 1" w:uiPriority="39"/>
-    <w:lsdException w:name="toc 2" w:uiPriority="39"/>
-    <w:lsdException w:name="toc 3" w:uiPriority="39"/>
-    <w:lsdException w:name="toc 4" w:uiPriority="39"/>
-    <w:lsdException w:name="toc 5" w:uiPriority="39"/>
-    <w:lsdException w:name="toc 6" w:uiPriority="39"/>
-    <w:lsdException w:name="toc 7" w:uiPriority="39"/>
-    <w:lsdException w:name="toc 8" w:uiPriority="39"/>
-    <w:lsdException w:name="toc 9" w:uiPriority="39"/>
-    <w:lsdException w:name="caption" w:uiPriority="35" w:qFormat="1"/>
-    <w:lsdException w:name="Title" w:semiHidden="0" w:uiPriority="10" w:unhideWhenUsed="0" w:qFormat="1"/>
-    <w:lsdException w:name="Default Paragraph Font" w:uiPriority="1"/>
-    <w:lsdException w:name="Subtitle" w:semiHidden="0" w:uiPriority="11" w:unhideWhenUsed="0" w:qFormat="1"/>
-    <w:lsdException w:name="Strong" w:semiHidden="0" w:uiPriority="22" w:unhideWhenUsed="0" w:qFormat="1"/>
-    <w:lsdException w:name="Emphasis" w:semiHidden="0" w:uiPriority="20" w:unhideWhenUsed="0" w:qFormat="1"/>
-    <w:lsdException w:name="Table Grid" w:semiHidden="0" w:uiPriority="59" w:unhideWhenUsed="0"/>
-    <w:lsdException w:name="Placeholder Text" w:unhideWhenUsed="0"/>
-    <w:lsdException w:name="No Spacing" w:semiHidden="0" w:uiPriority="1" w:unhideWhenUsed="0" w:qFormat="1"/>
-    <w:lsdException w:name="Light Shading" w:semiHidden="0" w:uiPriority="60" w:unhideWhenUsed="0"/>
-    <w:lsdException w:name="Light List" w:semiHidden="0" w:uiPriority="61" w:unhideWhenUsed="0"/>
-    <w:lsdException w:name="Light Grid" w:semiHidden="0" w:uiPriority="62" w:unhideWhenUsed="0"/>
-    <w:lsdException w:name="Medium Shading 1" w:semiHidden="0" w:uiPriority="63" w:unhideWhenUsed="0"/>
-    <w:lsdException w:name="Medium Shading 2" w:semiHidden="0" w:uiPriority="64" w:unhideWhenUsed="0"/>
-    <w:lsdException w:name="Medium List 1" w:semiHidden="0" w:uiPriority="65" w:unhideWhenUsed="0"/>
-    <w:lsdException w:name="Medium List 2" w:semiHidden="0" w:uiPriority="66" w:unhideWhenUsed="0"/>
-    <w:lsdException w:name="Medium Grid 1" w:semiHidden="0" w:uiPriority="67" w:unhideWhenUsed="0"/>
-    <w:lsdException w:name="Medium Grid 2" w:semiHidden="0" w:uiPriority="68" w:unhideWhenUsed="0"/>
-    <w:lsdException w:name="Medium Grid 3" w:semiHidden="0" w:uiPriority="69" w:unhideWhenUsed="0"/>
-    <w:lsdException w:name="Dark List" w:semiHidden="0" w:uiPriority="70" w:unhideWhenUsed="0"/>
-    <w:lsdException w:name="Colorful Shading" w:semiHidden="0" w:uiPriority="71" w:unhideWhenUsed="0"/>
-    <w:lsdException w:name="Colorful List" w:semiHidden="0" w:uiPriority="72" w:unhideWhenUsed="0"/>
-    <w:lsdException w:name="Colorful Grid" w:semiHidden="0" w:uiPriority="73" w:unhideWhenUsed="0"/>
-    <w:lsdException w:name="Light Shading Accent 1" w:semiHidden="0" w:uiPriority="60" w:unhideWhenUsed="0"/>
-    <w:lsdException w:name="Light List Accent 1" w:semiHidden="0" w:uiPriority="61" w:unhideWhenUsed="0"/>
-    <w:lsdException w:name="Light Grid Accent 1" w:semiHidden="0" w:uiPriority="62" w:unhideWhenUsed="0"/>
-    <w:lsdException w:name="Medium Shading 1 Accent 1" w:semiHidden="0" w:uiPriority="63" w:unhideWhenUsed="0"/>
-    <w:lsdException w:name="Medium Shading 2 Accent 1" w:semiHidden="0" w:uiPriority="64" w:unhideWhenUsed="0"/>
-    <w:lsdException w:name="Medium List 1 Accent 1" w:semiHidden="0" w:uiPriority="65" w:unhideWhenUsed="0"/>
-    <w:lsdException w:name="Revision" w:unhideWhenUsed="0"/>
-    <w:lsdException w:name="List Paragraph" w:semiHidden="0" w:uiPriority="34" w:unhideWhenUsed="0" w:qFormat="1"/>
-    <w:lsdException w:name="Quote" w:semiHidden="0" w:uiPriority="29" w:unhideWhenUsed="0" w:qFormat="1"/>
-    <w:lsdException w:name="Intense Quote" w:semiHidden="0" w:uiPriority="30" w:unhideWhenUsed="0" w:qFormat="1"/>
-    <w:lsdException w:name="Medium List 2 Accent 1" w:semiHidden="0" w:uiPriority="66" w:unhideWhenUsed="0"/>
-    <w:lsdException w:name="Medium Grid 1 Accent 1" w:semiHidden="0" w:uiPriority="67" w:unhideWhenUsed="0"/>
-    <w:lsdException w:name="Medium Grid 2 Accent 1" w:semiHidden="0" w:uiPriority="68" w:unhideWhenUsed="0"/>
-    <w:lsdException w:name="Medium Grid 3 Accent 1" w:semiHidden="0" w:uiPriority="69" w:unhideWhenUsed="0"/>
-    <w:lsdException w:name="Dark List Accent 1" w:semiHidden="0" w:uiPriority="70" w:unhideWhenUsed="0"/>
-    <w:lsdException w:name="Colorful Shading Accent 1" w:semiHidden="0" w:uiPriority="71" w:unhideWhenUsed="0"/>
-    <w:lsdException w:name="Colorful List Accent 1" w:semiHidden="0" w:uiPriority="72" w:unhideWhenUsed="0"/>
-    <w:lsdException w:name="Colorful Grid Accent 1" w:semiHidden="0" w:uiPriority="73" w:unhideWhenUsed="0"/>
-    <w:lsdException w:name="Light Shading Accent 2" w:semiHidden="0" w:uiPriority="60" w:unhideWhenUsed="0"/>
-    <w:lsdException w:name="Light List Accent 2" w:semiHidden="0" w:uiPriority="61" w:unhideWhenUsed="0"/>
-    <w:lsdException w:name="Light Grid Accent 2" w:semiHidden="0" w:uiPriority="62" w:unhideWhenUsed="0"/>
-    <w:lsdException w:name="Medium Shading 1 Accent 2" w:semiHidden="0" w:uiPriority="63" w:unhideWhenUsed="0"/>
-    <w:lsdException w:name="Medium Shading 2 Accent 2" w:semiHidden="0" w:uiPriority="64" w:unhideWhenUsed="0"/>
-    <w:lsdException w:name="Medium List 1 Accent 2" w:semiHidden="0" w:uiPriority="65" w:unhideWhenUsed="0"/>
-    <w:lsdException w:name="Medium List 2 Accent 2" w:semiHidden="0" w:uiPriority="66" w:unhideWhenUsed="0"/>
-    <w:lsdException w:name="Medium Grid 1 Accent 2" w:semiHidden="0" w:uiPriority="67" w:unhideWhenUsed="0"/>
-    <w:lsdException w:name="Medium Grid 2 Accent 2" w:semiHidden="0" w:uiPriority="68" w:unhideWhenUsed="0"/>
-    <w:lsdException w:name="Medium Grid 3 Accent 2" w:semiHidden="0" w:uiPriority="69" w:unhideWhenUsed="0"/>
-    <w:lsdException w:name="Dark List Accent 2" w:semiHidden="0" w:uiPriority="70" w:unhideWhenUsed="0"/>
-    <w:lsdException w:name="Colorful Shading Accent 2" w:semiHidden="0" w:uiPriority="71" w:unhideWhenUsed="0"/>
-    <w:lsdException w:name="Colorful List Accent 2" w:semiHidden="0" w:uiPriority="72" w:unhideWhenUsed="0"/>
-    <w:lsdException w:name="Colorful Grid Accent 2" w:semiHidden="0" w:uiPriority="73" w:unhideWhenUsed="0"/>
-    <w:lsdException w:name="Light Shading Accent 3" w:semiHidden="0" w:uiPriority="60" w:unhideWhenUsed="0"/>
-    <w:lsdException w:name="Light List Accent 3" w:semiHidden="0" w:uiPriority="61" w:unhideWhenUsed="0"/>
-    <w:lsdException w:name="Light Grid Accent 3" w:semiHidden="0" w:uiPriority="62" w:unhideWhenUsed="0"/>
-    <w:lsdException w:name="Medium Shading 1 Accent 3" w:semiHidden="0" w:uiPriority="63" w:unhideWhenUsed="0"/>
-    <w:lsdException w:name="Medium Shading 2 Accent 3" w:semiHidden="0" w:uiPriority="64" w:unhideWhenUsed="0"/>
-    <w:lsdException w:name="Medium List 1 Accent 3" w:semiHidden="0" w:uiPriority="65" w:unhideWhenUsed="0"/>
-    <w:lsdException w:name="Medium List 2 Accent 3" w:semiHidden="0" w:uiPriority="66" w:unhideWhenUsed="0"/>
-    <w:lsdException w:name="Medium Grid 1 Accent 3" w:semiHidden="0" w:uiPriority="67" w:unhideWhenUsed="0"/>
-    <w:lsdException w:name="Medium Grid 2 Accent 3" w:semiHidden="0" w:uiPriority="68" w:unhideWhenUsed="0"/>
-    <w:lsdException w:name="Medium Grid 3 Accent 3" w:semiHidden="0" w:uiPriority="69" w:unhideWhenUsed="0"/>
-    <w:lsdException w:name="Dark List Accent 3" w:semiHidden="0" w:uiPriority="70" w:unhideWhenUsed="0"/>
-    <w:lsdException w:name="Colorful Shading Accent 3" w:semiHidden="0" w:uiPriority="71" w:unhideWhenUsed="0"/>
-    <w:lsdException w:name="Colorful List Accent 3" w:semiHidden="0" w:uiPriority="72" w:unhideWhenUsed="0"/>
-    <w:lsdException w:name="Colorful Grid Accent 3" w:semiHidden="0" w:uiPriority="73" w:unhideWhenUsed="0"/>
-    <w:lsdException w:name="Light Shading Accent 4" w:semiHidden="0" w:uiPriority="60" w:unhideWhenUsed="0"/>
-    <w:lsdException w:name="Light List Accent 4" w:semiHidden="0" w:uiPriority="61" w:unhideWhenUsed="0"/>
-    <w:lsdException w:name="Light Grid Accent 4" w:semiHidden="0" w:uiPriority="62" w:unhideWhenUsed="0"/>
-    <w:lsdException w:name="Medium Shading 1 Accent 4" w:semiHidden="0" w:uiPriority="63" w:unhideWhenUsed="0"/>
-    <w:lsdException w:name="Medium Shading 2 Accent 4" w:semiHidden="0" w:uiPriority="64" w:unhideWhenUsed="0"/>
-    <w:lsdException w:name="Medium List 1 Accent 4" w:semiHidden="0" w:uiPriority="65" w:unhideWhenUsed="0"/>
-    <w:lsdException w:name="Medium List 2 Accent 4" w:semiHidden="0" w:uiPriority="66" w:unhideWhenUsed="0"/>
-    <w:lsdException w:name="Medium Grid 1 Accent 4" w:semiHidden="0" w:uiPriority="67" w:unhideWhenUsed="0"/>
-    <w:lsdException w:name="Medium Grid 2 Accent 4" w:semiHidden="0" w:uiPriority="68" w:unhideWhenUsed="0"/>
-    <w:lsdException w:name="Medium Grid 3 Accent 4" w:semiHidden="0" w:uiPriority="69" w:unhideWhenUsed="0"/>
-    <w:lsdException w:name="Dark List Accent 4" w:semiHidden="0" w:uiPriority="70" w:unhideWhenUsed="0"/>
-    <w:lsdException w:name="Colorful Shading Accent 4" w:semiHidden="0" w:uiPriority="71" w:unhideWhenUsed="0"/>
-    <w:lsdException w:name="Colorful List Accent 4" w:semiHidden="0" w:uiPriority="72" w:unhideWhenUsed="0"/>
-    <w:lsdException w:name="Colorful Grid Accent 4" w:semiHidden="0" w:uiPriority="73" w:unhideWhenUsed="0"/>
-    <w:lsdException w:name="Light Shading Accent 5" w:semiHidden="0" w:uiPriority="60" w:unhideWhenUsed="0"/>
-    <w:lsdException w:name="Light List Accent 5" w:semiHidden="0" w:uiPriority="61" w:unhideWhenUsed="0"/>
-    <w:lsdException w:name="Light Grid Accent 5" w:semiHidden="0" w:uiPriority="62" w:unhideWhenUsed="0"/>
-    <w:lsdException w:name="Medium Shading 1 Accent 5" w:semiHidden="0" w:uiPriority="63" w:unhideWhenUsed="0"/>
-    <w:lsdException w:name="Medium Shading 2 Accent 5" w:semiHidden="0" w:uiPriority="64" w:unhideWhenUsed="0"/>
-    <w:lsdException w:name="Medium List 1 Accent 5" w:semiHidden="0" w:uiPriority="65" w:unhideWhenUsed="0"/>
-    <w:lsdException w:name="Medium List 2 Accent 5" w:semiHidden="0" w:uiPriority="66" w:unhideWhenUsed="0"/>
-    <w:lsdException w:name="Medium Grid 1 Accent 5" w:semiHidden="0" w:uiPriority="67" w:unhideWhenUsed="0"/>
-    <w:lsdException w:name="Medium Grid 2 Accent 5" w:semiHidden="0" w:uiPriority="68" w:unhideWhenUsed="0"/>
-    <w:lsdException w:name="Medium Grid 3 Accent 5" w:semiHidden="0" w:uiPriority="69" w:unhideWhenUsed="0"/>
-    <w:lsdException w:name="Dark List Accent 5" w:semiHidden="0" w:uiPriority="70" w:unhideWhenUsed="0"/>
-    <w:lsdException w:name="Colorful Shading Accent 5" w:semiHidden="0" w:uiPriority="71" w:unhideWhenUsed="0"/>
-    <w:lsdException w:name="Colorful List Accent 5" w:semiHidden="0" w:uiPriority="72" w:unhideWhenUsed="0"/>
-    <w:lsdException w:name="Colorful Grid Accent 5" w:semiHidden="0" w:uiPriority="73" w:unhideWhenUsed="0"/>
-    <w:lsdException w:name="Light Shading Accent 6" w:semiHidden="0" w:uiPriority="60" w:unhideWhenUsed="0"/>
-    <w:lsdException w:name="Light List Accent 6" w:semiHidden="0" w:uiPriority="61" w:unhideWhenUsed="0"/>
-    <w:lsdException w:name="Light Grid Accent 6" w:semiHidden="0" w:uiPriority="62" w:unhideWhenUsed="0"/>
-    <w:lsdException w:name="Medium Shading 1 Accent 6" w:semiHidden="0" w:uiPriority="63" w:unhideWhenUsed="0"/>
-    <w:lsdException w:name="Medium Shading 2 Accent 6" w:semiHidden="0" w:uiPriority="64" w:unhideWhenUsed="0"/>
-    <w:lsdException w:name="Medium List 1 Accent 6" w:semiHidden="0" w:uiPriority="65" w:unhideWhenUsed="0"/>
-    <w:lsdException w:name="Medium List 2 Accent 6" w:semiHidden="0" w:uiPriority="66" w:unhideWhenUsed="0"/>
-    <w:lsdException w:name="Medium Grid 1 Accent 6" w:semiHidden="0" w:uiPriority="67" w:unhideWhenUsed="0"/>
-    <w:lsdException w:name="Medium Grid 2 Accent 6" w:semiHidden="0" w:uiPriority="68" w:unhideWhenUsed="0"/>
-    <w:lsdException w:name="Medium Grid 3 Accent 6" w:semiHidden="0" w:uiPriority="69" w:unhideWhenUsed="0"/>
-    <w:lsdException w:name="Dark List Accent 6" w:semiHidden="0" w:uiPriority="70" w:unhideWhenUsed="0"/>
-    <w:lsdException w:name="Colorful Shading Accent 6" w:semiHidden="0" w:uiPriority="71" w:unhideWhenUsed="0"/>
-    <w:lsdException w:name="Colorful List Accent 6" w:semiHidden="0" w:uiPriority="72" w:unhideWhenUsed="0"/>
-    <w:lsdException w:name="Colorful Grid Accent 6" w:semiHidden="0" w:uiPriority="73" w:unhideWhenUsed="0"/>
-    <w:lsdException w:name="Subtle Emphasis" w:semiHidden="0" w:uiPriority="19" w:unhideWhenUsed="0" w:qFormat="1"/>
-    <w:lsdException w:name="Intense Emphasis" w:semiHidden="0" w:uiPriority="21" w:unhideWhenUsed="0" w:qFormat="1"/>
-    <w:lsdException w:name="Subtle Reference" w:semiHidden="0" w:uiPriority="31" w:unhideWhenUsed="0" w:qFormat="1"/>
-    <w:lsdException w:name="Intense Reference" w:semiHidden="0" w:uiPriority="32" w:unhideWhenUsed="0" w:qFormat="1"/>
-    <w:lsdException w:name="Book Title" w:semiHidden="0" w:uiPriority="33" w:unhideWhenUsed="0" w:qFormat="1"/>
-    <w:lsdException w:name="Bibliography" w:uiPriority="37"/>
-    <w:lsdException w:name="TOC Heading" w:uiPriority="39" w:qFormat="1"/>
+  <w:latentStyles w:defLockedState="0" w:defUIPriority="99" w:defSemiHidden="0" w:defUnhideWhenUsed="0" w:defQFormat="0" w:count="371">
+    <w:lsdException w:name="Normal" w:uiPriority="0" w:qFormat="1"/>
+    <w:lsdException w:name="heading 1" w:uiPriority="9" w:qFormat="1"/>
+    <w:lsdException w:name="heading 2" w:semiHidden="1" w:uiPriority="9" w:unhideWhenUsed="1" w:qFormat="1"/>
+    <w:lsdException w:name="heading 3" w:semiHidden="1" w:uiPriority="9" w:unhideWhenUsed="1" w:qFormat="1"/>
+    <w:lsdException w:name="heading 4" w:semiHidden="1" w:uiPriority="9" w:unhideWhenUsed="1" w:qFormat="1"/>
+    <w:lsdException w:name="heading 5" w:semiHidden="1" w:uiPriority="9" w:unhideWhenUsed="1" w:qFormat="1"/>
+    <w:lsdException w:name="heading 6" w:semiHidden="1" w:uiPriority="9" w:unhideWhenUsed="1" w:qFormat="1"/>
+    <w:lsdException w:name="heading 7" w:semiHidden="1" w:uiPriority="9" w:unhideWhenUsed="1" w:qFormat="1"/>
+    <w:lsdException w:name="heading 8" w:semiHidden="1" w:uiPriority="9" w:unhideWhenUsed="1" w:qFormat="1"/>
+    <w:lsdException w:name="heading 9" w:semiHidden="1" w:uiPriority="9" w:unhideWhenUsed="1" w:qFormat="1"/>
+    <w:lsdException w:name="index 1" w:semiHidden="1" w:unhideWhenUsed="1"/>
+    <w:lsdException w:name="index 2" w:semiHidden="1" w:unhideWhenUsed="1"/>
+    <w:lsdException w:name="index 3" w:semiHidden="1" w:unhideWhenUsed="1"/>
+    <w:lsdException w:name="index 4" w:semiHidden="1" w:unhideWhenUsed="1"/>
+    <w:lsdException w:name="index 5" w:semiHidden="1" w:unhideWhenUsed="1"/>
+    <w:lsdException w:name="index 6" w:semiHidden="1" w:unhideWhenUsed="1"/>
+    <w:lsdException w:name="index 7" w:semiHidden="1" w:unhideWhenUsed="1"/>
+    <w:lsdException w:name="index 8" w:semiHidden="1" w:unhideWhenUsed="1"/>
+    <w:lsdException w:name="index 9" w:semiHidden="1" w:unhideWhenUsed="1"/>
+    <w:lsdException w:name="toc 1" w:semiHidden="1" w:uiPriority="39" w:unhideWhenUsed="1"/>
+    <w:lsdException w:name="toc 2" w:semiHidden="1" w:uiPriority="39" w:unhideWhenUsed="1"/>
+    <w:lsdException w:name="toc 3" w:semiHidden="1" w:uiPriority="39" w:unhideWhenUsed="1"/>
+    <w:lsdException w:name="toc 4" w:semiHidden="1" w:uiPriority="39" w:unhideWhenUsed="1"/>
+    <w:lsdException w:name="toc 5" w:semiHidden="1" w:uiPriority="39" w:unhideWhenUsed="1"/>
+    <w:lsdException w:name="toc 6" w:semiHidden="1" w:uiPriority="39" w:unhideWhenUsed="1"/>
+    <w:lsdException w:name="toc 7" w:semiHidden="1" w:uiPriority="39" w:unhideWhenUsed="1"/>
+    <w:lsdException w:name="toc 8" w:semiHidden="1" w:uiPriority="39" w:unhideWhenUsed="1"/>
+    <w:lsdException w:name="toc 9" w:semiHidden="1" w:uiPriority="39" w:unhideWhenUsed="1"/>
+    <w:lsdException w:name="Normal Indent" w:semiHidden="1" w:unhideWhenUsed="1"/>
+    <w:lsdException w:name="footnote text" w:semiHidden="1" w:unhideWhenUsed="1"/>
+    <w:lsdException w:name="annotation text" w:semiHidden="1" w:unhideWhenUsed="1"/>
+    <w:lsdException w:name="header" w:semiHidden="1" w:unhideWhenUsed="1"/>
+    <w:lsdException w:name="footer" w:semiHidden="1" w:unhideWhenUsed="1"/>
+    <w:lsdException w:name="index heading" w:semiHidden="1" w:unhideWhenUsed="1"/>
+    <w:lsdException w:name="caption" w:semiHidden="1" w:uiPriority="35" w:unhideWhenUsed="1" w:qFormat="1"/>
+    <w:lsdException w:name="table of figures" w:semiHidden="1" w:unhideWhenUsed="1"/>
+    <w:lsdException w:name="envelope address" w:semiHidden="1" w:unhideWhenUsed="1"/>
+    <w:lsdException w:name="envelope return" w:semiHidden="1" w:unhideWhenUsed="1"/>
+    <w:lsdException w:name="footnote reference" w:semiHidden="1" w:unhideWhenUsed="1"/>
+    <w:lsdException w:name="annotation reference" w:semiHidden="1" w:unhideWhenUsed="1"/>
+    <w:lsdException w:name="line number" w:semiHidden="1" w:unhideWhenUsed="1"/>
+    <w:lsdException w:name="page number" w:semiHidden="1" w:unhideWhenUsed="1"/>
+    <w:lsdException w:name="endnote reference" w:semiHidden="1" w:unhideWhenUsed="1"/>
+    <w:lsdException w:name="endnote text" w:semiHidden="1" w:unhideWhenUsed="1"/>
+    <w:lsdException w:name="table of authorities" w:semiHidden="1" w:unhideWhenUsed="1"/>
+    <w:lsdException w:name="macro" w:semiHidden="1" w:unhideWhenUsed="1"/>
+    <w:lsdException w:name="toa heading" w:semiHidden="1" w:unhideWhenUsed="1"/>
+    <w:lsdException w:name="List" w:semiHidden="1" w:unhideWhenUsed="1"/>
+    <w:lsdException w:name="List Bullet" w:semiHidden="1" w:unhideWhenUsed="1"/>
+    <w:lsdException w:name="List Number" w:semiHidden="1" w:unhideWhenUsed="1"/>
+    <w:lsdException w:name="List 2" w:semiHidden="1" w:unhideWhenUsed="1"/>
+    <w:lsdException w:name="List 3" w:semiHidden="1" w:unhideWhenUsed="1"/>
+    <w:lsdException w:name="List 4" w:semiHidden="1" w:unhideWhenUsed="1"/>
+    <w:lsdException w:name="List 5" w:semiHidden="1" w:unhideWhenUsed="1"/>
+    <w:lsdException w:name="List Bullet 2" w:semiHidden="1" w:unhideWhenUsed="1"/>
+    <w:lsdException w:name="List Bullet 3" w:semiHidden="1" w:unhideWhenUsed="1"/>
+    <w:lsdException w:name="List Bullet 4" w:semiHidden="1" w:unhideWhenUsed="1"/>
+    <w:lsdException w:name="List Bullet 5" w:semiHidden="1" w:unhideWhenUsed="1"/>
+    <w:lsdException w:name="List Number 2" w:semiHidden="1" w:unhideWhenUsed="1"/>
+    <w:lsdException w:name="List Number 3" w:semiHidden="1" w:unhideWhenUsed="1"/>
+    <w:lsdException w:name="List Number 4" w:semiHidden="1" w:unhideWhenUsed="1"/>
+    <w:lsdException w:name="List Number 5" w:semiHidden="1" w:unhideWhenUsed="1"/>
+    <w:lsdException w:name="Title" w:uiPriority="10" w:qFormat="1"/>
+    <w:lsdException w:name="Closing" w:semiHidden="1" w:unhideWhenUsed="1"/>
+    <w:lsdException w:name="Signature" w:semiHidden="1" w:unhideWhenUsed="1"/>
+    <w:lsdException w:name="Default Paragraph Font" w:semiHidden="1" w:uiPriority="1" w:unhideWhenUsed="1"/>
+    <w:lsdException w:name="Body Text" w:semiHidden="1" w:unhideWhenUsed="1"/>
+    <w:lsdException w:name="Body Text Indent" w:semiHidden="1" w:unhideWhenUsed="1"/>
+    <w:lsdException w:name="List Continue" w:semiHidden="1" w:unhideWhenUsed="1"/>
+    <w:lsdException w:name="List Continue 2" w:semiHidden="1" w:unhideWhenUsed="1"/>
+    <w:lsdException w:name="List Continue 3" w:semiHidden="1" w:unhideWhenUsed="1"/>
+    <w:lsdException w:name="List Continue 4" w:semiHidden="1" w:unhideWhenUsed="1"/>
+    <w:lsdException w:name="List Continue 5" w:semiHidden="1" w:unhideWhenUsed="1"/>
+    <w:lsdException w:name="Message Header" w:semiHidden="1" w:unhideWhenUsed="1"/>
+    <w:lsdException w:name="Subtitle" w:uiPriority="11" w:qFormat="1"/>
+    <w:lsdException w:name="Salutation" w:semiHidden="1" w:unhideWhenUsed="1"/>
+    <w:lsdException w:name="Date" w:semiHidden="1" w:unhideWhenUsed="1"/>
+    <w:lsdException w:name="Body Text First Indent" w:semiHidden="1" w:unhideWhenUsed="1"/>
+    <w:lsdException w:name="Body Text First Indent 2" w:semiHidden="1" w:unhideWhenUsed="1"/>
+    <w:lsdException w:name="Note Heading" w:semiHidden="1" w:unhideWhenUsed="1"/>
+    <w:lsdException w:name="Body Text 2" w:semiHidden="1" w:unhideWhenUsed="1"/>
+    <w:lsdException w:name="Body Text 3" w:semiHidden="1" w:unhideWhenUsed="1"/>
+    <w:lsdException w:name="Body Text Indent 2" w:semiHidden="1" w:unhideWhenUsed="1"/>
+    <w:lsdException w:name="Body Text Indent 3" w:semiHidden="1" w:unhideWhenUsed="1"/>
+    <w:lsdException w:name="Block Text" w:semiHidden="1" w:unhideWhenUsed="1"/>
+    <w:lsdException w:name="Hyperlink" w:semiHidden="1" w:unhideWhenUsed="1"/>
+    <w:lsdException w:name="FollowedHyperlink" w:semiHidden="1" w:unhideWhenUsed="1"/>
+    <w:lsdException w:name="Strong" w:uiPriority="22" w:qFormat="1"/>
+    <w:lsdException w:name="Emphasis" w:uiPriority="20" w:qFormat="1"/>
+    <w:lsdException w:name="Document Map" w:semiHidden="1" w:unhideWhenUsed="1"/>
+    <w:lsdException w:name="Plain Text" w:semiHidden="1" w:unhideWhenUsed="1"/>
+    <w:lsdException w:name="E-mail Signature" w:semiHidden="1" w:unhideWhenUsed="1"/>
+    <w:lsdException w:name="HTML Top of Form" w:semiHidden="1" w:unhideWhenUsed="1"/>
+    <w:lsdException w:name="HTML Bottom of Form" w:semiHidden="1" w:unhideWhenUsed="1"/>
+    <w:lsdException w:name="Normal (Web)" w:semiHidden="1" w:unhideWhenUsed="1"/>
+    <w:lsdException w:name="HTML Acronym" w:semiHidden="1" w:unhideWhenUsed="1"/>
+    <w:lsdException w:name="HTML Address" w:semiHidden="1" w:unhideWhenUsed="1"/>
+    <w:lsdException w:name="HTML Cite" w:semiHidden="1" w:unhideWhenUsed="1"/>
+    <w:lsdException w:name="HTML Code" w:semiHidden="1" w:unhideWhenUsed="1"/>
+    <w:lsdException w:name="HTML Definition" w:semiHidden="1" w:unhideWhenUsed="1"/>
+    <w:lsdException w:name="HTML Keyboard" w:semiHidden="1" w:unhideWhenUsed="1"/>
+    <w:lsdException w:name="HTML Preformatted" w:semiHidden="1" w:unhideWhenUsed="1"/>
+    <w:lsdException w:name="HTML Sample" w:semiHidden="1" w:unhideWhenUsed="1"/>
+    <w:lsdException w:name="HTML Typewriter" w:semiHidden="1" w:unhideWhenUsed="1"/>
+    <w:lsdException w:name="HTML Variable" w:semiHidden="1" w:unhideWhenUsed="1"/>
+    <w:lsdException w:name="Normal Table" w:semiHidden="1" w:unhideWhenUsed="1"/>
+    <w:lsdException w:name="annotation subject" w:semiHidden="1" w:unhideWhenUsed="1"/>
+    <w:lsdException w:name="No List" w:semiHidden="1" w:unhideWhenUsed="1"/>
+    <w:lsdException w:name="Outline List 1" w:semiHidden="1" w:unhideWhenUsed="1"/>
+    <w:lsdException w:name="Outline List 2" w:semiHidden="1" w:unhideWhenUsed="1"/>
+    <w:lsdException w:name="Outline List 3" w:semiHidden="1" w:unhideWhenUsed="1"/>
+    <w:lsdException w:name="Table Simple 1" w:semiHidden="1" w:unhideWhenUsed="1"/>
+    <w:lsdException w:name="Table Simple 2" w:semiHidden="1" w:unhideWhenUsed="1"/>
+    <w:lsdException w:name="Table Simple 3" w:semiHidden="1" w:unhideWhenUsed="1"/>
+    <w:lsdException w:name="Table Classic 1" w:semiHidden="1" w:unhideWhenUsed="1"/>
+    <w:lsdException w:name="Table Classic 2" w:semiHidden="1" w:unhideWhenUsed="1"/>
+    <w:lsdException w:name="Table Classic 3" w:semiHidden="1" w:unhideWhenUsed="1"/>
+    <w:lsdException w:name="Table Classic 4" w:semiHidden="1" w:unhideWhenUsed="1"/>
+    <w:lsdException w:name="Table Colorful 1" w:semiHidden="1" w:unhideWhenUsed="1"/>
+    <w:lsdException w:name="Table Colorful 2" w:semiHidden="1" w:unhideWhenUsed="1"/>
+    <w:lsdException w:name="Table Colorful 3" w:semiHidden="1" w:unhideWhenUsed="1"/>
+    <w:lsdException w:name="Table Columns 1" w:semiHidden="1" w:unhideWhenUsed="1"/>
+    <w:lsdException w:name="Table Columns 2" w:semiHidden="1" w:unhideWhenUsed="1"/>
+    <w:lsdException w:name="Table Columns 3" w:semiHidden="1" w:unhideWhenUsed="1"/>
+    <w:lsdException w:name="Table Columns 4" w:semiHidden="1" w:unhideWhenUsed="1"/>
+    <w:lsdException w:name="Table Columns 5" w:semiHidden="1" w:unhideWhenUsed="1"/>
+    <w:lsdException w:name="Table Grid 1" w:semiHidden="1" w:unhideWhenUsed="1"/>
+    <w:lsdException w:name="Table Grid 2" w:semiHidden="1" w:unhideWhenUsed="1"/>
+    <w:lsdException w:name="Table Grid 3" w:semiHidden="1" w:unhideWhenUsed="1"/>
+    <w:lsdException w:name="Table Grid 4" w:semiHidden="1" w:unhideWhenUsed="1"/>
+    <w:lsdException w:name="Table Grid 5" w:semiHidden="1" w:unhideWhenUsed="1"/>
+    <w:lsdException w:name="Table Grid 6" w:semiHidden="1" w:unhideWhenUsed="1"/>
+    <w:lsdException w:name="Table Grid 7" w:semiHidden="1" w:unhideWhenUsed="1"/>
+    <w:lsdException w:name="Table Grid 8" w:semiHidden="1" w:unhideWhenUsed="1"/>
+    <w:lsdException w:name="Table List 1" w:semiHidden="1" w:unhideWhenUsed="1"/>
+    <w:lsdException w:name="Table List 2" w:semiHidden="1" w:unhideWhenUsed="1"/>
+    <w:lsdException w:name="Table List 3" w:semiHidden="1" w:unhideWhenUsed="1"/>
+    <w:lsdException w:name="Table List 4" w:semiHidden="1" w:unhideWhenUsed="1"/>
+    <w:lsdException w:name="Table List 5" w:semiHidden="1" w:unhideWhenUsed="1"/>
+    <w:lsdException w:name="Table List 6" w:semiHidden="1" w:unhideWhenUsed="1"/>
+    <w:lsdException w:name="Table List 7" w:semiHidden="1" w:unhideWhenUsed="1"/>
+    <w:lsdException w:name="Table List 8" w:semiHidden="1" w:unhideWhenUsed="1"/>
+    <w:lsdException w:name="Table 3D effects 1" w:semiHidden="1" w:unhideWhenUsed="1"/>
+    <w:lsdException w:name="Table 3D effects 2" w:semiHidden="1" w:unhideWhenUsed="1"/>
+    <w:lsdException w:name="Table 3D effects 3" w:semiHidden="1" w:unhideWhenUsed="1"/>
+    <w:lsdException w:name="Table Contemporary" w:semiHidden="1" w:unhideWhenUsed="1"/>
+    <w:lsdException w:name="Table Elegant" w:semiHidden="1" w:unhideWhenUsed="1"/>
+    <w:lsdException w:name="Table Professional" w:semiHidden="1" w:unhideWhenUsed="1"/>
+    <w:lsdException w:name="Table Subtle 1" w:semiHidden="1" w:unhideWhenUsed="1"/>
+    <w:lsdException w:name="Table Subtle 2" w:semiHidden="1" w:unhideWhenUsed="1"/>
+    <w:lsdException w:name="Table Web 1" w:semiHidden="1" w:unhideWhenUsed="1"/>
+    <w:lsdException w:name="Table Web 2" w:semiHidden="1" w:unhideWhenUsed="1"/>
+    <w:lsdException w:name="Table Web 3" w:semiHidden="1" w:unhideWhenUsed="1"/>
+    <w:lsdException w:name="Balloon Text" w:semiHidden="1" w:unhideWhenUsed="1"/>
+    <w:lsdException w:name="Table Grid" w:uiPriority="59"/>
+    <w:lsdException w:name="Table Theme" w:semiHidden="1" w:unhideWhenUsed="1"/>
+    <w:lsdException w:name="Placeholder Text" w:semiHidden="1"/>
+    <w:lsdException w:name="No Spacing" w:uiPriority="1" w:qFormat="1"/>
+    <w:lsdException w:name="Light Shading" w:uiPriority="60"/>
+    <w:lsdException w:name="Light List" w:uiPriority="61"/>
+    <w:lsdException w:name="Light Grid" w:uiPriority="62"/>
+    <w:lsdException w:name="Medium Shading 1" w:uiPriority="63"/>
+    <w:lsdException w:name="Medium Shading 2" w:uiPriority="64"/>
+    <w:lsdException w:name="Medium List 1" w:uiPriority="65"/>
+    <w:lsdException w:name="Medium List 2" w:uiPriority="66"/>
+    <w:lsdException w:name="Medium Grid 1" w:uiPriority="67"/>
+    <w:lsdException w:name="Medium Grid 2" w:uiPriority="68"/>
+    <w:lsdException w:name="Medium Grid 3" w:uiPriority="69"/>
+    <w:lsdException w:name="Dark List" w:uiPriority="70"/>
+    <w:lsdException w:name="Colorful Shading" w:uiPriority="71"/>
+    <w:lsdException w:name="Colorful List" w:uiPriority="72"/>
+    <w:lsdException w:name="Colorful Grid" w:uiPriority="73"/>
+    <w:lsdException w:name="Light Shading Accent 1" w:uiPriority="60"/>
+    <w:lsdException w:name="Light List Accent 1" w:uiPriority="61"/>
+    <w:lsdException w:name="Light Grid Accent 1" w:uiPriority="62"/>
+    <w:lsdException w:name="Medium Shading 1 Accent 1" w:uiPriority="63"/>
+    <w:lsdException w:name="Medium Shading 2 Accent 1" w:uiPriority="64"/>
+    <w:lsdException w:name="Medium List 1 Accent 1" w:uiPriority="65"/>
+    <w:lsdException w:name="Revision" w:semiHidden="1"/>
+    <w:lsdException w:name="List Paragraph" w:uiPriority="34" w:qFormat="1"/>
+    <w:lsdException w:name="Quote" w:uiPriority="29" w:qFormat="1"/>
+    <w:lsdException w:name="Intense Quote" w:uiPriority="30" w:qFormat="1"/>
+    <w:lsdException w:name="Medium List 2 Accent 1" w:uiPriority="66"/>
+    <w:lsdException w:name="Medium Grid 1 Accent 1" w:uiPriority="67"/>
+    <w:lsdException w:name="Medium Grid 2 Accent 1" w:uiPriority="68"/>
+    <w:lsdException w:name="Medium Grid 3 Accent 1" w:uiPriority="69"/>
+    <w:lsdException w:name="Dark List Accent 1" w:uiPriority="70"/>
+    <w:lsdException w:name="Colorful Shading Accent 1" w:uiPriority="71"/>
+    <w:lsdException w:name="Colorful List Accent 1" w:uiPriority="72"/>
+    <w:lsdException w:name="Colorful Grid Accent 1" w:uiPriority="73"/>
+    <w:lsdException w:name="Light Shading Accent 2" w:uiPriority="60"/>
+    <w:lsdException w:name="Light List Accent 2" w:uiPriority="61"/>
+    <w:lsdException w:name="Light Grid Accent 2" w:uiPriority="62"/>
+    <w:lsdException w:name="Medium Shading 1 Accent 2" w:uiPriority="63"/>
+    <w:lsdException w:name="Medium Shading 2 Accent 2" w:uiPriority="64"/>
+    <w:lsdException w:name="Medium List 1 Accent 2" w:uiPriority="65"/>
+    <w:lsdException w:name="Medium List 2 Accent 2" w:uiPriority="66"/>
+    <w:lsdException w:name="Medium Grid 1 Accent 2" w:uiPriority="67"/>
+    <w:lsdException w:name="Medium Grid 2 Accent 2" w:uiPriority="68"/>
+    <w:lsdException w:name="Medium Grid 3 Accent 2" w:uiPriority="69"/>
+    <w:lsdException w:name="Dark List Accent 2" w:uiPriority="70"/>
+    <w:lsdException w:name="Colorful Shading Accent 2" w:uiPriority="71"/>
+    <w:lsdException w:name="Colorful List Accent 2" w:uiPriority="72"/>
+    <w:lsdException w:name="Colorful Grid Accent 2" w:uiPriority="73"/>
+    <w:lsdException w:name="Light Shading Accent 3" w:uiPriority="60"/>
+    <w:lsdException w:name="Light List Accent 3" w:uiPriority="61"/>
+    <w:lsdException w:name="Light Grid Accent 3" w:uiPriority="62"/>
+    <w:lsdException w:name="Medium Shading 1 Accent 3" w:uiPriority="63"/>
+    <w:lsdException w:name="Medium Shading 2 Accent 3" w:uiPriority="64"/>
+    <w:lsdException w:name="Medium List 1 Accent 3" w:uiPriority="65"/>
+    <w:lsdException w:name="Medium List 2 Accent 3" w:uiPriority="66"/>
+    <w:lsdException w:name="Medium Grid 1 Accent 3" w:uiPriority="67"/>
+    <w:lsdException w:name="Medium Grid 2 Accent 3" w:uiPriority="68"/>
+    <w:lsdException w:name="Medium Grid 3 Accent 3" w:uiPriority="69"/>
+    <w:lsdException w:name="Dark List Accent 3" w:uiPriority="70"/>
+    <w:lsdException w:name="Colorful Shading Accent 3" w:uiPriority="71"/>
+    <w:lsdException w:name="Colorful List Accent 3" w:uiPriority="72"/>
+    <w:lsdException w:name="Colorful Grid Accent 3" w:uiPriority="73"/>
+    <w:lsdException w:name="Light Shading Accent 4" w:uiPriority="60"/>
+    <w:lsdException w:name="Light List Accent 4" w:uiPriority="61"/>
+    <w:lsdException w:name="Light Grid Accent 4" w:uiPriority="62"/>
+    <w:lsdException w:name="Medium Shading 1 Accent 4" w:uiPriority="63"/>
+    <w:lsdException w:name="Medium Shading 2 Accent 4" w:uiPriority="64"/>
+    <w:lsdException w:name="Medium List 1 Accent 4" w:uiPriority="65"/>
+    <w:lsdException w:name="Medium List 2 Accent 4" w:uiPriority="66"/>
+    <w:lsdException w:name="Medium Grid 1 Accent 4" w:uiPriority="67"/>
+    <w:lsdException w:name="Medium Grid 2 Accent 4" w:uiPriority="68"/>
+    <w:lsdException w:name="Medium Grid 3 Accent 4" w:uiPriority="69"/>
+    <w:lsdException w:name="Dark List Accent 4" w:uiPriority="70"/>
+    <w:lsdException w:name="Colorful Shading Accent 4" w:uiPriority="71"/>
+    <w:lsdException w:name="Colorful List Accent 4" w:uiPriority="72"/>
+    <w:lsdException w:name="Colorful Grid Accent 4" w:uiPriority="73"/>
+    <w:lsdException w:name="Light Shading Accent 5" w:uiPriority="60"/>
+    <w:lsdException w:name="Light List Accent 5" w:uiPriority="61"/>
+    <w:lsdException w:name="Light Grid Accent 5" w:uiPriority="62"/>
+    <w:lsdException w:name="Medium Shading 1 Accent 5" w:uiPriority="63"/>
+    <w:lsdException w:name="Medium Shading 2 Accent 5" w:uiPriority="64"/>
+    <w:lsdException w:name="Medium List 1 Accent 5" w:uiPriority="65"/>
+    <w:lsdException w:name="Medium List 2 Accent 5" w:uiPriority="66"/>
+    <w:lsdException w:name="Medium Grid 1 Accent 5" w:uiPriority="67"/>
+    <w:lsdException w:name="Medium Grid 2 Accent 5" w:uiPriority="68"/>
+    <w:lsdException w:name="Medium Grid 3 Accent 5" w:uiPriority="69"/>
+    <w:lsdException w:name="Dark List Accent 5" w:uiPriority="70"/>
+    <w:lsdException w:name="Colorful Shading Accent 5" w:uiPriority="71"/>
+    <w:lsdException w:name="Colorful List Accent 5" w:uiPriority="72"/>
+    <w:lsdException w:name="Colorful Grid Accent 5" w:uiPriority="73"/>
+    <w:lsdException w:name="Light Shading Accent 6" w:uiPriority="60"/>
+    <w:lsdException w:name="Light List Accent 6" w:uiPriority="61"/>
+    <w:lsdException w:name="Light Grid Accent 6" w:uiPriority="62"/>
+    <w:lsdException w:name="Medium Shading 1 Accent 6" w:uiPriority="63"/>
+    <w:lsdException w:name="Medium Shading 2 Accent 6" w:uiPriority="64"/>
+    <w:lsdException w:name="Medium List 1 Accent 6" w:uiPriority="65"/>
+    <w:lsdException w:name="Medium List 2 Accent 6" w:uiPriority="66"/>
+    <w:lsdException w:name="Medium Grid 1 Accent 6" w:uiPriority="67"/>
+    <w:lsdException w:name="Medium Grid 2 Accent 6" w:uiPriority="68"/>
+    <w:lsdException w:name="Medium Grid 3 Accent 6" w:uiPriority="69"/>
+    <w:lsdException w:name="Dark List Accent 6" w:uiPriority="70"/>
+    <w:lsdException w:name="Colorful Shading Accent 6" w:uiPriority="71"/>
+    <w:lsdException w:name="Colorful List Accent 6" w:uiPriority="72"/>
+    <w:lsdException w:name="Colorful Grid Accent 6" w:uiPriority="73"/>
+    <w:lsdException w:name="Subtle Emphasis" w:uiPriority="19" w:qFormat="1"/>
+    <w:lsdException w:name="Intense Emphasis" w:uiPriority="21" w:qFormat="1"/>
+    <w:lsdException w:name="Subtle Reference" w:uiPriority="31" w:qFormat="1"/>
+    <w:lsdException w:name="Intense Reference" w:uiPriority="32" w:qFormat="1"/>
+    <w:lsdException w:name="Book Title" w:uiPriority="33" w:qFormat="1"/>
+    <w:lsdException w:name="Bibliography" w:semiHidden="1" w:uiPriority="37" w:unhideWhenUsed="1"/>
+    <w:lsdException w:name="TOC Heading" w:semiHidden="1" w:uiPriority="39" w:unhideWhenUsed="1" w:qFormat="1"/>
+    <w:lsdException w:name="Plain Table 1" w:uiPriority="41"/>
+    <w:lsdException w:name="Plain Table 2" w:uiPriority="42"/>
+    <w:lsdException w:name="Plain Table 3" w:uiPriority="43"/>
+    <w:lsdException w:name="Plain Table 4" w:uiPriority="44"/>
+    <w:lsdException w:name="Plain Table 5" w:uiPriority="45"/>
+    <w:lsdException w:name="Grid Table Light" w:uiPriority="40"/>
+    <w:lsdException w:name="Grid Table 1 Light" w:uiPriority="46"/>
+    <w:lsdException w:name="Grid Table 2" w:uiPriority="47"/>
+    <w:lsdException w:name="Grid Table 3" w:uiPriority="48"/>
+    <w:lsdException w:name="Grid Table 4" w:uiPriority="49"/>
+    <w:lsdException w:name="Grid Table 5 Dark" w:uiPriority="50"/>
+    <w:lsdException w:name="Grid Table 6 Colorful" w:uiPriority="51"/>
+    <w:lsdException w:name="Grid Table 7 Colorful" w:uiPriority="52"/>
+    <w:lsdException w:name="Grid Table 1 Light Accent 1" w:uiPriority="46"/>
+    <w:lsdException w:name="Grid Table 2 Accent 1" w:uiPriority="47"/>
+    <w:lsdException w:name="Grid Table 3 Accent 1" w:uiPriority="48"/>
+    <w:lsdException w:name="Grid Table 4 Accent 1" w:uiPriority="49"/>
+    <w:lsdException w:name="Grid Table 5 Dark Accent 1" w:uiPriority="50"/>
+    <w:lsdException w:name="Grid Table 6 Colorful Accent 1" w:uiPriority="51"/>
+    <w:lsdException w:name="Grid Table 7 Colorful Accent 1" w:uiPriority="52"/>
+    <w:lsdException w:name="Grid Table 1 Light Accent 2" w:uiPriority="46"/>
+    <w:lsdException w:name="Grid Table 2 Accent 2" w:uiPriority="47"/>
+    <w:lsdException w:name="Grid Table 3 Accent 2" w:uiPriority="48"/>
+    <w:lsdException w:name="Grid Table 4 Accent 2" w:uiPriority="49"/>
+    <w:lsdException w:name="Grid Table 5 Dark Accent 2" w:uiPriority="50"/>
+    <w:lsdException w:name="Grid Table 6 Colorful Accent 2" w:uiPriority="51"/>
+    <w:lsdException w:name="Grid Table 7 Colorful Accent 2" w:uiPriority="52"/>
+    <w:lsdException w:name="Grid Table 1 Light Accent 3" w:uiPriority="46"/>
+    <w:lsdException w:name="Grid Table 2 Accent 3" w:uiPriority="47"/>
+    <w:lsdException w:name="Grid Table 3 Accent 3" w:uiPriority="48"/>
+    <w:lsdException w:name="Grid Table 4 Accent 3" w:uiPriority="49"/>
+    <w:lsdException w:name="Grid Table 5 Dark Accent 3" w:uiPriority="50"/>
+    <w:lsdException w:name="Grid Table 6 Colorful Accent 3" w:uiPriority="51"/>
+    <w:lsdException w:name="Grid Table 7 Colorful Accent 3" w:uiPriority="52"/>
+    <w:lsdException w:name="Grid Table 1 Light Accent 4" w:uiPriority="46"/>
+    <w:lsdException w:name="Grid Table 2 Accent 4" w:uiPriority="47"/>
+    <w:lsdException w:name="Grid Table 3 Accent 4" w:uiPriority="48"/>
+    <w:lsdException w:name="Grid Table 4 Accent 4" w:uiPriority="49"/>
+    <w:lsdException w:name="Grid Table 5 Dark Accent 4" w:uiPriority="50"/>
+    <w:lsdException w:name="Grid Table 6 Colorful Accent 4" w:uiPriority="51"/>
+    <w:lsdException w:name="Grid Table 7 Colorful Accent 4" w:uiPriority="52"/>
+    <w:lsdException w:name="Grid Table 1 Light Accent 5" w:uiPriority="46"/>
+    <w:lsdException w:name="Grid Table 2 Accent 5" w:uiPriority="47"/>
+    <w:lsdException w:name="Grid Table 3 Accent 5" w:uiPriority="48"/>
+    <w:lsdException w:name="Grid Table 4 Accent 5" w:uiPriority="49"/>
+    <w:lsdException w:name="Grid Table 5 Dark Accent 5" w:uiPriority="50"/>
+    <w:lsdException w:name="Grid Table 6 Colorful Accent 5" w:uiPriority="51"/>
+    <w:lsdException w:name="Grid Table 7 Colorful Accent 5" w:uiPriority="52"/>
+    <w:lsdException w:name="Grid Table 1 Light Accent 6" w:uiPriority="46"/>
+    <w:lsdException w:name="Grid Table 2 Accent 6" w:uiPriority="47"/>
+    <w:lsdException w:name="Grid Table 3 Accent 6" w:uiPriority="48"/>
+    <w:lsdException w:name="Grid Table 4 Accent 6" w:uiPriority="49"/>
+    <w:lsdException w:name="Grid Table 5 Dark Accent 6" w:uiPriority="50"/>
+    <w:lsdException w:name="Grid Table 6 Colorful Accent 6" w:uiPriority="51"/>
+    <w:lsdException w:name="Grid Table 7 Colorful Accent 6" w:uiPriority="52"/>
+    <w:lsdException w:name="List Table 1 Light" w:uiPriority="46"/>
+    <w:lsdException w:name="List Table 2" w:uiPriority="47"/>
+    <w:lsdException w:name="List Table 3" w:uiPriority="48"/>
+    <w:lsdException w:name="List Table 4" w:uiPriority="49"/>
+    <w:lsdException w:name="List Table 5 Dark" w:uiPriority="50"/>
+    <w:lsdException w:name="List Table 6 Colorful" w:uiPriority="51"/>
+    <w:lsdException w:name="List Table 7 Colorful" w:uiPriority="52"/>
+    <w:lsdException w:name="List Table 1 Light Accent 1" w:uiPriority="46"/>
+    <w:lsdException w:name="List Table 2 Accent 1" w:uiPriority="47"/>
+    <w:lsdException w:name="List Table 3 Accent 1" w:uiPriority="48"/>
+    <w:lsdException w:name="List Table 4 Accent 1" w:uiPriority="49"/>
+    <w:lsdException w:name="List Table 5 Dark Accent 1" w:uiPriority="50"/>
+    <w:lsdException w:name="List Table 6 Colorful Accent 1" w:uiPriority="51"/>
+    <w:lsdException w:name="List Table 7 Colorful Accent 1" w:uiPriority="52"/>
+    <w:lsdException w:name="List Table 1 Light Accent 2" w:uiPriority="46"/>
+    <w:lsdException w:name="List Table 2 Accent 2" w:uiPriority="47"/>
+    <w:lsdException w:name="List Table 3 Accent 2" w:uiPriority="48"/>
+    <w:lsdException w:name="List Table 4 Accent 2" w:uiPriority="49"/>
+    <w:lsdException w:name="List Table 5 Dark Accent 2" w:uiPriority="50"/>
+    <w:lsdException w:name="List Table 6 Colorful Accent 2" w:uiPriority="51"/>
+    <w:lsdException w:name="List Table 7 Colorful Accent 2" w:uiPriority="52"/>
+    <w:lsdException w:name="List Table 1 Light Accent 3" w:uiPriority="46"/>
+    <w:lsdException w:name="List Table 2 Accent 3" w:uiPriority="47"/>
+    <w:lsdException w:name="List Table 3 Accent 3" w:uiPriority="48"/>
+    <w:lsdException w:name="List Table 4 Accent 3" w:uiPriority="49"/>
+    <w:lsdException w:name="List Table 5 Dark Accent 3" w:uiPriority="50"/>
+    <w:lsdException w:name="List Table 6 Colorful Accent 3" w:uiPriority="51"/>
+    <w:lsdException w:name="List Table 7 Colorful Accent 3" w:uiPriority="52"/>
+    <w:lsdException w:name="List Table 1 Light Accent 4" w:uiPriority="46"/>
+    <w:lsdException w:name="List Table 2 Accent 4" w:uiPriority="47"/>
+    <w:lsdException w:name="List Table 3 Accent 4" w:uiPriority="48"/>
+    <w:lsdException w:name="List Table 4 Accent 4" w:uiPriority="49"/>
+    <w:lsdException w:name="List Table 5 Dark Accent 4" w:uiPriority="50"/>
+    <w:lsdException w:name="List Table 6 Colorful Accent 4" w:uiPriority="51"/>
+    <w:lsdException w:name="List Table 7 Colorful Accent 4" w:uiPriority="52"/>
+    <w:lsdException w:name="List Table 1 Light Accent 5" w:uiPriority="46"/>
+    <w:lsdException w:name="List Table 2 Accent 5" w:uiPriority="47"/>
+    <w:lsdException w:name="List Table 3 Accent 5" w:uiPriority="48"/>
+    <w:lsdException w:name="List Table 4 Accent 5" w:uiPriority="49"/>
+    <w:lsdException w:name="List Table 5 Dark Accent 5" w:uiPriority="50"/>
+    <w:lsdException w:name="List Table 6 Colorful Accent 5" w:uiPriority="51"/>
+    <w:lsdException w:name="List Table 7 Colorful Accent 5" w:uiPriority="52"/>
+    <w:lsdException w:name="List Table 1 Light Accent 6" w:uiPriority="46"/>
+    <w:lsdException w:name="List Table 2 Accent 6" w:uiPriority="47"/>
+    <w:lsdException w:name="List Table 3 Accent 6" w:uiPriority="48"/>
+    <w:lsdException w:name="List Table 4 Accent 6" w:uiPriority="49"/>
+    <w:lsdException w:name="List Table 5 Dark Accent 6" w:uiPriority="50"/>
+    <w:lsdException w:name="List Table 6 Colorful Accent 6" w:uiPriority="51"/>
+    <w:lsdException w:name="List Table 7 Colorful Accent 6" w:uiPriority="52"/>
   </w:latentStyles>
   <w:style w:type="paragraph" w:default="1" w:styleId="a">
     <w:name w:val="Normal"/>
